--- a/Documentation/System Documentation.docx
+++ b/Documentation/System Documentation.docx
@@ -246,21 +246,7 @@
         <w:rPr>
           <w:lang w:val="en-US"/>
         </w:rPr>
-        <w:t xml:space="preserve">Upon the first launch, Excel will typically display a yellow security warning bar </w:t>
-      </w:r>
-      <w:proofErr w:type="gramStart"/>
-      <w:r>
-        <w:rPr>
-          <w:lang w:val="en-US"/>
-        </w:rPr>
-        <w:t>stating</w:t>
-      </w:r>
-      <w:proofErr w:type="gramEnd"/>
-      <w:r>
-        <w:rPr>
-          <w:lang w:val="en-US"/>
-        </w:rPr>
-        <w:t xml:space="preserve"> "Security Warning - Macros have been disabled". </w:t>
+        <w:t xml:space="preserve">Upon the first launch, Excel will typically display a yellow security warning bar stating "Security Warning - Macros have been disabled". </w:t>
       </w:r>
       <w:r>
         <w:t xml:space="preserve">The </w:t>
@@ -364,6 +350,194 @@
           <w:lang w:val="en-US"/>
         </w:rPr>
         <w:t>.</w:t>
+      </w:r>
+    </w:p>
+    <w:p>
+      <w:pPr>
+        <w:rPr>
+          <w:b/>
+          <w:bCs/>
+        </w:rPr>
+      </w:pPr>
+    </w:p>
+    <w:p>
+      <w:pPr>
+        <w:rPr>
+          <w:b/>
+          <w:bCs/>
+        </w:rPr>
+      </w:pPr>
+      <w:r>
+        <w:rPr>
+          <w:b/>
+          <w:bCs/>
+        </w:rPr>
+        <w:t>3. M</w:t>
+      </w:r>
+      <w:proofErr w:type="spellStart"/>
+      <w:r>
+        <w:rPr>
+          <w:b/>
+          <w:bCs/>
+        </w:rPr>
+        <w:t>aintenance</w:t>
+      </w:r>
+      <w:proofErr w:type="spellEnd"/>
+      <w:r>
+        <w:rPr>
+          <w:b/>
+          <w:bCs/>
+        </w:rPr>
+        <w:t xml:space="preserve"> and Administration</w:t>
+      </w:r>
+    </w:p>
+    <w:p>
+      <w:pPr>
+        <w:numPr>
+          <w:ilvl w:val="0"/>
+          <w:numId w:val="6"/>
+        </w:numPr>
+        <w:rPr>
+          <w:lang w:val="en-US"/>
+        </w:rPr>
+      </w:pPr>
+      <w:r>
+        <w:rPr>
+          <w:b/>
+          <w:bCs/>
+          <w:lang w:val="en-US"/>
+        </w:rPr>
+        <w:t>Sheet Protection:</w:t>
+      </w:r>
+      <w:r>
+        <w:rPr>
+          <w:lang w:val="en-US"/>
+        </w:rPr>
+        <w:t xml:space="preserve"> To ensure game stability and prevent accidental manual modification of the grid or UI indicators, </w:t>
+      </w:r>
+      <w:r>
+        <w:rPr>
+          <w:b/>
+          <w:bCs/>
+          <w:lang w:val="en-US"/>
+        </w:rPr>
+        <w:t>Sheet1</w:t>
+      </w:r>
+      <w:r>
+        <w:rPr>
+          <w:lang w:val="en-US"/>
+        </w:rPr>
+        <w:t xml:space="preserve"> is password-protected.</w:t>
+      </w:r>
+    </w:p>
+    <w:p>
+      <w:pPr>
+        <w:numPr>
+          <w:ilvl w:val="0"/>
+          <w:numId w:val="6"/>
+        </w:numPr>
+      </w:pPr>
+      <w:proofErr w:type="spellStart"/>
+      <w:r>
+        <w:rPr>
+          <w:b/>
+          <w:bCs/>
+        </w:rPr>
+        <w:t>Administrative</w:t>
+      </w:r>
+      <w:proofErr w:type="spellEnd"/>
+      <w:r>
+        <w:rPr>
+          <w:b/>
+          <w:bCs/>
+        </w:rPr>
+        <w:t xml:space="preserve"> </w:t>
+      </w:r>
+      <w:proofErr w:type="spellStart"/>
+      <w:r>
+        <w:rPr>
+          <w:b/>
+          <w:bCs/>
+        </w:rPr>
+        <w:t>Password</w:t>
+      </w:r>
+      <w:proofErr w:type="spellEnd"/>
+      <w:r>
+        <w:rPr>
+          <w:b/>
+          <w:bCs/>
+        </w:rPr>
+        <w:t>:</w:t>
+      </w:r>
+      <w:r>
+        <w:t xml:space="preserve"> Gra123</w:t>
+      </w:r>
+    </w:p>
+    <w:p>
+      <w:pPr>
+        <w:numPr>
+          <w:ilvl w:val="0"/>
+          <w:numId w:val="6"/>
+        </w:numPr>
+        <w:rPr>
+          <w:lang w:val="en-US"/>
+        </w:rPr>
+      </w:pPr>
+      <w:r>
+        <w:rPr>
+          <w:b/>
+          <w:bCs/>
+          <w:lang w:val="en-US"/>
+        </w:rPr>
+        <w:t>Manual Edits:</w:t>
+      </w:r>
+      <w:r>
+        <w:rPr>
+          <w:lang w:val="en-US"/>
+        </w:rPr>
+        <w:t xml:space="preserve"> If you need to manually adjust the board layout or formatting, navigate to the </w:t>
+      </w:r>
+      <w:r>
+        <w:rPr>
+          <w:b/>
+          <w:bCs/>
+          <w:lang w:val="en-US"/>
+        </w:rPr>
+        <w:t>Review</w:t>
+      </w:r>
+      <w:r>
+        <w:rPr>
+          <w:lang w:val="en-US"/>
+        </w:rPr>
+        <w:t xml:space="preserve"> tab in Excel and select </w:t>
+      </w:r>
+      <w:r>
+        <w:rPr>
+          <w:b/>
+          <w:bCs/>
+          <w:lang w:val="en-US"/>
+        </w:rPr>
+        <w:t>Unprotect Sheet</w:t>
+      </w:r>
+      <w:r>
+        <w:rPr>
+          <w:lang w:val="en-US"/>
+        </w:rPr>
+        <w:t xml:space="preserve">. Note that protection is automatically reapplied every time the workbook is opened via the </w:t>
+      </w:r>
+      <w:proofErr w:type="spellStart"/>
+      <w:r>
+        <w:rPr>
+          <w:lang w:val="en-US"/>
+        </w:rPr>
+        <w:t>Workbook_Open</w:t>
+      </w:r>
+      <w:proofErr w:type="spellEnd"/>
+      <w:r>
+        <w:rPr>
+          <w:lang w:val="en-US"/>
+        </w:rPr>
+        <w:t xml:space="preserve"> procedure.</w:t>
       </w:r>
     </w:p>
     <w:p>
@@ -946,6 +1120,155 @@
     </w:lvl>
   </w:abstractNum>
   <w:abstractNum w:abstractNumId="4" w15:restartNumberingAfterBreak="0">
+    <w:nsid w:val="65D57A12"/>
+    <w:multiLevelType w:val="multilevel"/>
+    <w:tmpl w:val="C1D8F9F0"/>
+    <w:lvl w:ilvl="0">
+      <w:start w:val="1"/>
+      <w:numFmt w:val="bullet"/>
+      <w:lvlText w:val=""/>
+      <w:lvlJc w:val="left"/>
+      <w:pPr>
+        <w:tabs>
+          <w:tab w:val="num" w:pos="720"/>
+        </w:tabs>
+        <w:ind w:left="720" w:hanging="360"/>
+      </w:pPr>
+      <w:rPr>
+        <w:rFonts w:ascii="Symbol" w:hAnsi="Symbol" w:hint="default"/>
+        <w:sz w:val="20"/>
+      </w:rPr>
+    </w:lvl>
+    <w:lvl w:ilvl="1" w:tentative="1">
+      <w:start w:val="1"/>
+      <w:numFmt w:val="bullet"/>
+      <w:lvlText w:val="o"/>
+      <w:lvlJc w:val="left"/>
+      <w:pPr>
+        <w:tabs>
+          <w:tab w:val="num" w:pos="1440"/>
+        </w:tabs>
+        <w:ind w:left="1440" w:hanging="360"/>
+      </w:pPr>
+      <w:rPr>
+        <w:rFonts w:ascii="Courier New" w:hAnsi="Courier New" w:hint="default"/>
+        <w:sz w:val="20"/>
+      </w:rPr>
+    </w:lvl>
+    <w:lvl w:ilvl="2" w:tentative="1">
+      <w:start w:val="1"/>
+      <w:numFmt w:val="bullet"/>
+      <w:lvlText w:val=""/>
+      <w:lvlJc w:val="left"/>
+      <w:pPr>
+        <w:tabs>
+          <w:tab w:val="num" w:pos="2160"/>
+        </w:tabs>
+        <w:ind w:left="2160" w:hanging="360"/>
+      </w:pPr>
+      <w:rPr>
+        <w:rFonts w:ascii="Wingdings" w:hAnsi="Wingdings" w:hint="default"/>
+        <w:sz w:val="20"/>
+      </w:rPr>
+    </w:lvl>
+    <w:lvl w:ilvl="3" w:tentative="1">
+      <w:start w:val="1"/>
+      <w:numFmt w:val="bullet"/>
+      <w:lvlText w:val=""/>
+      <w:lvlJc w:val="left"/>
+      <w:pPr>
+        <w:tabs>
+          <w:tab w:val="num" w:pos="2880"/>
+        </w:tabs>
+        <w:ind w:left="2880" w:hanging="360"/>
+      </w:pPr>
+      <w:rPr>
+        <w:rFonts w:ascii="Wingdings" w:hAnsi="Wingdings" w:hint="default"/>
+        <w:sz w:val="20"/>
+      </w:rPr>
+    </w:lvl>
+    <w:lvl w:ilvl="4" w:tentative="1">
+      <w:start w:val="1"/>
+      <w:numFmt w:val="bullet"/>
+      <w:lvlText w:val=""/>
+      <w:lvlJc w:val="left"/>
+      <w:pPr>
+        <w:tabs>
+          <w:tab w:val="num" w:pos="3600"/>
+        </w:tabs>
+        <w:ind w:left="3600" w:hanging="360"/>
+      </w:pPr>
+      <w:rPr>
+        <w:rFonts w:ascii="Wingdings" w:hAnsi="Wingdings" w:hint="default"/>
+        <w:sz w:val="20"/>
+      </w:rPr>
+    </w:lvl>
+    <w:lvl w:ilvl="5" w:tentative="1">
+      <w:start w:val="1"/>
+      <w:numFmt w:val="bullet"/>
+      <w:lvlText w:val=""/>
+      <w:lvlJc w:val="left"/>
+      <w:pPr>
+        <w:tabs>
+          <w:tab w:val="num" w:pos="4320"/>
+        </w:tabs>
+        <w:ind w:left="4320" w:hanging="360"/>
+      </w:pPr>
+      <w:rPr>
+        <w:rFonts w:ascii="Wingdings" w:hAnsi="Wingdings" w:hint="default"/>
+        <w:sz w:val="20"/>
+      </w:rPr>
+    </w:lvl>
+    <w:lvl w:ilvl="6" w:tentative="1">
+      <w:start w:val="1"/>
+      <w:numFmt w:val="bullet"/>
+      <w:lvlText w:val=""/>
+      <w:lvlJc w:val="left"/>
+      <w:pPr>
+        <w:tabs>
+          <w:tab w:val="num" w:pos="5040"/>
+        </w:tabs>
+        <w:ind w:left="5040" w:hanging="360"/>
+      </w:pPr>
+      <w:rPr>
+        <w:rFonts w:ascii="Wingdings" w:hAnsi="Wingdings" w:hint="default"/>
+        <w:sz w:val="20"/>
+      </w:rPr>
+    </w:lvl>
+    <w:lvl w:ilvl="7" w:tentative="1">
+      <w:start w:val="1"/>
+      <w:numFmt w:val="bullet"/>
+      <w:lvlText w:val=""/>
+      <w:lvlJc w:val="left"/>
+      <w:pPr>
+        <w:tabs>
+          <w:tab w:val="num" w:pos="5760"/>
+        </w:tabs>
+        <w:ind w:left="5760" w:hanging="360"/>
+      </w:pPr>
+      <w:rPr>
+        <w:rFonts w:ascii="Wingdings" w:hAnsi="Wingdings" w:hint="default"/>
+        <w:sz w:val="20"/>
+      </w:rPr>
+    </w:lvl>
+    <w:lvl w:ilvl="8" w:tentative="1">
+      <w:start w:val="1"/>
+      <w:numFmt w:val="bullet"/>
+      <w:lvlText w:val=""/>
+      <w:lvlJc w:val="left"/>
+      <w:pPr>
+        <w:tabs>
+          <w:tab w:val="num" w:pos="6480"/>
+        </w:tabs>
+        <w:ind w:left="6480" w:hanging="360"/>
+      </w:pPr>
+      <w:rPr>
+        <w:rFonts w:ascii="Wingdings" w:hAnsi="Wingdings" w:hint="default"/>
+        <w:sz w:val="20"/>
+      </w:rPr>
+    </w:lvl>
+  </w:abstractNum>
+  <w:abstractNum w:abstractNumId="5" w15:restartNumberingAfterBreak="0">
     <w:nsid w:val="694D0E5D"/>
     <w:multiLevelType w:val="multilevel"/>
     <w:tmpl w:val="7BB06CE8"/>
@@ -1104,10 +1427,13 @@
     <w:abstractNumId w:val="3"/>
   </w:num>
   <w:num w:numId="4" w16cid:durableId="842165350">
-    <w:abstractNumId w:val="4"/>
+    <w:abstractNumId w:val="5"/>
   </w:num>
   <w:num w:numId="5" w16cid:durableId="845091727">
     <w:abstractNumId w:val="2"/>
+  </w:num>
+  <w:num w:numId="6" w16cid:durableId="2061663888">
+    <w:abstractNumId w:val="4"/>
   </w:num>
 </w:numbering>
 </file>
@@ -1715,7 +2041,6 @@
   <w:style w:type="character" w:default="1" w:styleId="Domylnaczcionkaakapitu">
     <w:name w:val="Default Paragraph Font"/>
     <w:uiPriority w:val="1"/>
-    <w:semiHidden/>
     <w:unhideWhenUsed/>
   </w:style>
   <w:style w:type="table" w:default="1" w:styleId="Standardowy">

--- a/Documentation/System Documentation.docx
+++ b/Documentation/System Documentation.docx
@@ -7,17 +7,17 @@
         <w:rPr>
           <w:b/>
           <w:bCs/>
-          <w:sz w:val="36"/>
-          <w:szCs w:val="36"/>
-          <w:lang w:val="en-US"/>
-        </w:rPr>
-      </w:pPr>
-      <w:r>
-        <w:rPr>
-          <w:b/>
-          <w:bCs/>
-          <w:sz w:val="36"/>
-          <w:szCs w:val="36"/>
+          <w:sz w:val="32"/>
+          <w:szCs w:val="32"/>
+          <w:lang w:val="en-US"/>
+        </w:rPr>
+      </w:pPr>
+      <w:r>
+        <w:rPr>
+          <w:b/>
+          <w:bCs/>
+          <w:sz w:val="32"/>
+          <w:szCs w:val="32"/>
           <w:lang w:val="en-US"/>
         </w:rPr>
         <w:t>System Documentation</w:t>
@@ -37,14 +37,12 @@
           <w:iCs/>
           <w:lang w:val="en-US"/>
         </w:rPr>
-        <w:t>Requirements and Deployment</w:t>
+        <w:t>Environmental requirements, deployment instructions, and administration.</w:t>
       </w:r>
     </w:p>
     <w:p>
       <w:pPr>
         <w:rPr>
-          <w:b/>
-          <w:bCs/>
           <w:lang w:val="en-US"/>
         </w:rPr>
       </w:pPr>
@@ -54,153 +52,48 @@
         <w:rPr>
           <w:b/>
           <w:bCs/>
-          <w:lang w:val="en-US"/>
-        </w:rPr>
-      </w:pPr>
-      <w:r>
-        <w:rPr>
-          <w:b/>
-          <w:bCs/>
-          <w:lang w:val="en-US"/>
-        </w:rPr>
-        <w:t>1. Environmental Requirements</w:t>
-      </w:r>
-    </w:p>
-    <w:p>
-      <w:pPr>
-        <w:numPr>
-          <w:ilvl w:val="0"/>
-          <w:numId w:val="4"/>
-        </w:numPr>
-        <w:rPr>
-          <w:lang w:val="en-US"/>
-        </w:rPr>
-      </w:pPr>
-      <w:r>
-        <w:rPr>
-          <w:b/>
-          <w:bCs/>
-          <w:lang w:val="en-US"/>
-        </w:rPr>
-        <w:t>Software:</w:t>
-      </w:r>
-      <w:r>
-        <w:rPr>
-          <w:lang w:val="en-US"/>
-        </w:rPr>
-        <w:t xml:space="preserve"> Microsoft Excel (version 2010 or newer, due to UI-level support for the RGB color palette).</w:t>
-      </w:r>
-    </w:p>
-    <w:p>
-      <w:pPr>
-        <w:numPr>
-          <w:ilvl w:val="0"/>
-          <w:numId w:val="4"/>
-        </w:numPr>
-        <w:rPr>
-          <w:lang w:val="en-US"/>
-        </w:rPr>
-      </w:pPr>
-      <w:r>
-        <w:rPr>
-          <w:b/>
-          <w:bCs/>
-          <w:lang w:val="en-US"/>
-        </w:rPr>
-        <w:t>Operating System:</w:t>
-      </w:r>
-      <w:r>
-        <w:rPr>
-          <w:lang w:val="en-US"/>
-        </w:rPr>
-        <w:t xml:space="preserve"> Windows or macOS environment with fully functional VBA support.</w:t>
-      </w:r>
-    </w:p>
-    <w:p>
-      <w:pPr>
-        <w:numPr>
-          <w:ilvl w:val="0"/>
-          <w:numId w:val="4"/>
-        </w:numPr>
-        <w:rPr>
-          <w:lang w:val="en-US"/>
-        </w:rPr>
-      </w:pPr>
-      <w:r>
-        <w:rPr>
-          <w:b/>
-          <w:bCs/>
-          <w:lang w:val="en-US"/>
-        </w:rPr>
-        <w:t>Compatibility:</w:t>
-      </w:r>
-      <w:r>
-        <w:rPr>
-          <w:lang w:val="en-US"/>
-        </w:rPr>
-        <w:t xml:space="preserve"> The code must be contained within a macro-enabled file format (.</w:t>
+          <w:sz w:val="24"/>
+          <w:szCs w:val="24"/>
+        </w:rPr>
+      </w:pPr>
+      <w:r>
+        <w:rPr>
+          <w:b/>
+          <w:bCs/>
+          <w:sz w:val="24"/>
+          <w:szCs w:val="24"/>
+        </w:rPr>
+        <w:t xml:space="preserve">1. </w:t>
       </w:r>
       <w:proofErr w:type="spellStart"/>
       <w:r>
         <w:rPr>
-          <w:lang w:val="en-US"/>
-        </w:rPr>
-        <w:t>xlsm</w:t>
+          <w:b/>
+          <w:bCs/>
+          <w:sz w:val="24"/>
+          <w:szCs w:val="24"/>
+        </w:rPr>
+        <w:t>Environmental</w:t>
       </w:r>
       <w:proofErr w:type="spellEnd"/>
       <w:r>
         <w:rPr>
-          <w:lang w:val="en-US"/>
-        </w:rPr>
-        <w:t>)</w:t>
-      </w:r>
-    </w:p>
-    <w:p>
-      <w:pPr>
-        <w:rPr>
-          <w:b/>
-          <w:bCs/>
-          <w:lang w:val="en-US"/>
-        </w:rPr>
-      </w:pPr>
-    </w:p>
-    <w:p>
-      <w:pPr>
-        <w:rPr>
-          <w:b/>
-          <w:bCs/>
-        </w:rPr>
-      </w:pPr>
-      <w:r>
-        <w:rPr>
-          <w:b/>
-          <w:bCs/>
-        </w:rPr>
-        <w:t xml:space="preserve">2. Deployment / </w:t>
+          <w:b/>
+          <w:bCs/>
+          <w:sz w:val="24"/>
+          <w:szCs w:val="24"/>
+        </w:rPr>
+        <w:t xml:space="preserve"> </w:t>
       </w:r>
       <w:proofErr w:type="spellStart"/>
       <w:r>
         <w:rPr>
           <w:b/>
           <w:bCs/>
-        </w:rPr>
-        <w:t>Launch</w:t>
-      </w:r>
-      <w:proofErr w:type="spellEnd"/>
-      <w:r>
-        <w:rPr>
-          <w:b/>
-          <w:bCs/>
-        </w:rPr>
-        <w:t xml:space="preserve"> </w:t>
-      </w:r>
-      <w:proofErr w:type="spellStart"/>
-      <w:r>
-        <w:rPr>
-          <w:b/>
-          <w:bCs/>
-        </w:rPr>
-        <w:t>Instructions</w:t>
+          <w:sz w:val="24"/>
+          <w:szCs w:val="24"/>
+        </w:rPr>
+        <w:t>Requirements</w:t>
       </w:r>
       <w:proofErr w:type="spellEnd"/>
     </w:p>
@@ -208,7 +101,7 @@
       <w:pPr>
         <w:numPr>
           <w:ilvl w:val="0"/>
-          <w:numId w:val="5"/>
+          <w:numId w:val="7"/>
         </w:numPr>
         <w:rPr>
           <w:lang w:val="en-US"/>
@@ -216,98 +109,49 @@
       </w:pPr>
       <w:r>
         <w:rPr>
-          <w:lang w:val="en-US"/>
-        </w:rPr>
-        <w:t>The user opens the file with the .</w:t>
-      </w:r>
-      <w:proofErr w:type="spellStart"/>
-      <w:r>
-        <w:rPr>
-          <w:lang w:val="en-US"/>
-        </w:rPr>
-        <w:t>xlsm</w:t>
-      </w:r>
-      <w:proofErr w:type="spellEnd"/>
-      <w:r>
-        <w:rPr>
-          <w:lang w:val="en-US"/>
-        </w:rPr>
-        <w:t xml:space="preserve"> extension.</w:t>
+          <w:b/>
+          <w:bCs/>
+          <w:lang w:val="en-US"/>
+        </w:rPr>
+        <w:t>Software:</w:t>
+      </w:r>
+      <w:r>
+        <w:rPr>
+          <w:lang w:val="en-US"/>
+        </w:rPr>
+        <w:t xml:space="preserve"> Microsoft Excel (version 2010 or newer). This version is required to ensure full UI-level support for the RGB color palette and stable VBA execution.</w:t>
       </w:r>
     </w:p>
     <w:p>
       <w:pPr>
         <w:numPr>
           <w:ilvl w:val="0"/>
-          <w:numId w:val="5"/>
+          <w:numId w:val="7"/>
         </w:numPr>
-      </w:pPr>
-      <w:r>
-        <w:rPr>
-          <w:lang w:val="en-US"/>
-        </w:rPr>
-        <w:t xml:space="preserve">Upon the first launch, Excel will typically display a yellow security warning bar stating "Security Warning - Macros have been disabled". </w:t>
-      </w:r>
-      <w:r>
-        <w:t xml:space="preserve">The </w:t>
-      </w:r>
-      <w:proofErr w:type="spellStart"/>
-      <w:r>
-        <w:t>player</w:t>
-      </w:r>
-      <w:proofErr w:type="spellEnd"/>
-      <w:r>
-        <w:t xml:space="preserve"> </w:t>
-      </w:r>
-      <w:proofErr w:type="spellStart"/>
-      <w:r>
-        <w:t>must</w:t>
-      </w:r>
-      <w:proofErr w:type="spellEnd"/>
-      <w:r>
-        <w:t xml:space="preserve"> </w:t>
-      </w:r>
-      <w:proofErr w:type="spellStart"/>
-      <w:r>
-        <w:t>click</w:t>
-      </w:r>
-      <w:proofErr w:type="spellEnd"/>
-      <w:r>
-        <w:t xml:space="preserve"> the </w:t>
-      </w:r>
-      <w:proofErr w:type="spellStart"/>
-      <w:r>
-        <w:rPr>
-          <w:b/>
-          <w:bCs/>
-        </w:rPr>
-        <w:t>Enable</w:t>
-      </w:r>
-      <w:proofErr w:type="spellEnd"/>
-      <w:r>
-        <w:rPr>
-          <w:b/>
-          <w:bCs/>
-        </w:rPr>
-        <w:t xml:space="preserve"> Content</w:t>
-      </w:r>
-      <w:r>
-        <w:t xml:space="preserve"> </w:t>
-      </w:r>
-      <w:proofErr w:type="spellStart"/>
-      <w:r>
-        <w:t>button</w:t>
-      </w:r>
-      <w:proofErr w:type="spellEnd"/>
-      <w:r>
-        <w:t>.</w:t>
+        <w:rPr>
+          <w:lang w:val="en-US"/>
+        </w:rPr>
+      </w:pPr>
+      <w:r>
+        <w:rPr>
+          <w:b/>
+          <w:bCs/>
+          <w:lang w:val="en-US"/>
+        </w:rPr>
+        <w:t>Operating System:</w:t>
+      </w:r>
+      <w:r>
+        <w:rPr>
+          <w:lang w:val="en-US"/>
+        </w:rPr>
+        <w:t xml:space="preserve"> Windows or macOS environment with a fully functional VBA (Visual Basic for Applications) library.</w:t>
       </w:r>
     </w:p>
     <w:p>
       <w:pPr>
         <w:numPr>
           <w:ilvl w:val="0"/>
-          <w:numId w:val="5"/>
+          <w:numId w:val="7"/>
         </w:numPr>
         <w:rPr>
           <w:lang w:val="en-US"/>
@@ -315,41 +159,31 @@
       </w:pPr>
       <w:r>
         <w:rPr>
-          <w:lang w:val="en-US"/>
-        </w:rPr>
-        <w:t xml:space="preserve">Enabling macros automatically triggers the startup code from the </w:t>
-      </w:r>
-      <w:proofErr w:type="spellStart"/>
-      <w:r>
-        <w:rPr>
-          <w:lang w:val="en-US"/>
-        </w:rPr>
-        <w:t>Workbook_Open</w:t>
-      </w:r>
-      <w:proofErr w:type="spellEnd"/>
-      <w:r>
-        <w:rPr>
-          <w:lang w:val="en-US"/>
-        </w:rPr>
-        <w:t xml:space="preserve"> procedure, preparing the screen for the game. Subsequently, the player should be able to trigger the initial game launch by clicking the Start</w:t>
-      </w:r>
-      <w:r>
-        <w:rPr>
-          <w:lang w:val="en-US"/>
-        </w:rPr>
-        <w:t xml:space="preserve"> </w:t>
-      </w:r>
-      <w:r>
-        <w:rPr>
-          <w:lang w:val="en-US"/>
-        </w:rPr>
-        <w:t>Game button</w:t>
-      </w:r>
-      <w:r>
-        <w:rPr>
-          <w:lang w:val="en-US"/>
-        </w:rPr>
-        <w:t>.</w:t>
+          <w:b/>
+          <w:bCs/>
+          <w:lang w:val="en-US"/>
+        </w:rPr>
+        <w:t>File Compatibility:</w:t>
+      </w:r>
+      <w:r>
+        <w:rPr>
+          <w:lang w:val="en-US"/>
+        </w:rPr>
+        <w:t xml:space="preserve"> The application must be saved and executed within a macro-enabled workbook format (</w:t>
+      </w:r>
+      <w:r>
+        <w:rPr>
+          <w:b/>
+          <w:bCs/>
+          <w:lang w:val="en-US"/>
+        </w:rPr>
+        <w:t>.xlsm</w:t>
+      </w:r>
+      <w:r>
+        <w:rPr>
+          <w:lang w:val="en-US"/>
+        </w:rPr>
+        <w:t>) to preserve the game logic.</w:t>
       </w:r>
     </w:p>
     <w:p>
@@ -357,45 +191,103 @@
         <w:rPr>
           <w:b/>
           <w:bCs/>
-        </w:rPr>
-      </w:pPr>
+          <w:sz w:val="24"/>
+          <w:szCs w:val="24"/>
+        </w:rPr>
+      </w:pPr>
+      <w:r>
+        <w:rPr>
+          <w:b/>
+          <w:bCs/>
+          <w:sz w:val="24"/>
+          <w:szCs w:val="24"/>
+        </w:rPr>
+        <w:t xml:space="preserve">2. Deployment and </w:t>
+      </w:r>
+      <w:proofErr w:type="spellStart"/>
+      <w:r>
+        <w:rPr>
+          <w:b/>
+          <w:bCs/>
+          <w:sz w:val="24"/>
+          <w:szCs w:val="24"/>
+        </w:rPr>
+        <w:t>Launch</w:t>
+      </w:r>
+      <w:proofErr w:type="spellEnd"/>
+      <w:r>
+        <w:rPr>
+          <w:b/>
+          <w:bCs/>
+          <w:sz w:val="24"/>
+          <w:szCs w:val="24"/>
+        </w:rPr>
+        <w:t xml:space="preserve"> </w:t>
+      </w:r>
+      <w:proofErr w:type="spellStart"/>
+      <w:r>
+        <w:rPr>
+          <w:b/>
+          <w:bCs/>
+          <w:sz w:val="24"/>
+          <w:szCs w:val="24"/>
+        </w:rPr>
+        <w:t>Instructions</w:t>
+      </w:r>
+      <w:proofErr w:type="spellEnd"/>
     </w:p>
     <w:p>
       <w:pPr>
-        <w:rPr>
-          <w:b/>
-          <w:bCs/>
-        </w:rPr>
-      </w:pPr>
-      <w:r>
-        <w:rPr>
-          <w:b/>
-          <w:bCs/>
-        </w:rPr>
-        <w:t>3. M</w:t>
-      </w:r>
-      <w:proofErr w:type="spellStart"/>
-      <w:r>
-        <w:rPr>
-          <w:b/>
-          <w:bCs/>
-        </w:rPr>
-        <w:t>aintenance</w:t>
-      </w:r>
-      <w:proofErr w:type="spellEnd"/>
-      <w:r>
-        <w:rPr>
-          <w:b/>
-          <w:bCs/>
-        </w:rPr>
-        <w:t xml:space="preserve"> and Administration</w:t>
+        <w:numPr>
+          <w:ilvl w:val="0"/>
+          <w:numId w:val="8"/>
+        </w:numPr>
+        <w:rPr>
+          <w:lang w:val="en-US"/>
+        </w:rPr>
+      </w:pPr>
+      <w:r>
+        <w:rPr>
+          <w:b/>
+          <w:bCs/>
+          <w:lang w:val="en-US"/>
+        </w:rPr>
+        <w:t>File Access:</w:t>
+      </w:r>
+      <w:r>
+        <w:rPr>
+          <w:lang w:val="en-US"/>
+        </w:rPr>
+        <w:t xml:space="preserve"> The user opens the </w:t>
+      </w:r>
+      <w:r>
+        <w:rPr>
+          <w:b/>
+          <w:bCs/>
+          <w:lang w:val="en-US"/>
+        </w:rPr>
+        <w:t>Game-Visual-Memory</w:t>
+      </w:r>
+      <w:r>
+        <w:rPr>
+          <w:b/>
+          <w:bCs/>
+          <w:lang w:val="en-US"/>
+        </w:rPr>
+        <w:t>.xlsm</w:t>
+      </w:r>
+      <w:r>
+        <w:rPr>
+          <w:lang w:val="en-US"/>
+        </w:rPr>
+        <w:t xml:space="preserve"> file.</w:t>
       </w:r>
     </w:p>
     <w:p>
       <w:pPr>
         <w:numPr>
           <w:ilvl w:val="0"/>
-          <w:numId w:val="6"/>
+          <w:numId w:val="8"/>
         </w:numPr>
         <w:rPr>
           <w:lang w:val="en-US"/>
@@ -407,77 +299,166 @@
           <w:bCs/>
           <w:lang w:val="en-US"/>
         </w:rPr>
-        <w:t>Sheet Protection:</w:t>
-      </w:r>
-      <w:r>
-        <w:rPr>
-          <w:lang w:val="en-US"/>
-        </w:rPr>
-        <w:t xml:space="preserve"> To ensure game stability and prevent accidental manual modification of the grid or UI indicators, </w:t>
-      </w:r>
-      <w:r>
-        <w:rPr>
-          <w:b/>
-          <w:bCs/>
-          <w:lang w:val="en-US"/>
-        </w:rPr>
-        <w:t>Sheet1</w:t>
-      </w:r>
-      <w:r>
-        <w:rPr>
-          <w:lang w:val="en-US"/>
-        </w:rPr>
-        <w:t xml:space="preserve"> is password-protected.</w:t>
+        <w:t>Security Authorization:</w:t>
+      </w:r>
+      <w:r>
+        <w:rPr>
+          <w:lang w:val="en-US"/>
+        </w:rPr>
+        <w:t xml:space="preserve"> Upon the first launch, Excel will display a yellow security warning: </w:t>
+      </w:r>
+      <w:r>
+        <w:rPr>
+          <w:i/>
+          <w:iCs/>
+          <w:lang w:val="en-US"/>
+        </w:rPr>
+        <w:t>"Macros have been disabled"</w:t>
+      </w:r>
+      <w:r>
+        <w:rPr>
+          <w:lang w:val="en-US"/>
+        </w:rPr>
+        <w:t xml:space="preserve">. The user must click the </w:t>
+      </w:r>
+      <w:r>
+        <w:rPr>
+          <w:b/>
+          <w:bCs/>
+          <w:lang w:val="en-US"/>
+        </w:rPr>
+        <w:t>Enable Content</w:t>
+      </w:r>
+      <w:r>
+        <w:rPr>
+          <w:lang w:val="en-US"/>
+        </w:rPr>
+        <w:t xml:space="preserve"> button to initialize the game engine.</w:t>
       </w:r>
     </w:p>
     <w:p>
       <w:pPr>
         <w:numPr>
           <w:ilvl w:val="0"/>
-          <w:numId w:val="6"/>
+          <w:numId w:val="8"/>
         </w:numPr>
-      </w:pPr>
-      <w:proofErr w:type="spellStart"/>
-      <w:r>
-        <w:rPr>
-          <w:b/>
-          <w:bCs/>
-        </w:rPr>
-        <w:t>Administrative</w:t>
-      </w:r>
-      <w:proofErr w:type="spellEnd"/>
-      <w:r>
-        <w:rPr>
-          <w:b/>
-          <w:bCs/>
-        </w:rPr>
-        <w:t xml:space="preserve"> </w:t>
-      </w:r>
-      <w:proofErr w:type="spellStart"/>
-      <w:r>
-        <w:rPr>
-          <w:b/>
-          <w:bCs/>
-        </w:rPr>
-        <w:t>Password</w:t>
-      </w:r>
-      <w:proofErr w:type="spellEnd"/>
-      <w:r>
-        <w:rPr>
-          <w:b/>
-          <w:bCs/>
-        </w:rPr>
-        <w:t>:</w:t>
-      </w:r>
-      <w:r>
-        <w:t xml:space="preserve"> Gra123</w:t>
+        <w:rPr>
+          <w:lang w:val="en-US"/>
+        </w:rPr>
+      </w:pPr>
+      <w:r>
+        <w:rPr>
+          <w:b/>
+          <w:bCs/>
+          <w:lang w:val="en-US"/>
+        </w:rPr>
+        <w:t>Automatic Setup:</w:t>
+      </w:r>
+      <w:r>
+        <w:rPr>
+          <w:lang w:val="en-US"/>
+        </w:rPr>
+        <w:t xml:space="preserve"> Enabling macros triggers the Workbook_Open procedure, which:</w:t>
       </w:r>
     </w:p>
     <w:p>
       <w:pPr>
         <w:numPr>
+          <w:ilvl w:val="1"/>
+          <w:numId w:val="8"/>
+        </w:numPr>
+        <w:rPr>
+          <w:lang w:val="en-US"/>
+        </w:rPr>
+      </w:pPr>
+      <w:r>
+        <w:rPr>
+          <w:lang w:val="en-US"/>
+        </w:rPr>
+        <w:t>Activates the game board (</w:t>
+      </w:r>
+      <w:r>
+        <w:rPr>
+          <w:b/>
+          <w:bCs/>
+          <w:lang w:val="en-US"/>
+        </w:rPr>
+        <w:t>Sheet1</w:t>
+      </w:r>
+      <w:r>
+        <w:rPr>
+          <w:lang w:val="en-US"/>
+        </w:rPr>
+        <w:t>).</w:t>
+      </w:r>
+    </w:p>
+    <w:p>
+      <w:pPr>
+        <w:numPr>
+          <w:ilvl w:val="1"/>
+          <w:numId w:val="8"/>
+        </w:numPr>
+        <w:rPr>
+          <w:lang w:val="en-US"/>
+        </w:rPr>
+      </w:pPr>
+      <w:r>
+        <w:rPr>
+          <w:lang w:val="en-US"/>
+        </w:rPr>
+        <w:t xml:space="preserve">Initializes the </w:t>
+      </w:r>
+      <w:r>
+        <w:rPr>
+          <w:b/>
+          <w:bCs/>
+          <w:lang w:val="en-US"/>
+        </w:rPr>
+        <w:t>Level</w:t>
+      </w:r>
+      <w:r>
+        <w:rPr>
+          <w:lang w:val="en-US"/>
+        </w:rPr>
+        <w:t xml:space="preserve"> and </w:t>
+      </w:r>
+      <w:r>
+        <w:rPr>
+          <w:b/>
+          <w:bCs/>
+          <w:lang w:val="en-US"/>
+        </w:rPr>
+        <w:t>High Score</w:t>
+      </w:r>
+      <w:r>
+        <w:rPr>
+          <w:lang w:val="en-US"/>
+        </w:rPr>
+        <w:t xml:space="preserve"> variables.</w:t>
+      </w:r>
+    </w:p>
+    <w:p>
+      <w:pPr>
+        <w:numPr>
+          <w:ilvl w:val="1"/>
+          <w:numId w:val="8"/>
+        </w:numPr>
+        <w:rPr>
+          <w:lang w:val="en-US"/>
+        </w:rPr>
+      </w:pPr>
+      <w:r>
+        <w:rPr>
+          <w:lang w:val="en-US"/>
+        </w:rPr>
+        <w:t>Applies the administrative protection layer.</w:t>
+      </w:r>
+    </w:p>
+    <w:p>
+      <w:pPr>
+        <w:numPr>
           <w:ilvl w:val="0"/>
-          <w:numId w:val="6"/>
+          <w:numId w:val="8"/>
         </w:numPr>
         <w:rPr>
           <w:lang w:val="en-US"/>
@@ -489,13 +470,198 @@
           <w:bCs/>
           <w:lang w:val="en-US"/>
         </w:rPr>
+        <w:t>Game Start:</w:t>
+      </w:r>
+      <w:r>
+        <w:rPr>
+          <w:lang w:val="en-US"/>
+        </w:rPr>
+        <w:t xml:space="preserve"> The player triggers the first round by clicking the </w:t>
+      </w:r>
+      <w:r>
+        <w:rPr>
+          <w:b/>
+          <w:bCs/>
+          <w:lang w:val="en-US"/>
+        </w:rPr>
+        <w:t>Start Game</w:t>
+      </w:r>
+      <w:r>
+        <w:rPr>
+          <w:lang w:val="en-US"/>
+        </w:rPr>
+        <w:t xml:space="preserve"> button integrated into the spreadsheet.</w:t>
+      </w:r>
+    </w:p>
+    <w:p>
+      <w:pPr>
+        <w:rPr>
+          <w:b/>
+          <w:bCs/>
+          <w:sz w:val="24"/>
+          <w:szCs w:val="24"/>
+        </w:rPr>
+      </w:pPr>
+      <w:r>
+        <w:rPr>
+          <w:b/>
+          <w:bCs/>
+          <w:sz w:val="24"/>
+          <w:szCs w:val="24"/>
+        </w:rPr>
+        <w:t>3. M</w:t>
+      </w:r>
+      <w:proofErr w:type="spellStart"/>
+      <w:r>
+        <w:rPr>
+          <w:b/>
+          <w:bCs/>
+          <w:sz w:val="24"/>
+          <w:szCs w:val="24"/>
+        </w:rPr>
+        <w:t>aintenance</w:t>
+      </w:r>
+      <w:proofErr w:type="spellEnd"/>
+      <w:r>
+        <w:rPr>
+          <w:b/>
+          <w:bCs/>
+          <w:sz w:val="24"/>
+          <w:szCs w:val="24"/>
+        </w:rPr>
+        <w:t xml:space="preserve"> and Administration</w:t>
+      </w:r>
+    </w:p>
+    <w:p>
+      <w:pPr>
+        <w:numPr>
+          <w:ilvl w:val="0"/>
+          <w:numId w:val="9"/>
+        </w:numPr>
+        <w:rPr>
+          <w:lang w:val="en-US"/>
+        </w:rPr>
+      </w:pPr>
+      <w:r>
+        <w:rPr>
+          <w:b/>
+          <w:bCs/>
+          <w:lang w:val="en-US"/>
+        </w:rPr>
+        <w:t>Access Control:</w:t>
+      </w:r>
+      <w:r>
+        <w:rPr>
+          <w:lang w:val="en-US"/>
+        </w:rPr>
+        <w:t xml:space="preserve"> To ensure system stability and prevent accidental modification of the grid or UI indicators, </w:t>
+      </w:r>
+      <w:r>
+        <w:rPr>
+          <w:b/>
+          <w:bCs/>
+          <w:lang w:val="en-US"/>
+        </w:rPr>
+        <w:t>Sheet1</w:t>
+      </w:r>
+      <w:r>
+        <w:rPr>
+          <w:lang w:val="en-US"/>
+        </w:rPr>
+        <w:t xml:space="preserve"> is password-protected.</w:t>
+      </w:r>
+    </w:p>
+    <w:p>
+      <w:pPr>
+        <w:numPr>
+          <w:ilvl w:val="0"/>
+          <w:numId w:val="9"/>
+        </w:numPr>
+      </w:pPr>
+      <w:proofErr w:type="spellStart"/>
+      <w:r>
+        <w:rPr>
+          <w:b/>
+          <w:bCs/>
+        </w:rPr>
+        <w:t>Administrative</w:t>
+      </w:r>
+      <w:proofErr w:type="spellEnd"/>
+      <w:r>
+        <w:rPr>
+          <w:b/>
+          <w:bCs/>
+        </w:rPr>
+        <w:t xml:space="preserve"> </w:t>
+      </w:r>
+      <w:proofErr w:type="spellStart"/>
+      <w:r>
+        <w:rPr>
+          <w:b/>
+          <w:bCs/>
+        </w:rPr>
+        <w:t>Password</w:t>
+      </w:r>
+      <w:proofErr w:type="spellEnd"/>
+      <w:r>
+        <w:rPr>
+          <w:b/>
+          <w:bCs/>
+        </w:rPr>
+        <w:t>:</w:t>
+      </w:r>
+      <w:r>
+        <w:t xml:space="preserve"> Game123.</w:t>
+      </w:r>
+    </w:p>
+    <w:p>
+      <w:pPr>
+        <w:numPr>
+          <w:ilvl w:val="0"/>
+          <w:numId w:val="9"/>
+        </w:numPr>
+        <w:rPr>
+          <w:lang w:val="en-US"/>
+        </w:rPr>
+      </w:pPr>
+      <w:r>
+        <w:rPr>
+          <w:b/>
+          <w:bCs/>
+          <w:lang w:val="en-US"/>
+        </w:rPr>
+        <w:t>Security Protocol:</w:t>
+      </w:r>
+      <w:r>
+        <w:rPr>
+          <w:lang w:val="en-US"/>
+        </w:rPr>
+        <w:t xml:space="preserve"> The protection uses the UserInterfaceOnly:=True flag. This allows the VBA engine to modify cell colors and values dynamically while remaining locked for the end-user.</w:t>
+      </w:r>
+    </w:p>
+    <w:p>
+      <w:pPr>
+        <w:numPr>
+          <w:ilvl w:val="0"/>
+          <w:numId w:val="9"/>
+        </w:numPr>
+        <w:rPr>
+          <w:lang w:val="en-US"/>
+        </w:rPr>
+      </w:pPr>
+      <w:r>
+        <w:rPr>
+          <w:b/>
+          <w:bCs/>
+          <w:lang w:val="en-US"/>
+        </w:rPr>
         <w:t>Manual Edits:</w:t>
       </w:r>
       <w:r>
         <w:rPr>
           <w:lang w:val="en-US"/>
         </w:rPr>
-        <w:t xml:space="preserve"> If you need to manually adjust the board layout or formatting, navigate to the </w:t>
+        <w:t xml:space="preserve"> If maintenance is required (e.g., changing the color scheme or layout), navigate to the </w:t>
       </w:r>
       <w:r>
         <w:rPr>
@@ -523,21 +689,46 @@
         <w:rPr>
           <w:lang w:val="en-US"/>
         </w:rPr>
-        <w:t xml:space="preserve">. Note that protection is automatically reapplied every time the workbook is opened via the </w:t>
-      </w:r>
-      <w:proofErr w:type="spellStart"/>
-      <w:r>
-        <w:rPr>
-          <w:lang w:val="en-US"/>
-        </w:rPr>
-        <w:t>Workbook_Open</w:t>
-      </w:r>
-      <w:proofErr w:type="spellEnd"/>
-      <w:r>
-        <w:rPr>
-          <w:lang w:val="en-US"/>
-        </w:rPr>
-        <w:t xml:space="preserve"> procedure.</w:t>
+        <w:t>. Note that protection is automatically reapplied every time the workbook is reopened.</w:t>
+      </w:r>
+    </w:p>
+    <w:p>
+      <w:pPr>
+        <w:numPr>
+          <w:ilvl w:val="0"/>
+          <w:numId w:val="9"/>
+        </w:numPr>
+        <w:rPr>
+          <w:lang w:val="en-US"/>
+        </w:rPr>
+      </w:pPr>
+      <w:r>
+        <w:rPr>
+          <w:b/>
+          <w:bCs/>
+          <w:lang w:val="en-US"/>
+        </w:rPr>
+        <w:t>Data Persistence:</w:t>
+      </w:r>
+      <w:r>
+        <w:rPr>
+          <w:lang w:val="en-US"/>
+        </w:rPr>
+        <w:t xml:space="preserve"> The </w:t>
+      </w:r>
+      <w:r>
+        <w:rPr>
+          <w:b/>
+          <w:bCs/>
+          <w:lang w:val="en-US"/>
+        </w:rPr>
+        <w:t>High Score</w:t>
+      </w:r>
+      <w:r>
+        <w:rPr>
+          <w:lang w:val="en-US"/>
+        </w:rPr>
+        <w:t xml:space="preserve"> is stored as a global variable in the system's RAM. It will persist as long as the current Excel session is active but will reset to 1 if the file is completely closed without being saved in its current state.</w:t>
       </w:r>
     </w:p>
     <w:p>
@@ -560,6 +751,123 @@
 <file path=word/numbering.xml><?xml version="1.0" encoding="utf-8"?>
 <w:numbering xmlns:wpc="http://schemas.microsoft.com/office/word/2010/wordprocessingCanvas" xmlns:cx="http://schemas.microsoft.com/office/drawing/2014/chartex" xmlns:cx1="http://schemas.microsoft.com/office/drawing/2015/9/8/chartex" xmlns:cx2="http://schemas.microsoft.com/office/drawing/2015/10/21/chartex" xmlns:cx3="http://schemas.microsoft.com/office/drawing/2016/5/9/chartex" xmlns:cx4="http://schemas.microsoft.com/office/drawing/2016/5/10/chartex" xmlns:cx5="http://schemas.microsoft.com/office/drawing/2016/5/11/chartex" xmlns:cx6="http://schemas.microsoft.com/office/drawing/2016/5/12/chartex" xmlns:cx7="http://schemas.microsoft.com/office/drawing/2016/5/13/chartex" xmlns:cx8="http://schemas.microsoft.com/office/drawing/2016/5/14/chartex" xmlns:mc="http://schemas.openxmlformats.org/markup-compatibility/2006" xmlns:aink="http://schemas.microsoft.com/office/drawing/2016/ink" xmlns:am3d="http://schemas.microsoft.com/office/drawing/2017/model3d" xmlns:o="urn:schemas-microsoft-com:office:office" xmlns:oel="http://schemas.microsoft.com/office/2019/extlst" xmlns:r="http://schemas.openxmlformats.org/officeDocument/2006/relationships" xmlns:m="http://schemas.openxmlformats.org/officeDocument/2006/math" xmlns:v="urn:schemas-microsoft-com:vml" xmlns:wp14="http://schemas.microsoft.com/office/word/2010/wordprocessingDrawing" xmlns:wp="http://schemas.openxmlformats.org/drawingml/2006/wordprocessingDrawing" xmlns:w10="urn:schemas-microsoft-com:office:word" xmlns:w="http://schemas.openxmlformats.org/wordprocessingml/2006/main" xmlns:w14="http://schemas.microsoft.com/office/word/2010/wordml" xmlns:w15="http://schemas.microsoft.com/office/word/2012/wordml" xmlns:w16cex="http://schemas.microsoft.com/office/word/2018/wordml/cex" xmlns:w16cid="http://schemas.microsoft.com/office/word/2016/wordml/cid" xmlns:w16="http://schemas.microsoft.com/office/word/2018/wordml" xmlns:w16du="http://schemas.microsoft.com/office/word/2023/wordml/word16du" xmlns:w16sdtdh="http://schemas.microsoft.com/office/word/2020/wordml/sdtdatahash" xmlns:w16sdtfl="http://schemas.microsoft.com/office/word/2024/wordml/sdtformatlock" xmlns:w16se="http://schemas.microsoft.com/office/word/2015/wordml/symex" xmlns:wpg="http://schemas.microsoft.com/office/word/2010/wordprocessingGroup" xmlns:wpi="http://schemas.microsoft.com/office/word/2010/wordprocessingInk" xmlns:wne="http://schemas.microsoft.com/office/word/2006/wordml" xmlns:wps="http://schemas.microsoft.com/office/word/2010/wordprocessingShape" mc:Ignorable="w14 w15 w16se w16cid w16 w16cex w16sdtdh w16sdtfl w16du wp14">
   <w:abstractNum w:abstractNumId="0" w15:restartNumberingAfterBreak="0">
+    <w:nsid w:val="2BB6218F"/>
+    <w:multiLevelType w:val="multilevel"/>
+    <w:tmpl w:val="4CE4475A"/>
+    <w:lvl w:ilvl="0">
+      <w:start w:val="1"/>
+      <w:numFmt w:val="decimal"/>
+      <w:lvlText w:val="%1."/>
+      <w:lvlJc w:val="left"/>
+      <w:pPr>
+        <w:tabs>
+          <w:tab w:val="num" w:pos="720"/>
+        </w:tabs>
+        <w:ind w:left="720" w:hanging="360"/>
+      </w:pPr>
+    </w:lvl>
+    <w:lvl w:ilvl="1">
+      <w:start w:val="1"/>
+      <w:numFmt w:val="bullet"/>
+      <w:lvlText w:val="o"/>
+      <w:lvlJc w:val="left"/>
+      <w:pPr>
+        <w:tabs>
+          <w:tab w:val="num" w:pos="1440"/>
+        </w:tabs>
+        <w:ind w:left="1440" w:hanging="360"/>
+      </w:pPr>
+      <w:rPr>
+        <w:rFonts w:ascii="Courier New" w:hAnsi="Courier New" w:hint="default"/>
+        <w:sz w:val="20"/>
+      </w:rPr>
+    </w:lvl>
+    <w:lvl w:ilvl="2" w:tentative="1">
+      <w:start w:val="1"/>
+      <w:numFmt w:val="decimal"/>
+      <w:lvlText w:val="%3."/>
+      <w:lvlJc w:val="left"/>
+      <w:pPr>
+        <w:tabs>
+          <w:tab w:val="num" w:pos="2160"/>
+        </w:tabs>
+        <w:ind w:left="2160" w:hanging="360"/>
+      </w:pPr>
+    </w:lvl>
+    <w:lvl w:ilvl="3" w:tentative="1">
+      <w:start w:val="1"/>
+      <w:numFmt w:val="decimal"/>
+      <w:lvlText w:val="%4."/>
+      <w:lvlJc w:val="left"/>
+      <w:pPr>
+        <w:tabs>
+          <w:tab w:val="num" w:pos="2880"/>
+        </w:tabs>
+        <w:ind w:left="2880" w:hanging="360"/>
+      </w:pPr>
+    </w:lvl>
+    <w:lvl w:ilvl="4" w:tentative="1">
+      <w:start w:val="1"/>
+      <w:numFmt w:val="decimal"/>
+      <w:lvlText w:val="%5."/>
+      <w:lvlJc w:val="left"/>
+      <w:pPr>
+        <w:tabs>
+          <w:tab w:val="num" w:pos="3600"/>
+        </w:tabs>
+        <w:ind w:left="3600" w:hanging="360"/>
+      </w:pPr>
+    </w:lvl>
+    <w:lvl w:ilvl="5" w:tentative="1">
+      <w:start w:val="1"/>
+      <w:numFmt w:val="decimal"/>
+      <w:lvlText w:val="%6."/>
+      <w:lvlJc w:val="left"/>
+      <w:pPr>
+        <w:tabs>
+          <w:tab w:val="num" w:pos="4320"/>
+        </w:tabs>
+        <w:ind w:left="4320" w:hanging="360"/>
+      </w:pPr>
+    </w:lvl>
+    <w:lvl w:ilvl="6" w:tentative="1">
+      <w:start w:val="1"/>
+      <w:numFmt w:val="decimal"/>
+      <w:lvlText w:val="%7."/>
+      <w:lvlJc w:val="left"/>
+      <w:pPr>
+        <w:tabs>
+          <w:tab w:val="num" w:pos="5040"/>
+        </w:tabs>
+        <w:ind w:left="5040" w:hanging="360"/>
+      </w:pPr>
+    </w:lvl>
+    <w:lvl w:ilvl="7" w:tentative="1">
+      <w:start w:val="1"/>
+      <w:numFmt w:val="decimal"/>
+      <w:lvlText w:val="%8."/>
+      <w:lvlJc w:val="left"/>
+      <w:pPr>
+        <w:tabs>
+          <w:tab w:val="num" w:pos="5760"/>
+        </w:tabs>
+        <w:ind w:left="5760" w:hanging="360"/>
+      </w:pPr>
+    </w:lvl>
+    <w:lvl w:ilvl="8" w:tentative="1">
+      <w:start w:val="1"/>
+      <w:numFmt w:val="decimal"/>
+      <w:lvlText w:val="%9."/>
+      <w:lvlJc w:val="left"/>
+      <w:pPr>
+        <w:tabs>
+          <w:tab w:val="num" w:pos="6480"/>
+        </w:tabs>
+        <w:ind w:left="6480" w:hanging="360"/>
+      </w:pPr>
+    </w:lvl>
+  </w:abstractNum>
+  <w:abstractNum w:abstractNumId="1" w15:restartNumberingAfterBreak="0">
     <w:nsid w:val="3F415B9E"/>
     <w:multiLevelType w:val="multilevel"/>
     <w:tmpl w:val="2D9E4F56"/>
@@ -672,7 +980,7 @@
       </w:pPr>
     </w:lvl>
   </w:abstractNum>
-  <w:abstractNum w:abstractNumId="1" w15:restartNumberingAfterBreak="0">
+  <w:abstractNum w:abstractNumId="2" w15:restartNumberingAfterBreak="0">
     <w:nsid w:val="4799018E"/>
     <w:multiLevelType w:val="multilevel"/>
     <w:tmpl w:val="BB3439EC"/>
@@ -821,7 +1129,7 @@
       </w:rPr>
     </w:lvl>
   </w:abstractNum>
-  <w:abstractNum w:abstractNumId="2" w15:restartNumberingAfterBreak="0">
+  <w:abstractNum w:abstractNumId="3" w15:restartNumberingAfterBreak="0">
     <w:nsid w:val="4FFE0FCB"/>
     <w:multiLevelType w:val="multilevel"/>
     <w:tmpl w:val="4316F1A2"/>
@@ -970,7 +1278,7 @@
       </w:rPr>
     </w:lvl>
   </w:abstractNum>
-  <w:abstractNum w:abstractNumId="3" w15:restartNumberingAfterBreak="0">
+  <w:abstractNum w:abstractNumId="4" w15:restartNumberingAfterBreak="0">
     <w:nsid w:val="5A5E161A"/>
     <w:multiLevelType w:val="multilevel"/>
     <w:tmpl w:val="0C461ECE"/>
@@ -1119,7 +1427,7 @@
       </w:rPr>
     </w:lvl>
   </w:abstractNum>
-  <w:abstractNum w:abstractNumId="4" w15:restartNumberingAfterBreak="0">
+  <w:abstractNum w:abstractNumId="5" w15:restartNumberingAfterBreak="0">
     <w:nsid w:val="65D57A12"/>
     <w:multiLevelType w:val="multilevel"/>
     <w:tmpl w:val="C1D8F9F0"/>
@@ -1268,7 +1576,7 @@
       </w:rPr>
     </w:lvl>
   </w:abstractNum>
-  <w:abstractNum w:abstractNumId="5" w15:restartNumberingAfterBreak="0">
+  <w:abstractNum w:abstractNumId="6" w15:restartNumberingAfterBreak="0">
     <w:nsid w:val="694D0E5D"/>
     <w:multiLevelType w:val="multilevel"/>
     <w:tmpl w:val="7BB06CE8"/>
@@ -1417,23 +1725,330 @@
       </w:rPr>
     </w:lvl>
   </w:abstractNum>
+  <w:abstractNum w:abstractNumId="7" w15:restartNumberingAfterBreak="0">
+    <w:nsid w:val="6FBF4A6A"/>
+    <w:multiLevelType w:val="multilevel"/>
+    <w:tmpl w:val="FA8208D4"/>
+    <w:lvl w:ilvl="0">
+      <w:start w:val="1"/>
+      <w:numFmt w:val="bullet"/>
+      <w:lvlText w:val=""/>
+      <w:lvlJc w:val="left"/>
+      <w:pPr>
+        <w:tabs>
+          <w:tab w:val="num" w:pos="720"/>
+        </w:tabs>
+        <w:ind w:left="720" w:hanging="360"/>
+      </w:pPr>
+      <w:rPr>
+        <w:rFonts w:ascii="Symbol" w:hAnsi="Symbol" w:hint="default"/>
+        <w:sz w:val="20"/>
+      </w:rPr>
+    </w:lvl>
+    <w:lvl w:ilvl="1" w:tentative="1">
+      <w:start w:val="1"/>
+      <w:numFmt w:val="bullet"/>
+      <w:lvlText w:val="o"/>
+      <w:lvlJc w:val="left"/>
+      <w:pPr>
+        <w:tabs>
+          <w:tab w:val="num" w:pos="1440"/>
+        </w:tabs>
+        <w:ind w:left="1440" w:hanging="360"/>
+      </w:pPr>
+      <w:rPr>
+        <w:rFonts w:ascii="Courier New" w:hAnsi="Courier New" w:hint="default"/>
+        <w:sz w:val="20"/>
+      </w:rPr>
+    </w:lvl>
+    <w:lvl w:ilvl="2" w:tentative="1">
+      <w:start w:val="1"/>
+      <w:numFmt w:val="bullet"/>
+      <w:lvlText w:val=""/>
+      <w:lvlJc w:val="left"/>
+      <w:pPr>
+        <w:tabs>
+          <w:tab w:val="num" w:pos="2160"/>
+        </w:tabs>
+        <w:ind w:left="2160" w:hanging="360"/>
+      </w:pPr>
+      <w:rPr>
+        <w:rFonts w:ascii="Wingdings" w:hAnsi="Wingdings" w:hint="default"/>
+        <w:sz w:val="20"/>
+      </w:rPr>
+    </w:lvl>
+    <w:lvl w:ilvl="3" w:tentative="1">
+      <w:start w:val="1"/>
+      <w:numFmt w:val="bullet"/>
+      <w:lvlText w:val=""/>
+      <w:lvlJc w:val="left"/>
+      <w:pPr>
+        <w:tabs>
+          <w:tab w:val="num" w:pos="2880"/>
+        </w:tabs>
+        <w:ind w:left="2880" w:hanging="360"/>
+      </w:pPr>
+      <w:rPr>
+        <w:rFonts w:ascii="Wingdings" w:hAnsi="Wingdings" w:hint="default"/>
+        <w:sz w:val="20"/>
+      </w:rPr>
+    </w:lvl>
+    <w:lvl w:ilvl="4" w:tentative="1">
+      <w:start w:val="1"/>
+      <w:numFmt w:val="bullet"/>
+      <w:lvlText w:val=""/>
+      <w:lvlJc w:val="left"/>
+      <w:pPr>
+        <w:tabs>
+          <w:tab w:val="num" w:pos="3600"/>
+        </w:tabs>
+        <w:ind w:left="3600" w:hanging="360"/>
+      </w:pPr>
+      <w:rPr>
+        <w:rFonts w:ascii="Wingdings" w:hAnsi="Wingdings" w:hint="default"/>
+        <w:sz w:val="20"/>
+      </w:rPr>
+    </w:lvl>
+    <w:lvl w:ilvl="5" w:tentative="1">
+      <w:start w:val="1"/>
+      <w:numFmt w:val="bullet"/>
+      <w:lvlText w:val=""/>
+      <w:lvlJc w:val="left"/>
+      <w:pPr>
+        <w:tabs>
+          <w:tab w:val="num" w:pos="4320"/>
+        </w:tabs>
+        <w:ind w:left="4320" w:hanging="360"/>
+      </w:pPr>
+      <w:rPr>
+        <w:rFonts w:ascii="Wingdings" w:hAnsi="Wingdings" w:hint="default"/>
+        <w:sz w:val="20"/>
+      </w:rPr>
+    </w:lvl>
+    <w:lvl w:ilvl="6" w:tentative="1">
+      <w:start w:val="1"/>
+      <w:numFmt w:val="bullet"/>
+      <w:lvlText w:val=""/>
+      <w:lvlJc w:val="left"/>
+      <w:pPr>
+        <w:tabs>
+          <w:tab w:val="num" w:pos="5040"/>
+        </w:tabs>
+        <w:ind w:left="5040" w:hanging="360"/>
+      </w:pPr>
+      <w:rPr>
+        <w:rFonts w:ascii="Wingdings" w:hAnsi="Wingdings" w:hint="default"/>
+        <w:sz w:val="20"/>
+      </w:rPr>
+    </w:lvl>
+    <w:lvl w:ilvl="7" w:tentative="1">
+      <w:start w:val="1"/>
+      <w:numFmt w:val="bullet"/>
+      <w:lvlText w:val=""/>
+      <w:lvlJc w:val="left"/>
+      <w:pPr>
+        <w:tabs>
+          <w:tab w:val="num" w:pos="5760"/>
+        </w:tabs>
+        <w:ind w:left="5760" w:hanging="360"/>
+      </w:pPr>
+      <w:rPr>
+        <w:rFonts w:ascii="Wingdings" w:hAnsi="Wingdings" w:hint="default"/>
+        <w:sz w:val="20"/>
+      </w:rPr>
+    </w:lvl>
+    <w:lvl w:ilvl="8" w:tentative="1">
+      <w:start w:val="1"/>
+      <w:numFmt w:val="bullet"/>
+      <w:lvlText w:val=""/>
+      <w:lvlJc w:val="left"/>
+      <w:pPr>
+        <w:tabs>
+          <w:tab w:val="num" w:pos="6480"/>
+        </w:tabs>
+        <w:ind w:left="6480" w:hanging="360"/>
+      </w:pPr>
+      <w:rPr>
+        <w:rFonts w:ascii="Wingdings" w:hAnsi="Wingdings" w:hint="default"/>
+        <w:sz w:val="20"/>
+      </w:rPr>
+    </w:lvl>
+  </w:abstractNum>
+  <w:abstractNum w:abstractNumId="8" w15:restartNumberingAfterBreak="0">
+    <w:nsid w:val="78BD454C"/>
+    <w:multiLevelType w:val="multilevel"/>
+    <w:tmpl w:val="7640E73A"/>
+    <w:lvl w:ilvl="0">
+      <w:start w:val="1"/>
+      <w:numFmt w:val="bullet"/>
+      <w:lvlText w:val=""/>
+      <w:lvlJc w:val="left"/>
+      <w:pPr>
+        <w:tabs>
+          <w:tab w:val="num" w:pos="720"/>
+        </w:tabs>
+        <w:ind w:left="720" w:hanging="360"/>
+      </w:pPr>
+      <w:rPr>
+        <w:rFonts w:ascii="Symbol" w:hAnsi="Symbol" w:hint="default"/>
+        <w:sz w:val="20"/>
+      </w:rPr>
+    </w:lvl>
+    <w:lvl w:ilvl="1" w:tentative="1">
+      <w:start w:val="1"/>
+      <w:numFmt w:val="bullet"/>
+      <w:lvlText w:val="o"/>
+      <w:lvlJc w:val="left"/>
+      <w:pPr>
+        <w:tabs>
+          <w:tab w:val="num" w:pos="1440"/>
+        </w:tabs>
+        <w:ind w:left="1440" w:hanging="360"/>
+      </w:pPr>
+      <w:rPr>
+        <w:rFonts w:ascii="Courier New" w:hAnsi="Courier New" w:hint="default"/>
+        <w:sz w:val="20"/>
+      </w:rPr>
+    </w:lvl>
+    <w:lvl w:ilvl="2" w:tentative="1">
+      <w:start w:val="1"/>
+      <w:numFmt w:val="bullet"/>
+      <w:lvlText w:val=""/>
+      <w:lvlJc w:val="left"/>
+      <w:pPr>
+        <w:tabs>
+          <w:tab w:val="num" w:pos="2160"/>
+        </w:tabs>
+        <w:ind w:left="2160" w:hanging="360"/>
+      </w:pPr>
+      <w:rPr>
+        <w:rFonts w:ascii="Wingdings" w:hAnsi="Wingdings" w:hint="default"/>
+        <w:sz w:val="20"/>
+      </w:rPr>
+    </w:lvl>
+    <w:lvl w:ilvl="3" w:tentative="1">
+      <w:start w:val="1"/>
+      <w:numFmt w:val="bullet"/>
+      <w:lvlText w:val=""/>
+      <w:lvlJc w:val="left"/>
+      <w:pPr>
+        <w:tabs>
+          <w:tab w:val="num" w:pos="2880"/>
+        </w:tabs>
+        <w:ind w:left="2880" w:hanging="360"/>
+      </w:pPr>
+      <w:rPr>
+        <w:rFonts w:ascii="Wingdings" w:hAnsi="Wingdings" w:hint="default"/>
+        <w:sz w:val="20"/>
+      </w:rPr>
+    </w:lvl>
+    <w:lvl w:ilvl="4" w:tentative="1">
+      <w:start w:val="1"/>
+      <w:numFmt w:val="bullet"/>
+      <w:lvlText w:val=""/>
+      <w:lvlJc w:val="left"/>
+      <w:pPr>
+        <w:tabs>
+          <w:tab w:val="num" w:pos="3600"/>
+        </w:tabs>
+        <w:ind w:left="3600" w:hanging="360"/>
+      </w:pPr>
+      <w:rPr>
+        <w:rFonts w:ascii="Wingdings" w:hAnsi="Wingdings" w:hint="default"/>
+        <w:sz w:val="20"/>
+      </w:rPr>
+    </w:lvl>
+    <w:lvl w:ilvl="5" w:tentative="1">
+      <w:start w:val="1"/>
+      <w:numFmt w:val="bullet"/>
+      <w:lvlText w:val=""/>
+      <w:lvlJc w:val="left"/>
+      <w:pPr>
+        <w:tabs>
+          <w:tab w:val="num" w:pos="4320"/>
+        </w:tabs>
+        <w:ind w:left="4320" w:hanging="360"/>
+      </w:pPr>
+      <w:rPr>
+        <w:rFonts w:ascii="Wingdings" w:hAnsi="Wingdings" w:hint="default"/>
+        <w:sz w:val="20"/>
+      </w:rPr>
+    </w:lvl>
+    <w:lvl w:ilvl="6" w:tentative="1">
+      <w:start w:val="1"/>
+      <w:numFmt w:val="bullet"/>
+      <w:lvlText w:val=""/>
+      <w:lvlJc w:val="left"/>
+      <w:pPr>
+        <w:tabs>
+          <w:tab w:val="num" w:pos="5040"/>
+        </w:tabs>
+        <w:ind w:left="5040" w:hanging="360"/>
+      </w:pPr>
+      <w:rPr>
+        <w:rFonts w:ascii="Wingdings" w:hAnsi="Wingdings" w:hint="default"/>
+        <w:sz w:val="20"/>
+      </w:rPr>
+    </w:lvl>
+    <w:lvl w:ilvl="7" w:tentative="1">
+      <w:start w:val="1"/>
+      <w:numFmt w:val="bullet"/>
+      <w:lvlText w:val=""/>
+      <w:lvlJc w:val="left"/>
+      <w:pPr>
+        <w:tabs>
+          <w:tab w:val="num" w:pos="5760"/>
+        </w:tabs>
+        <w:ind w:left="5760" w:hanging="360"/>
+      </w:pPr>
+      <w:rPr>
+        <w:rFonts w:ascii="Wingdings" w:hAnsi="Wingdings" w:hint="default"/>
+        <w:sz w:val="20"/>
+      </w:rPr>
+    </w:lvl>
+    <w:lvl w:ilvl="8" w:tentative="1">
+      <w:start w:val="1"/>
+      <w:numFmt w:val="bullet"/>
+      <w:lvlText w:val=""/>
+      <w:lvlJc w:val="left"/>
+      <w:pPr>
+        <w:tabs>
+          <w:tab w:val="num" w:pos="6480"/>
+        </w:tabs>
+        <w:ind w:left="6480" w:hanging="360"/>
+      </w:pPr>
+      <w:rPr>
+        <w:rFonts w:ascii="Wingdings" w:hAnsi="Wingdings" w:hint="default"/>
+        <w:sz w:val="20"/>
+      </w:rPr>
+    </w:lvl>
+  </w:abstractNum>
   <w:num w:numId="1" w16cid:durableId="1231770881">
+    <w:abstractNumId w:val="2"/>
+  </w:num>
+  <w:num w:numId="2" w16cid:durableId="78334872">
     <w:abstractNumId w:val="1"/>
   </w:num>
-  <w:num w:numId="2" w16cid:durableId="78334872">
+  <w:num w:numId="3" w16cid:durableId="422386507">
+    <w:abstractNumId w:val="4"/>
+  </w:num>
+  <w:num w:numId="4" w16cid:durableId="842165350">
+    <w:abstractNumId w:val="6"/>
+  </w:num>
+  <w:num w:numId="5" w16cid:durableId="845091727">
+    <w:abstractNumId w:val="3"/>
+  </w:num>
+  <w:num w:numId="6" w16cid:durableId="2061663888">
+    <w:abstractNumId w:val="5"/>
+  </w:num>
+  <w:num w:numId="7" w16cid:durableId="2126075687">
+    <w:abstractNumId w:val="7"/>
+  </w:num>
+  <w:num w:numId="8" w16cid:durableId="1423066169">
     <w:abstractNumId w:val="0"/>
   </w:num>
-  <w:num w:numId="3" w16cid:durableId="422386507">
-    <w:abstractNumId w:val="3"/>
-  </w:num>
-  <w:num w:numId="4" w16cid:durableId="842165350">
-    <w:abstractNumId w:val="5"/>
-  </w:num>
-  <w:num w:numId="5" w16cid:durableId="845091727">
-    <w:abstractNumId w:val="2"/>
-  </w:num>
-  <w:num w:numId="6" w16cid:durableId="2061663888">
-    <w:abstractNumId w:val="4"/>
+  <w:num w:numId="9" w16cid:durableId="333798943">
+    <w:abstractNumId w:val="8"/>
   </w:num>
 </w:numbering>
 </file>
@@ -2041,6 +2656,7 @@
   <w:style w:type="character" w:default="1" w:styleId="Domylnaczcionkaakapitu">
     <w:name w:val="Default Paragraph Font"/>
     <w:uiPriority w:val="1"/>
+    <w:semiHidden/>
     <w:unhideWhenUsed/>
   </w:style>
   <w:style w:type="table" w:default="1" w:styleId="Standardowy">

--- a/Documentation/System Documentation.docx
+++ b/Documentation/System Documentation.docx
@@ -193,48 +193,123 @@
           <w:bCs/>
           <w:sz w:val="24"/>
           <w:szCs w:val="24"/>
-        </w:rPr>
-      </w:pPr>
-      <w:r>
+          <w:lang w:val="en-US"/>
+        </w:rPr>
+      </w:pPr>
+    </w:p>
+    <w:p>
+      <w:pPr>
         <w:rPr>
           <w:b/>
           <w:bCs/>
           <w:sz w:val="24"/>
           <w:szCs w:val="24"/>
-        </w:rPr>
-        <w:t xml:space="preserve">2. Deployment and </w:t>
-      </w:r>
-      <w:proofErr w:type="spellStart"/>
+          <w:lang w:val="en-US"/>
+        </w:rPr>
+      </w:pPr>
       <w:r>
         <w:rPr>
           <w:b/>
           <w:bCs/>
           <w:sz w:val="24"/>
           <w:szCs w:val="24"/>
-        </w:rPr>
-        <w:t>Launch</w:t>
-      </w:r>
-      <w:proofErr w:type="spellEnd"/>
-      <w:r>
-        <w:rPr>
-          <w:b/>
-          <w:bCs/>
-          <w:sz w:val="24"/>
-          <w:szCs w:val="24"/>
-        </w:rPr>
-        <w:t xml:space="preserve"> </w:t>
-      </w:r>
-      <w:proofErr w:type="spellStart"/>
-      <w:r>
-        <w:rPr>
-          <w:b/>
-          <w:bCs/>
-          <w:sz w:val="24"/>
-          <w:szCs w:val="24"/>
-        </w:rPr>
-        <w:t>Instructions</w:t>
-      </w:r>
-      <w:proofErr w:type="spellEnd"/>
+          <w:lang w:val="en-US"/>
+        </w:rPr>
+        <w:t>2. Deployment and Launch Instructions</w:t>
+      </w:r>
+    </w:p>
+    <w:p>
+      <w:pPr>
+        <w:rPr>
+          <w:lang w:val="en-US"/>
+        </w:rPr>
+      </w:pPr>
+      <w:r>
+        <w:rPr>
+          <w:lang w:val="en-US"/>
+        </w:rPr>
+        <w:t xml:space="preserve">        0. </w:t>
+      </w:r>
+      <w:r>
+        <w:rPr>
+          <w:lang w:val="en-US"/>
+        </w:rPr>
+        <w:t xml:space="preserve">  </w:t>
+      </w:r>
+      <w:r>
+        <w:rPr>
+          <w:b/>
+          <w:bCs/>
+          <w:lang w:val="en-US"/>
+        </w:rPr>
+        <w:t>Pre-launch Security Check:</w:t>
+      </w:r>
+      <w:r>
+        <w:rPr>
+          <w:lang w:val="en-US"/>
+        </w:rPr>
+        <w:t xml:space="preserve"> If </w:t>
+      </w:r>
+      <w:r>
+        <w:rPr>
+          <w:lang w:val="en-US"/>
+        </w:rPr>
+        <w:t xml:space="preserve">Excel displays a red security bar stating that the </w:t>
+      </w:r>
+    </w:p>
+    <w:p>
+      <w:pPr>
+        <w:rPr>
+          <w:lang w:val="en-US"/>
+        </w:rPr>
+      </w:pPr>
+      <w:r>
+        <w:rPr>
+          <w:lang w:val="en-US"/>
+        </w:rPr>
+        <w:t xml:space="preserve">               </w:t>
+      </w:r>
+      <w:r>
+        <w:rPr>
+          <w:b/>
+          <w:bCs/>
+          <w:lang w:val="en-US"/>
+        </w:rPr>
+        <w:t>source of this file is untrusted</w:t>
+      </w:r>
+      <w:r>
+        <w:rPr>
+          <w:lang w:val="en-US"/>
+        </w:rPr>
+        <w:t xml:space="preserve">, please refer to the </w:t>
+      </w:r>
+      <w:r>
+        <w:rPr>
+          <w:b/>
+          <w:bCs/>
+          <w:lang w:val="en-US"/>
+        </w:rPr>
+        <w:t>Troubleshooting &amp; Security</w:t>
+      </w:r>
+      <w:r>
+        <w:rPr>
+          <w:lang w:val="en-US"/>
+        </w:rPr>
+        <w:t xml:space="preserve"> section</w:t>
+      </w:r>
+    </w:p>
+    <w:p>
+      <w:pPr>
+        <w:rPr>
+          <w:lang w:val="en-US"/>
+        </w:rPr>
+      </w:pPr>
+      <w:r>
+        <w:rPr>
+          <w:lang w:val="en-US"/>
+        </w:rPr>
+        <w:t xml:space="preserve">               (Section 4) before proceeding to Step 1. </w:t>
+      </w:r>
     </w:p>
     <w:p>
       <w:pPr>
@@ -502,6 +577,86 @@
           <w:szCs w:val="24"/>
         </w:rPr>
       </w:pPr>
+    </w:p>
+    <w:p>
+      <w:pPr>
+        <w:rPr>
+          <w:b/>
+          <w:bCs/>
+          <w:sz w:val="24"/>
+          <w:szCs w:val="24"/>
+        </w:rPr>
+      </w:pPr>
+    </w:p>
+    <w:p>
+      <w:pPr>
+        <w:rPr>
+          <w:b/>
+          <w:bCs/>
+          <w:sz w:val="24"/>
+          <w:szCs w:val="24"/>
+        </w:rPr>
+      </w:pPr>
+    </w:p>
+    <w:p>
+      <w:pPr>
+        <w:rPr>
+          <w:b/>
+          <w:bCs/>
+          <w:sz w:val="24"/>
+          <w:szCs w:val="24"/>
+        </w:rPr>
+      </w:pPr>
+    </w:p>
+    <w:p>
+      <w:pPr>
+        <w:rPr>
+          <w:b/>
+          <w:bCs/>
+          <w:sz w:val="24"/>
+          <w:szCs w:val="24"/>
+        </w:rPr>
+      </w:pPr>
+    </w:p>
+    <w:p>
+      <w:pPr>
+        <w:rPr>
+          <w:b/>
+          <w:bCs/>
+          <w:sz w:val="24"/>
+          <w:szCs w:val="24"/>
+        </w:rPr>
+      </w:pPr>
+    </w:p>
+    <w:p>
+      <w:pPr>
+        <w:rPr>
+          <w:b/>
+          <w:bCs/>
+          <w:sz w:val="24"/>
+          <w:szCs w:val="24"/>
+        </w:rPr>
+      </w:pPr>
+    </w:p>
+    <w:p>
+      <w:pPr>
+        <w:rPr>
+          <w:b/>
+          <w:bCs/>
+          <w:sz w:val="24"/>
+          <w:szCs w:val="24"/>
+        </w:rPr>
+      </w:pPr>
+    </w:p>
+    <w:p>
+      <w:pPr>
+        <w:rPr>
+          <w:b/>
+          <w:bCs/>
+          <w:sz w:val="24"/>
+          <w:szCs w:val="24"/>
+        </w:rPr>
+      </w:pPr>
       <w:r>
         <w:rPr>
           <w:b/>
@@ -737,6 +892,282 @@
           <w:lang w:val="en-US"/>
         </w:rPr>
       </w:pPr>
+    </w:p>
+    <w:p>
+      <w:pPr>
+        <w:rPr>
+          <w:b/>
+          <w:bCs/>
+          <w:lang w:val="en-US"/>
+        </w:rPr>
+      </w:pPr>
+      <w:r>
+        <w:rPr>
+          <w:b/>
+          <w:bCs/>
+          <w:lang w:val="en-US"/>
+        </w:rPr>
+        <w:t>4. Troubleshooting &amp; Security</w:t>
+      </w:r>
+    </w:p>
+    <w:p>
+      <w:pPr>
+        <w:rPr>
+          <w:lang w:val="en-US"/>
+        </w:rPr>
+      </w:pPr>
+      <w:r>
+        <w:rPr>
+          <w:lang w:val="en-US"/>
+        </w:rPr>
+        <w:t xml:space="preserve">Modern versions of MS Excel may trigger a </w:t>
+      </w:r>
+      <w:r>
+        <w:rPr>
+          <w:b/>
+          <w:bCs/>
+          <w:lang w:val="en-US"/>
+        </w:rPr>
+        <w:t>Red Security Bar</w:t>
+      </w:r>
+      <w:r>
+        <w:rPr>
+          <w:lang w:val="en-US"/>
+        </w:rPr>
+        <w:t xml:space="preserve"> stating that the </w:t>
+      </w:r>
+      <w:r>
+        <w:rPr>
+          <w:b/>
+          <w:bCs/>
+          <w:lang w:val="en-US"/>
+        </w:rPr>
+        <w:t>source of this file is untrusted</w:t>
+      </w:r>
+      <w:r>
+        <w:rPr>
+          <w:lang w:val="en-US"/>
+        </w:rPr>
+        <w:t xml:space="preserve"> (technically known as the </w:t>
+      </w:r>
+      <w:r>
+        <w:rPr>
+          <w:b/>
+          <w:bCs/>
+          <w:lang w:val="en-US"/>
+        </w:rPr>
+        <w:t>"Mark of the Web"</w:t>
+      </w:r>
+      <w:r>
+        <w:rPr>
+          <w:lang w:val="en-US"/>
+        </w:rPr>
+        <w:t xml:space="preserve"> security attribute). This occurs because the file was downloaded from an external source (email, cloud drive, or internet).</w:t>
+      </w:r>
+    </w:p>
+    <w:p>
+      <w:r>
+        <w:rPr>
+          <w:b/>
+          <w:bCs/>
+        </w:rPr>
+        <w:t xml:space="preserve">How to </w:t>
+      </w:r>
+      <w:proofErr w:type="spellStart"/>
+      <w:r>
+        <w:rPr>
+          <w:b/>
+          <w:bCs/>
+        </w:rPr>
+        <w:t>resolve</w:t>
+      </w:r>
+      <w:proofErr w:type="spellEnd"/>
+      <w:r>
+        <w:rPr>
+          <w:b/>
+          <w:bCs/>
+        </w:rPr>
+        <w:t>:</w:t>
+      </w:r>
+    </w:p>
+    <w:p>
+      <w:pPr>
+        <w:numPr>
+          <w:ilvl w:val="0"/>
+          <w:numId w:val="11"/>
+        </w:numPr>
+      </w:pPr>
+      <w:r>
+        <w:t>Close the Excel file.</w:t>
+      </w:r>
+    </w:p>
+    <w:p>
+      <w:pPr>
+        <w:numPr>
+          <w:ilvl w:val="0"/>
+          <w:numId w:val="11"/>
+        </w:numPr>
+        <w:rPr>
+          <w:lang w:val="en-US"/>
+        </w:rPr>
+      </w:pPr>
+      <w:r>
+        <w:rPr>
+          <w:lang w:val="en-US"/>
+        </w:rPr>
+        <w:t xml:space="preserve">Locate the file in Windows Explorer, right-click it, and select </w:t>
+      </w:r>
+      <w:r>
+        <w:rPr>
+          <w:b/>
+          <w:bCs/>
+          <w:lang w:val="en-US"/>
+        </w:rPr>
+        <w:t>Properties</w:t>
+      </w:r>
+      <w:r>
+        <w:rPr>
+          <w:lang w:val="en-US"/>
+        </w:rPr>
+        <w:t>.</w:t>
+      </w:r>
+    </w:p>
+    <w:p>
+      <w:pPr>
+        <w:numPr>
+          <w:ilvl w:val="0"/>
+          <w:numId w:val="11"/>
+        </w:numPr>
+        <w:rPr>
+          <w:lang w:val="en-US"/>
+        </w:rPr>
+      </w:pPr>
+      <w:r>
+        <w:rPr>
+          <w:lang w:val="en-US"/>
+        </w:rPr>
+        <w:t xml:space="preserve">In the </w:t>
+      </w:r>
+      <w:r>
+        <w:rPr>
+          <w:b/>
+          <w:bCs/>
+          <w:lang w:val="en-US"/>
+        </w:rPr>
+        <w:t>General</w:t>
+      </w:r>
+      <w:r>
+        <w:rPr>
+          <w:lang w:val="en-US"/>
+        </w:rPr>
+        <w:t xml:space="preserve"> tab, find the </w:t>
+      </w:r>
+      <w:r>
+        <w:rPr>
+          <w:b/>
+          <w:bCs/>
+          <w:lang w:val="en-US"/>
+        </w:rPr>
+        <w:t>Security</w:t>
+      </w:r>
+      <w:r>
+        <w:rPr>
+          <w:lang w:val="en-US"/>
+        </w:rPr>
+        <w:t xml:space="preserve"> section at the bottom.</w:t>
+      </w:r>
+    </w:p>
+    <w:p>
+      <w:pPr>
+        <w:numPr>
+          <w:ilvl w:val="0"/>
+          <w:numId w:val="11"/>
+        </w:numPr>
+        <w:rPr>
+          <w:lang w:val="en-US"/>
+        </w:rPr>
+      </w:pPr>
+      <w:r>
+        <w:rPr>
+          <w:lang w:val="en-US"/>
+        </w:rPr>
+        <w:t xml:space="preserve">Check the </w:t>
+      </w:r>
+      <w:r>
+        <w:rPr>
+          <w:b/>
+          <w:bCs/>
+          <w:lang w:val="en-US"/>
+        </w:rPr>
+        <w:t>"Unblock"</w:t>
+      </w:r>
+      <w:r>
+        <w:rPr>
+          <w:lang w:val="en-US"/>
+        </w:rPr>
+        <w:t xml:space="preserve"> checkbox and click </w:t>
+      </w:r>
+      <w:r>
+        <w:rPr>
+          <w:b/>
+          <w:bCs/>
+          <w:lang w:val="en-US"/>
+        </w:rPr>
+        <w:t>Apply</w:t>
+      </w:r>
+      <w:r>
+        <w:rPr>
+          <w:b/>
+          <w:bCs/>
+          <w:lang w:val="en-US"/>
+        </w:rPr>
+        <w:t xml:space="preserve"> </w:t>
+      </w:r>
+      <w:r>
+        <w:rPr>
+          <w:lang w:val="en-US"/>
+        </w:rPr>
+        <w:t>, after that click</w:t>
+      </w:r>
+      <w:r>
+        <w:rPr>
+          <w:b/>
+          <w:bCs/>
+          <w:lang w:val="en-US"/>
+        </w:rPr>
+        <w:t xml:space="preserve"> </w:t>
+      </w:r>
+      <w:r>
+        <w:rPr>
+          <w:b/>
+          <w:bCs/>
+          <w:lang w:val="en-US"/>
+        </w:rPr>
+        <w:t>OK</w:t>
+      </w:r>
+      <w:r>
+        <w:rPr>
+          <w:lang w:val="en-US"/>
+        </w:rPr>
+        <w:t>.</w:t>
+      </w:r>
+    </w:p>
+    <w:p>
+      <w:pPr>
+        <w:numPr>
+          <w:ilvl w:val="0"/>
+          <w:numId w:val="11"/>
+        </w:numPr>
+        <w:rPr>
+          <w:lang w:val="en-US"/>
+        </w:rPr>
+      </w:pPr>
+      <w:r>
+        <w:rPr>
+          <w:lang w:val="en-US"/>
+        </w:rPr>
+        <w:t>Re-open the file</w:t>
+      </w:r>
     </w:p>
     <w:sectPr>
       <w:pgSz w:w="11906" w:h="16838"/>
@@ -1428,6 +1859,119 @@
     </w:lvl>
   </w:abstractNum>
   <w:abstractNum w:abstractNumId="5" w15:restartNumberingAfterBreak="0">
+    <w:nsid w:val="613C13AD"/>
+    <w:multiLevelType w:val="multilevel"/>
+    <w:tmpl w:val="1EBA0CCE"/>
+    <w:lvl w:ilvl="0">
+      <w:start w:val="1"/>
+      <w:numFmt w:val="decimal"/>
+      <w:lvlText w:val="%1."/>
+      <w:lvlJc w:val="left"/>
+      <w:pPr>
+        <w:tabs>
+          <w:tab w:val="num" w:pos="720"/>
+        </w:tabs>
+        <w:ind w:left="720" w:hanging="360"/>
+      </w:pPr>
+    </w:lvl>
+    <w:lvl w:ilvl="1" w:tentative="1">
+      <w:start w:val="1"/>
+      <w:numFmt w:val="decimal"/>
+      <w:lvlText w:val="%2."/>
+      <w:lvlJc w:val="left"/>
+      <w:pPr>
+        <w:tabs>
+          <w:tab w:val="num" w:pos="1440"/>
+        </w:tabs>
+        <w:ind w:left="1440" w:hanging="360"/>
+      </w:pPr>
+    </w:lvl>
+    <w:lvl w:ilvl="2" w:tentative="1">
+      <w:start w:val="1"/>
+      <w:numFmt w:val="decimal"/>
+      <w:lvlText w:val="%3."/>
+      <w:lvlJc w:val="left"/>
+      <w:pPr>
+        <w:tabs>
+          <w:tab w:val="num" w:pos="2160"/>
+        </w:tabs>
+        <w:ind w:left="2160" w:hanging="360"/>
+      </w:pPr>
+    </w:lvl>
+    <w:lvl w:ilvl="3" w:tentative="1">
+      <w:start w:val="1"/>
+      <w:numFmt w:val="decimal"/>
+      <w:lvlText w:val="%4."/>
+      <w:lvlJc w:val="left"/>
+      <w:pPr>
+        <w:tabs>
+          <w:tab w:val="num" w:pos="2880"/>
+        </w:tabs>
+        <w:ind w:left="2880" w:hanging="360"/>
+      </w:pPr>
+    </w:lvl>
+    <w:lvl w:ilvl="4" w:tentative="1">
+      <w:start w:val="1"/>
+      <w:numFmt w:val="decimal"/>
+      <w:lvlText w:val="%5."/>
+      <w:lvlJc w:val="left"/>
+      <w:pPr>
+        <w:tabs>
+          <w:tab w:val="num" w:pos="3600"/>
+        </w:tabs>
+        <w:ind w:left="3600" w:hanging="360"/>
+      </w:pPr>
+    </w:lvl>
+    <w:lvl w:ilvl="5" w:tentative="1">
+      <w:start w:val="1"/>
+      <w:numFmt w:val="decimal"/>
+      <w:lvlText w:val="%6."/>
+      <w:lvlJc w:val="left"/>
+      <w:pPr>
+        <w:tabs>
+          <w:tab w:val="num" w:pos="4320"/>
+        </w:tabs>
+        <w:ind w:left="4320" w:hanging="360"/>
+      </w:pPr>
+    </w:lvl>
+    <w:lvl w:ilvl="6" w:tentative="1">
+      <w:start w:val="1"/>
+      <w:numFmt w:val="decimal"/>
+      <w:lvlText w:val="%7."/>
+      <w:lvlJc w:val="left"/>
+      <w:pPr>
+        <w:tabs>
+          <w:tab w:val="num" w:pos="5040"/>
+        </w:tabs>
+        <w:ind w:left="5040" w:hanging="360"/>
+      </w:pPr>
+    </w:lvl>
+    <w:lvl w:ilvl="7" w:tentative="1">
+      <w:start w:val="1"/>
+      <w:numFmt w:val="decimal"/>
+      <w:lvlText w:val="%8."/>
+      <w:lvlJc w:val="left"/>
+      <w:pPr>
+        <w:tabs>
+          <w:tab w:val="num" w:pos="5760"/>
+        </w:tabs>
+        <w:ind w:left="5760" w:hanging="360"/>
+      </w:pPr>
+    </w:lvl>
+    <w:lvl w:ilvl="8" w:tentative="1">
+      <w:start w:val="1"/>
+      <w:numFmt w:val="decimal"/>
+      <w:lvlText w:val="%9."/>
+      <w:lvlJc w:val="left"/>
+      <w:pPr>
+        <w:tabs>
+          <w:tab w:val="num" w:pos="6480"/>
+        </w:tabs>
+        <w:ind w:left="6480" w:hanging="360"/>
+      </w:pPr>
+    </w:lvl>
+  </w:abstractNum>
+  <w:abstractNum w:abstractNumId="6" w15:restartNumberingAfterBreak="0">
     <w:nsid w:val="65D57A12"/>
     <w:multiLevelType w:val="multilevel"/>
     <w:tmpl w:val="C1D8F9F0"/>
@@ -1576,7 +2120,7 @@
       </w:rPr>
     </w:lvl>
   </w:abstractNum>
-  <w:abstractNum w:abstractNumId="6" w15:restartNumberingAfterBreak="0">
+  <w:abstractNum w:abstractNumId="7" w15:restartNumberingAfterBreak="0">
     <w:nsid w:val="694D0E5D"/>
     <w:multiLevelType w:val="multilevel"/>
     <w:tmpl w:val="7BB06CE8"/>
@@ -1725,7 +2269,120 @@
       </w:rPr>
     </w:lvl>
   </w:abstractNum>
-  <w:abstractNum w:abstractNumId="7" w15:restartNumberingAfterBreak="0">
+  <w:abstractNum w:abstractNumId="8" w15:restartNumberingAfterBreak="0">
+    <w:nsid w:val="6A5B69AC"/>
+    <w:multiLevelType w:val="multilevel"/>
+    <w:tmpl w:val="5ADAEB5A"/>
+    <w:lvl w:ilvl="0">
+      <w:start w:val="1"/>
+      <w:numFmt w:val="decimal"/>
+      <w:lvlText w:val="%1."/>
+      <w:lvlJc w:val="left"/>
+      <w:pPr>
+        <w:tabs>
+          <w:tab w:val="num" w:pos="720"/>
+        </w:tabs>
+        <w:ind w:left="720" w:hanging="360"/>
+      </w:pPr>
+    </w:lvl>
+    <w:lvl w:ilvl="1" w:tentative="1">
+      <w:start w:val="1"/>
+      <w:numFmt w:val="decimal"/>
+      <w:lvlText w:val="%2."/>
+      <w:lvlJc w:val="left"/>
+      <w:pPr>
+        <w:tabs>
+          <w:tab w:val="num" w:pos="1440"/>
+        </w:tabs>
+        <w:ind w:left="1440" w:hanging="360"/>
+      </w:pPr>
+    </w:lvl>
+    <w:lvl w:ilvl="2" w:tentative="1">
+      <w:start w:val="1"/>
+      <w:numFmt w:val="decimal"/>
+      <w:lvlText w:val="%3."/>
+      <w:lvlJc w:val="left"/>
+      <w:pPr>
+        <w:tabs>
+          <w:tab w:val="num" w:pos="2160"/>
+        </w:tabs>
+        <w:ind w:left="2160" w:hanging="360"/>
+      </w:pPr>
+    </w:lvl>
+    <w:lvl w:ilvl="3" w:tentative="1">
+      <w:start w:val="1"/>
+      <w:numFmt w:val="decimal"/>
+      <w:lvlText w:val="%4."/>
+      <w:lvlJc w:val="left"/>
+      <w:pPr>
+        <w:tabs>
+          <w:tab w:val="num" w:pos="2880"/>
+        </w:tabs>
+        <w:ind w:left="2880" w:hanging="360"/>
+      </w:pPr>
+    </w:lvl>
+    <w:lvl w:ilvl="4" w:tentative="1">
+      <w:start w:val="1"/>
+      <w:numFmt w:val="decimal"/>
+      <w:lvlText w:val="%5."/>
+      <w:lvlJc w:val="left"/>
+      <w:pPr>
+        <w:tabs>
+          <w:tab w:val="num" w:pos="3600"/>
+        </w:tabs>
+        <w:ind w:left="3600" w:hanging="360"/>
+      </w:pPr>
+    </w:lvl>
+    <w:lvl w:ilvl="5" w:tentative="1">
+      <w:start w:val="1"/>
+      <w:numFmt w:val="decimal"/>
+      <w:lvlText w:val="%6."/>
+      <w:lvlJc w:val="left"/>
+      <w:pPr>
+        <w:tabs>
+          <w:tab w:val="num" w:pos="4320"/>
+        </w:tabs>
+        <w:ind w:left="4320" w:hanging="360"/>
+      </w:pPr>
+    </w:lvl>
+    <w:lvl w:ilvl="6" w:tentative="1">
+      <w:start w:val="1"/>
+      <w:numFmt w:val="decimal"/>
+      <w:lvlText w:val="%7."/>
+      <w:lvlJc w:val="left"/>
+      <w:pPr>
+        <w:tabs>
+          <w:tab w:val="num" w:pos="5040"/>
+        </w:tabs>
+        <w:ind w:left="5040" w:hanging="360"/>
+      </w:pPr>
+    </w:lvl>
+    <w:lvl w:ilvl="7" w:tentative="1">
+      <w:start w:val="1"/>
+      <w:numFmt w:val="decimal"/>
+      <w:lvlText w:val="%8."/>
+      <w:lvlJc w:val="left"/>
+      <w:pPr>
+        <w:tabs>
+          <w:tab w:val="num" w:pos="5760"/>
+        </w:tabs>
+        <w:ind w:left="5760" w:hanging="360"/>
+      </w:pPr>
+    </w:lvl>
+    <w:lvl w:ilvl="8" w:tentative="1">
+      <w:start w:val="1"/>
+      <w:numFmt w:val="decimal"/>
+      <w:lvlText w:val="%9."/>
+      <w:lvlJc w:val="left"/>
+      <w:pPr>
+        <w:tabs>
+          <w:tab w:val="num" w:pos="6480"/>
+        </w:tabs>
+        <w:ind w:left="6480" w:hanging="360"/>
+      </w:pPr>
+    </w:lvl>
+  </w:abstractNum>
+  <w:abstractNum w:abstractNumId="9" w15:restartNumberingAfterBreak="0">
     <w:nsid w:val="6FBF4A6A"/>
     <w:multiLevelType w:val="multilevel"/>
     <w:tmpl w:val="FA8208D4"/>
@@ -1874,7 +2531,7 @@
       </w:rPr>
     </w:lvl>
   </w:abstractNum>
-  <w:abstractNum w:abstractNumId="8" w15:restartNumberingAfterBreak="0">
+  <w:abstractNum w:abstractNumId="10" w15:restartNumberingAfterBreak="0">
     <w:nsid w:val="78BD454C"/>
     <w:multiLevelType w:val="multilevel"/>
     <w:tmpl w:val="7640E73A"/>
@@ -2033,22 +2690,28 @@
     <w:abstractNumId w:val="4"/>
   </w:num>
   <w:num w:numId="4" w16cid:durableId="842165350">
-    <w:abstractNumId w:val="6"/>
+    <w:abstractNumId w:val="7"/>
   </w:num>
   <w:num w:numId="5" w16cid:durableId="845091727">
     <w:abstractNumId w:val="3"/>
   </w:num>
   <w:num w:numId="6" w16cid:durableId="2061663888">
-    <w:abstractNumId w:val="5"/>
+    <w:abstractNumId w:val="6"/>
   </w:num>
   <w:num w:numId="7" w16cid:durableId="2126075687">
-    <w:abstractNumId w:val="7"/>
+    <w:abstractNumId w:val="9"/>
   </w:num>
   <w:num w:numId="8" w16cid:durableId="1423066169">
     <w:abstractNumId w:val="0"/>
   </w:num>
   <w:num w:numId="9" w16cid:durableId="333798943">
+    <w:abstractNumId w:val="10"/>
+  </w:num>
+  <w:num w:numId="10" w16cid:durableId="1193492818">
     <w:abstractNumId w:val="8"/>
+  </w:num>
+  <w:num w:numId="11" w16cid:durableId="1417361584">
+    <w:abstractNumId w:val="5"/>
   </w:num>
 </w:numbering>
 </file>
@@ -2656,7 +3319,6 @@
   <w:style w:type="character" w:default="1" w:styleId="Domylnaczcionkaakapitu">
     <w:name w:val="Default Paragraph Font"/>
     <w:uiPriority w:val="1"/>
-    <w:semiHidden/>
     <w:unhideWhenUsed/>
   </w:style>
   <w:style w:type="table" w:default="1" w:styleId="Standardowy">

--- a/Documentation/System Documentation.docx
+++ b/Documentation/System Documentation.docx
@@ -308,7 +308,7 @@
         <w:rPr>
           <w:lang w:val="en-US"/>
         </w:rPr>
-        <w:t xml:space="preserve">               (Section 4) before proceeding to Step 1. </w:t>
+        <w:t xml:space="preserve">               (Section 4) before proceeding to Step 1.</w:t>
       </w:r>
     </w:p>
     <w:p>
@@ -575,6 +575,7 @@
           <w:bCs/>
           <w:sz w:val="24"/>
           <w:szCs w:val="24"/>
+          <w:lang w:val="en-US"/>
         </w:rPr>
       </w:pPr>
     </w:p>
@@ -585,6 +586,7 @@
           <w:bCs/>
           <w:sz w:val="24"/>
           <w:szCs w:val="24"/>
+          <w:lang w:val="en-US"/>
         </w:rPr>
       </w:pPr>
     </w:p>
@@ -595,6 +597,7 @@
           <w:bCs/>
           <w:sz w:val="24"/>
           <w:szCs w:val="24"/>
+          <w:lang w:val="en-US"/>
         </w:rPr>
       </w:pPr>
     </w:p>
@@ -605,6 +608,7 @@
           <w:bCs/>
           <w:sz w:val="24"/>
           <w:szCs w:val="24"/>
+          <w:lang w:val="en-US"/>
         </w:rPr>
       </w:pPr>
     </w:p>
@@ -615,6 +619,7 @@
           <w:bCs/>
           <w:sz w:val="24"/>
           <w:szCs w:val="24"/>
+          <w:lang w:val="en-US"/>
         </w:rPr>
       </w:pPr>
     </w:p>
@@ -625,6 +630,7 @@
           <w:bCs/>
           <w:sz w:val="24"/>
           <w:szCs w:val="24"/>
+          <w:lang w:val="en-US"/>
         </w:rPr>
       </w:pPr>
     </w:p>
@@ -635,6 +641,7 @@
           <w:bCs/>
           <w:sz w:val="24"/>
           <w:szCs w:val="24"/>
+          <w:lang w:val="en-US"/>
         </w:rPr>
       </w:pPr>
     </w:p>
@@ -645,6 +652,7 @@
           <w:bCs/>
           <w:sz w:val="24"/>
           <w:szCs w:val="24"/>
+          <w:lang w:val="en-US"/>
         </w:rPr>
       </w:pPr>
     </w:p>
@@ -664,7 +672,7 @@
           <w:sz w:val="24"/>
           <w:szCs w:val="24"/>
         </w:rPr>
-        <w:t>3. M</w:t>
+        <w:t xml:space="preserve">3. </w:t>
       </w:r>
       <w:proofErr w:type="spellStart"/>
       <w:r>
@@ -674,7 +682,7 @@
           <w:sz w:val="24"/>
           <w:szCs w:val="24"/>
         </w:rPr>
-        <w:t>aintenance</w:t>
+        <w:t>Maintenance</w:t>
       </w:r>
       <w:proofErr w:type="spellEnd"/>
       <w:r>
@@ -1167,6 +1175,12 @@
           <w:lang w:val="en-US"/>
         </w:rPr>
         <w:t>Re-open the file</w:t>
+      </w:r>
+      <w:r>
+        <w:rPr>
+          <w:lang w:val="en-US"/>
+        </w:rPr>
+        <w:t>.</w:t>
       </w:r>
     </w:p>
     <w:sectPr>
@@ -3319,6 +3333,7 @@
   <w:style w:type="character" w:default="1" w:styleId="Domylnaczcionkaakapitu">
     <w:name w:val="Default Paragraph Font"/>
     <w:uiPriority w:val="1"/>
+    <w:semiHidden/>
     <w:unhideWhenUsed/>
   </w:style>
   <w:style w:type="table" w:default="1" w:styleId="Standardowy">

--- a/Documentation/System Documentation.docx
+++ b/Documentation/System Documentation.docx
@@ -1180,7 +1180,7 @@
         <w:rPr>
           <w:lang w:val="en-US"/>
         </w:rPr>
-        <w:t>.</w:t>
+        <w:t>; the red bar will be replaced by the standard yellow "Enable Content" bar.</w:t>
       </w:r>
     </w:p>
     <w:sectPr>
@@ -3333,7 +3333,6 @@
   <w:style w:type="character" w:default="1" w:styleId="Domylnaczcionkaakapitu">
     <w:name w:val="Default Paragraph Font"/>
     <w:uiPriority w:val="1"/>
-    <w:semiHidden/>
     <w:unhideWhenUsed/>
   </w:style>
   <w:style w:type="table" w:default="1" w:styleId="Standardowy">

--- a/Documentation/System Documentation.docx
+++ b/Documentation/System Documentation.docx
@@ -37,7 +37,7 @@
           <w:iCs/>
           <w:lang w:val="en-US"/>
         </w:rPr>
-        <w:t>Environmental requirements, deployment instructions, and administration.</w:t>
+        <w:t>Environmental requirements, deployment instructions, and troubleshooting.</w:t>
       </w:r>
     </w:p>
     <w:p>
@@ -63,45 +63,148 @@
           <w:sz w:val="24"/>
           <w:szCs w:val="24"/>
         </w:rPr>
-        <w:t xml:space="preserve">1. </w:t>
-      </w:r>
-      <w:proofErr w:type="spellStart"/>
-      <w:r>
+        <w:t>1. Environmental Requirements</w:t>
+      </w:r>
+    </w:p>
+    <w:p>
+      <w:pPr>
+        <w:numPr>
+          <w:ilvl w:val="0"/>
+          <w:numId w:val="15"/>
+        </w:numPr>
+        <w:rPr>
+          <w:lang w:val="en-US"/>
+        </w:rPr>
+      </w:pPr>
+      <w:r>
+        <w:rPr>
+          <w:b/>
+          <w:bCs/>
+          <w:lang w:val="en-US"/>
+        </w:rPr>
+        <w:t>Software:</w:t>
+      </w:r>
+      <w:r>
+        <w:rPr>
+          <w:lang w:val="en-US"/>
+        </w:rPr>
+        <w:t xml:space="preserve"> Microsoft Excel (version 2010 or newer). Full support for RGB color palettes and VBA execution environment is required.</w:t>
+      </w:r>
+    </w:p>
+    <w:p>
+      <w:pPr>
+        <w:numPr>
+          <w:ilvl w:val="0"/>
+          <w:numId w:val="15"/>
+        </w:numPr>
+        <w:rPr>
+          <w:lang w:val="en-US"/>
+        </w:rPr>
+      </w:pPr>
+      <w:r>
+        <w:rPr>
+          <w:b/>
+          <w:bCs/>
+          <w:lang w:val="en-US"/>
+        </w:rPr>
+        <w:t>Operating System:</w:t>
+      </w:r>
+      <w:r>
+        <w:rPr>
+          <w:lang w:val="en-US"/>
+        </w:rPr>
+        <w:t xml:space="preserve"> Windows environment (recommended) or macOS with functional VBA support.</w:t>
+      </w:r>
+    </w:p>
+    <w:p>
+      <w:pPr>
+        <w:numPr>
+          <w:ilvl w:val="0"/>
+          <w:numId w:val="15"/>
+        </w:numPr>
+        <w:rPr>
+          <w:lang w:val="en-US"/>
+        </w:rPr>
+      </w:pPr>
+      <w:r>
+        <w:rPr>
+          <w:b/>
+          <w:bCs/>
+          <w:lang w:val="en-US"/>
+        </w:rPr>
+        <w:t>File Compatibility:</w:t>
+      </w:r>
+      <w:r>
+        <w:rPr>
+          <w:lang w:val="en-US"/>
+        </w:rPr>
+        <w:t xml:space="preserve"> The application must be maintained in the macro-enabled workbook format (</w:t>
+      </w:r>
+      <w:r>
+        <w:rPr>
+          <w:b/>
+          <w:bCs/>
+          <w:lang w:val="en-US"/>
+        </w:rPr>
+        <w:t>.xlsm</w:t>
+      </w:r>
+      <w:r>
+        <w:rPr>
+          <w:lang w:val="en-US"/>
+        </w:rPr>
+        <w:t>).</w:t>
+      </w:r>
+    </w:p>
+    <w:p>
+      <w:pPr>
         <w:rPr>
           <w:b/>
           <w:bCs/>
           <w:sz w:val="24"/>
           <w:szCs w:val="24"/>
-        </w:rPr>
-        <w:t>Environmental</w:t>
-      </w:r>
-      <w:proofErr w:type="spellEnd"/>
-      <w:r>
+          <w:lang w:val="en-US"/>
+        </w:rPr>
+      </w:pPr>
+    </w:p>
+    <w:p>
+      <w:pPr>
         <w:rPr>
           <w:b/>
           <w:bCs/>
           <w:sz w:val="24"/>
           <w:szCs w:val="24"/>
-        </w:rPr>
-        <w:t xml:space="preserve"> </w:t>
-      </w:r>
-      <w:proofErr w:type="spellStart"/>
+          <w:lang w:val="en-US"/>
+        </w:rPr>
+      </w:pPr>
       <w:r>
         <w:rPr>
           <w:b/>
           <w:bCs/>
           <w:sz w:val="24"/>
           <w:szCs w:val="24"/>
-        </w:rPr>
-        <w:t>Requirements</w:t>
-      </w:r>
-      <w:proofErr w:type="spellEnd"/>
+          <w:lang w:val="en-US"/>
+        </w:rPr>
+        <w:t>2. Deployment / Launch Instructions</w:t>
+      </w:r>
     </w:p>
     <w:p>
       <w:pPr>
+        <w:rPr>
+          <w:lang w:val="en-US"/>
+        </w:rPr>
+      </w:pPr>
+      <w:r>
+        <w:rPr>
+          <w:lang w:val="en-US"/>
+        </w:rPr>
+        <w:t>To ensure the game engine initializes correctly, the following sequence must be followed:</w:t>
+      </w:r>
+    </w:p>
+    <w:p>
+      <w:pPr>
         <w:numPr>
           <w:ilvl w:val="0"/>
-          <w:numId w:val="7"/>
+          <w:numId w:val="16"/>
         </w:numPr>
         <w:rPr>
           <w:lang w:val="en-US"/>
@@ -113,20 +216,32 @@
           <w:bCs/>
           <w:lang w:val="en-US"/>
         </w:rPr>
-        <w:t>Software:</w:t>
-      </w:r>
-      <w:r>
-        <w:rPr>
-          <w:lang w:val="en-US"/>
-        </w:rPr>
-        <w:t xml:space="preserve"> Microsoft Excel (version 2010 or newer). This version is required to ensure full UI-level support for the RGB color palette and stable VBA execution.</w:t>
+        <w:t>File Access:</w:t>
+      </w:r>
+      <w:r>
+        <w:rPr>
+          <w:lang w:val="en-US"/>
+        </w:rPr>
+        <w:t xml:space="preserve"> Open the </w:t>
+      </w:r>
+      <w:r>
+        <w:rPr>
+          <w:lang w:val="en-US"/>
+        </w:rPr>
+        <w:t>Game-Visual-Memory</w:t>
+      </w:r>
+      <w:r>
+        <w:rPr>
+          <w:lang w:val="en-US"/>
+        </w:rPr>
+        <w:t>.xlsm file.</w:t>
       </w:r>
     </w:p>
     <w:p>
       <w:pPr>
         <w:numPr>
           <w:ilvl w:val="0"/>
-          <w:numId w:val="7"/>
+          <w:numId w:val="16"/>
         </w:numPr>
         <w:rPr>
           <w:lang w:val="en-US"/>
@@ -138,20 +253,48 @@
           <w:bCs/>
           <w:lang w:val="en-US"/>
         </w:rPr>
-        <w:t>Operating System:</w:t>
-      </w:r>
-      <w:r>
-        <w:rPr>
-          <w:lang w:val="en-US"/>
-        </w:rPr>
-        <w:t xml:space="preserve"> Windows or macOS environment with a fully functional VBA (Visual Basic for Applications) library.</w:t>
+        <w:t>Protected View:</w:t>
+      </w:r>
+      <w:r>
+        <w:rPr>
+          <w:lang w:val="en-US"/>
+        </w:rPr>
+        <w:t xml:space="preserve"> If the file was downloaded from the internet, Excel will open in </w:t>
+      </w:r>
+      <w:r>
+        <w:rPr>
+          <w:b/>
+          <w:bCs/>
+          <w:lang w:val="en-US"/>
+        </w:rPr>
+        <w:t>Protected View</w:t>
+      </w:r>
+      <w:r>
+        <w:rPr>
+          <w:lang w:val="en-US"/>
+        </w:rPr>
+        <w:t xml:space="preserve">. The user must click </w:t>
+      </w:r>
+      <w:r>
+        <w:rPr>
+          <w:b/>
+          <w:bCs/>
+          <w:lang w:val="en-US"/>
+        </w:rPr>
+        <w:t>"Enable Editing"</w:t>
+      </w:r>
+      <w:r>
+        <w:rPr>
+          <w:lang w:val="en-US"/>
+        </w:rPr>
+        <w:t xml:space="preserve"> in the top yellow bar.</w:t>
       </w:r>
     </w:p>
     <w:p>
       <w:pPr>
         <w:numPr>
           <w:ilvl w:val="0"/>
-          <w:numId w:val="7"/>
+          <w:numId w:val="16"/>
         </w:numPr>
         <w:rPr>
           <w:lang w:val="en-US"/>
@@ -163,13 +306,13 @@
           <w:bCs/>
           <w:lang w:val="en-US"/>
         </w:rPr>
-        <w:t>File Compatibility:</w:t>
-      </w:r>
-      <w:r>
-        <w:rPr>
-          <w:lang w:val="en-US"/>
-        </w:rPr>
-        <w:t xml:space="preserve"> The application must be saved and executed within a macro-enabled workbook format (</w:t>
+        <w:t xml:space="preserve">Red Bar Alert: </w:t>
+      </w:r>
+      <w:r>
+        <w:rPr>
+          <w:lang w:val="en-US"/>
+        </w:rPr>
+        <w:t xml:space="preserve">If a red bar appears stating the source is untrusted, macros are hard-blocked. Refer to </w:t>
       </w:r>
       <w:r>
         <w:rPr>
@@ -177,14 +320,174 @@
           <w:bCs/>
           <w:lang w:val="en-US"/>
         </w:rPr>
-        <w:t>.xlsm</w:t>
-      </w:r>
-      <w:r>
-        <w:rPr>
-          <w:lang w:val="en-US"/>
-        </w:rPr>
-        <w:t>) to preserve the game logic.</w:t>
-      </w:r>
+        <w:t>Section 4 (Troubleshooting)</w:t>
+      </w:r>
+      <w:r>
+        <w:rPr>
+          <w:lang w:val="en-US"/>
+        </w:rPr>
+        <w:t xml:space="preserve"> for instructions on how to unblock the file..</w:t>
+      </w:r>
+    </w:p>
+    <w:p>
+      <w:pPr>
+        <w:numPr>
+          <w:ilvl w:val="1"/>
+          <w:numId w:val="16"/>
+        </w:numPr>
+        <w:rPr>
+          <w:lang w:val="en-US"/>
+        </w:rPr>
+      </w:pPr>
+      <w:r>
+        <w:rPr>
+          <w:lang w:val="en-US"/>
+        </w:rPr>
+        <w:t xml:space="preserve">If a </w:t>
+      </w:r>
+      <w:r>
+        <w:rPr>
+          <w:b/>
+          <w:bCs/>
+          <w:lang w:val="en-US"/>
+        </w:rPr>
+        <w:t>Yellow Security Bar</w:t>
+      </w:r>
+      <w:r>
+        <w:rPr>
+          <w:lang w:val="en-US"/>
+        </w:rPr>
+        <w:t xml:space="preserve"> appears (</w:t>
+      </w:r>
+      <w:r>
+        <w:rPr>
+          <w:i/>
+          <w:iCs/>
+          <w:lang w:val="en-US"/>
+        </w:rPr>
+        <w:t>"Macros have been disabled"</w:t>
+      </w:r>
+      <w:r>
+        <w:rPr>
+          <w:lang w:val="en-US"/>
+        </w:rPr>
+        <w:t xml:space="preserve">), the user must click </w:t>
+      </w:r>
+      <w:r>
+        <w:rPr>
+          <w:b/>
+          <w:bCs/>
+          <w:lang w:val="en-US"/>
+        </w:rPr>
+        <w:t>"Enable Content"</w:t>
+      </w:r>
+      <w:r>
+        <w:rPr>
+          <w:lang w:val="en-US"/>
+        </w:rPr>
+        <w:t>.</w:t>
+      </w:r>
+    </w:p>
+    <w:p>
+      <w:pPr>
+        <w:numPr>
+          <w:ilvl w:val="0"/>
+          <w:numId w:val="16"/>
+        </w:numPr>
+        <w:rPr>
+          <w:lang w:val="en-US"/>
+        </w:rPr>
+      </w:pPr>
+      <w:r>
+        <w:rPr>
+          <w:b/>
+          <w:bCs/>
+          <w:lang w:val="en-US"/>
+        </w:rPr>
+        <w:t>Automatic Initialization:</w:t>
+      </w:r>
+      <w:r>
+        <w:rPr>
+          <w:lang w:val="en-US"/>
+        </w:rPr>
+        <w:t xml:space="preserve"> Once the security layers are cleared, the </w:t>
+      </w:r>
+      <w:r>
+        <w:rPr>
+          <w:b/>
+          <w:bCs/>
+          <w:lang w:val="en-US"/>
+        </w:rPr>
+        <w:t>Workbook_Open</w:t>
+      </w:r>
+      <w:r>
+        <w:rPr>
+          <w:lang w:val="en-US"/>
+        </w:rPr>
+        <w:t xml:space="preserve"> procedure runs automatically. It activates the board and initializes the game state by setting both the </w:t>
+      </w:r>
+      <w:r>
+        <w:rPr>
+          <w:b/>
+          <w:bCs/>
+          <w:lang w:val="en-US"/>
+        </w:rPr>
+        <w:t>Level and the High Score to 1</w:t>
+      </w:r>
+      <w:r>
+        <w:rPr>
+          <w:lang w:val="en-US"/>
+        </w:rPr>
+        <w:t>.</w:t>
+      </w:r>
+    </w:p>
+    <w:p>
+      <w:pPr>
+        <w:numPr>
+          <w:ilvl w:val="0"/>
+          <w:numId w:val="16"/>
+        </w:numPr>
+        <w:rPr>
+          <w:lang w:val="en-US"/>
+        </w:rPr>
+      </w:pPr>
+      <w:r>
+        <w:rPr>
+          <w:b/>
+          <w:bCs/>
+          <w:lang w:val="en-US"/>
+        </w:rPr>
+        <w:t>Game Start:</w:t>
+      </w:r>
+      <w:r>
+        <w:rPr>
+          <w:lang w:val="en-US"/>
+        </w:rPr>
+        <w:t xml:space="preserve"> The player triggers the first round by clicking the </w:t>
+      </w:r>
+      <w:r>
+        <w:rPr>
+          <w:b/>
+          <w:bCs/>
+          <w:lang w:val="en-US"/>
+        </w:rPr>
+        <w:t>"Start Game"</w:t>
+      </w:r>
+      <w:r>
+        <w:rPr>
+          <w:lang w:val="en-US"/>
+        </w:rPr>
+        <w:t xml:space="preserve"> button.</w:t>
+      </w:r>
+    </w:p>
+    <w:p>
+      <w:pPr>
+        <w:rPr>
+          <w:b/>
+          <w:bCs/>
+          <w:lang w:val="en-US"/>
+        </w:rPr>
+      </w:pPr>
     </w:p>
     <w:p>
       <w:pPr>
@@ -193,380 +496,148 @@
           <w:bCs/>
           <w:sz w:val="24"/>
           <w:szCs w:val="24"/>
-          <w:lang w:val="en-US"/>
-        </w:rPr>
-      </w:pPr>
-    </w:p>
-    <w:p>
-      <w:pPr>
+        </w:rPr>
+      </w:pPr>
+      <w:r>
         <w:rPr>
           <w:b/>
           <w:bCs/>
           <w:sz w:val="24"/>
           <w:szCs w:val="24"/>
-          <w:lang w:val="en-US"/>
-        </w:rPr>
-      </w:pPr>
-      <w:r>
+        </w:rPr>
+        <w:t>3. Maintenance and Administration</w:t>
+      </w:r>
+    </w:p>
+    <w:p>
+      <w:pPr>
+        <w:numPr>
+          <w:ilvl w:val="0"/>
+          <w:numId w:val="17"/>
+        </w:numPr>
+        <w:rPr>
+          <w:lang w:val="en-US"/>
+        </w:rPr>
+      </w:pPr>
+      <w:r>
+        <w:rPr>
+          <w:b/>
+          <w:bCs/>
+          <w:lang w:val="en-US"/>
+        </w:rPr>
+        <w:t>Access Control:</w:t>
+      </w:r>
+      <w:r>
+        <w:rPr>
+          <w:lang w:val="en-US"/>
+        </w:rPr>
+        <w:t xml:space="preserve"> </w:t>
+      </w:r>
+      <w:r>
+        <w:rPr>
+          <w:b/>
+          <w:bCs/>
+          <w:lang w:val="en-US"/>
+        </w:rPr>
+        <w:t>Sheet1</w:t>
+      </w:r>
+      <w:r>
+        <w:rPr>
+          <w:lang w:val="en-US"/>
+        </w:rPr>
+        <w:t xml:space="preserve"> is password-protected to prevent accidental layout corruption.</w:t>
+      </w:r>
+    </w:p>
+    <w:p>
+      <w:pPr>
+        <w:numPr>
+          <w:ilvl w:val="0"/>
+          <w:numId w:val="17"/>
+        </w:numPr>
+      </w:pPr>
+      <w:r>
+        <w:rPr>
+          <w:b/>
+          <w:bCs/>
+        </w:rPr>
+        <w:t>Administrative Password:</w:t>
+      </w:r>
+      <w:r>
+        <w:t xml:space="preserve"> Game123.</w:t>
+      </w:r>
+    </w:p>
+    <w:p>
+      <w:pPr>
+        <w:numPr>
+          <w:ilvl w:val="0"/>
+          <w:numId w:val="17"/>
+        </w:numPr>
+        <w:rPr>
+          <w:lang w:val="en-US"/>
+        </w:rPr>
+      </w:pPr>
+      <w:r>
+        <w:rPr>
+          <w:b/>
+          <w:bCs/>
+          <w:lang w:val="en-US"/>
+        </w:rPr>
+        <w:t>Security Protocol:</w:t>
+      </w:r>
+      <w:r>
+        <w:rPr>
+          <w:lang w:val="en-US"/>
+        </w:rPr>
+        <w:t xml:space="preserve"> The protection uses the UserInterfaceOnly:=True flag, allowing macros to modify cell colors while keeping the sheet locked for the user.</w:t>
+      </w:r>
+    </w:p>
+    <w:p>
+      <w:pPr>
+        <w:numPr>
+          <w:ilvl w:val="0"/>
+          <w:numId w:val="17"/>
+        </w:numPr>
+      </w:pPr>
+      <w:r>
+        <w:rPr>
+          <w:b/>
+          <w:bCs/>
+          <w:lang w:val="en-US"/>
+        </w:rPr>
+        <w:t>Data Persistence:</w:t>
+      </w:r>
+      <w:r>
+        <w:rPr>
+          <w:lang w:val="en-US"/>
+        </w:rPr>
+        <w:t xml:space="preserve"> The </w:t>
+      </w:r>
+      <w:r>
+        <w:rPr>
+          <w:b/>
+          <w:bCs/>
+          <w:lang w:val="en-US"/>
+        </w:rPr>
+        <w:t>High Score</w:t>
+      </w:r>
+      <w:r>
+        <w:rPr>
+          <w:lang w:val="en-US"/>
+        </w:rPr>
+        <w:t xml:space="preserve"> is a session-based global variable stored in RAM. </w:t>
+      </w:r>
+      <w:r>
+        <w:t>Closing the file resets this value.</w:t>
+      </w:r>
+    </w:p>
+    <w:p>
+      <w:pPr>
         <w:rPr>
           <w:b/>
           <w:bCs/>
           <w:sz w:val="24"/>
           <w:szCs w:val="24"/>
-          <w:lang w:val="en-US"/>
-        </w:rPr>
-        <w:t>2. Deployment and Launch Instructions</w:t>
-      </w:r>
-    </w:p>
-    <w:p>
-      <w:pPr>
-        <w:rPr>
-          <w:lang w:val="en-US"/>
-        </w:rPr>
-      </w:pPr>
-      <w:r>
-        <w:rPr>
-          <w:lang w:val="en-US"/>
-        </w:rPr>
-        <w:t xml:space="preserve">        0. </w:t>
-      </w:r>
-      <w:r>
-        <w:rPr>
-          <w:lang w:val="en-US"/>
-        </w:rPr>
-        <w:t xml:space="preserve">  </w:t>
-      </w:r>
-      <w:r>
-        <w:rPr>
-          <w:b/>
-          <w:bCs/>
-          <w:lang w:val="en-US"/>
-        </w:rPr>
-        <w:t>Pre-launch Security Check:</w:t>
-      </w:r>
-      <w:r>
-        <w:rPr>
-          <w:lang w:val="en-US"/>
-        </w:rPr>
-        <w:t xml:space="preserve"> If </w:t>
-      </w:r>
-      <w:r>
-        <w:rPr>
-          <w:lang w:val="en-US"/>
-        </w:rPr>
-        <w:t xml:space="preserve">Excel displays a red security bar stating that the </w:t>
-      </w:r>
-    </w:p>
-    <w:p>
-      <w:pPr>
-        <w:rPr>
-          <w:lang w:val="en-US"/>
-        </w:rPr>
-      </w:pPr>
-      <w:r>
-        <w:rPr>
-          <w:lang w:val="en-US"/>
-        </w:rPr>
-        <w:t xml:space="preserve">               </w:t>
-      </w:r>
-      <w:r>
-        <w:rPr>
-          <w:b/>
-          <w:bCs/>
-          <w:lang w:val="en-US"/>
-        </w:rPr>
-        <w:t>source of this file is untrusted</w:t>
-      </w:r>
-      <w:r>
-        <w:rPr>
-          <w:lang w:val="en-US"/>
-        </w:rPr>
-        <w:t xml:space="preserve">, please refer to the </w:t>
-      </w:r>
-      <w:r>
-        <w:rPr>
-          <w:b/>
-          <w:bCs/>
-          <w:lang w:val="en-US"/>
-        </w:rPr>
-        <w:t>Troubleshooting &amp; Security</w:t>
-      </w:r>
-      <w:r>
-        <w:rPr>
-          <w:lang w:val="en-US"/>
-        </w:rPr>
-        <w:t xml:space="preserve"> section</w:t>
-      </w:r>
-    </w:p>
-    <w:p>
-      <w:pPr>
-        <w:rPr>
-          <w:lang w:val="en-US"/>
-        </w:rPr>
-      </w:pPr>
-      <w:r>
-        <w:rPr>
-          <w:lang w:val="en-US"/>
-        </w:rPr>
-        <w:t xml:space="preserve">               (Section 4) before proceeding to Step 1.</w:t>
-      </w:r>
-    </w:p>
-    <w:p>
-      <w:pPr>
-        <w:numPr>
-          <w:ilvl w:val="0"/>
-          <w:numId w:val="8"/>
-        </w:numPr>
-        <w:rPr>
-          <w:lang w:val="en-US"/>
-        </w:rPr>
-      </w:pPr>
-      <w:r>
-        <w:rPr>
-          <w:b/>
-          <w:bCs/>
-          <w:lang w:val="en-US"/>
-        </w:rPr>
-        <w:t>File Access:</w:t>
-      </w:r>
-      <w:r>
-        <w:rPr>
-          <w:lang w:val="en-US"/>
-        </w:rPr>
-        <w:t xml:space="preserve"> The user opens the </w:t>
-      </w:r>
-      <w:r>
-        <w:rPr>
-          <w:b/>
-          <w:bCs/>
-          <w:lang w:val="en-US"/>
-        </w:rPr>
-        <w:t>Game-Visual-Memory</w:t>
-      </w:r>
-      <w:r>
-        <w:rPr>
-          <w:b/>
-          <w:bCs/>
-          <w:lang w:val="en-US"/>
-        </w:rPr>
-        <w:t>.xlsm</w:t>
-      </w:r>
-      <w:r>
-        <w:rPr>
-          <w:lang w:val="en-US"/>
-        </w:rPr>
-        <w:t xml:space="preserve"> file.</w:t>
-      </w:r>
-    </w:p>
-    <w:p>
-      <w:pPr>
-        <w:numPr>
-          <w:ilvl w:val="0"/>
-          <w:numId w:val="8"/>
-        </w:numPr>
-        <w:rPr>
-          <w:lang w:val="en-US"/>
-        </w:rPr>
-      </w:pPr>
-      <w:r>
-        <w:rPr>
-          <w:b/>
-          <w:bCs/>
-          <w:lang w:val="en-US"/>
-        </w:rPr>
-        <w:t>Security Authorization:</w:t>
-      </w:r>
-      <w:r>
-        <w:rPr>
-          <w:lang w:val="en-US"/>
-        </w:rPr>
-        <w:t xml:space="preserve"> Upon the first launch, Excel will display a yellow security warning: </w:t>
-      </w:r>
-      <w:r>
-        <w:rPr>
-          <w:i/>
-          <w:iCs/>
-          <w:lang w:val="en-US"/>
-        </w:rPr>
-        <w:t>"Macros have been disabled"</w:t>
-      </w:r>
-      <w:r>
-        <w:rPr>
-          <w:lang w:val="en-US"/>
-        </w:rPr>
-        <w:t xml:space="preserve">. The user must click the </w:t>
-      </w:r>
-      <w:r>
-        <w:rPr>
-          <w:b/>
-          <w:bCs/>
-          <w:lang w:val="en-US"/>
-        </w:rPr>
-        <w:t>Enable Content</w:t>
-      </w:r>
-      <w:r>
-        <w:rPr>
-          <w:lang w:val="en-US"/>
-        </w:rPr>
-        <w:t xml:space="preserve"> button to initialize the game engine.</w:t>
-      </w:r>
-    </w:p>
-    <w:p>
-      <w:pPr>
-        <w:numPr>
-          <w:ilvl w:val="0"/>
-          <w:numId w:val="8"/>
-        </w:numPr>
-        <w:rPr>
-          <w:lang w:val="en-US"/>
-        </w:rPr>
-      </w:pPr>
-      <w:r>
-        <w:rPr>
-          <w:b/>
-          <w:bCs/>
-          <w:lang w:val="en-US"/>
-        </w:rPr>
-        <w:t>Automatic Setup:</w:t>
-      </w:r>
-      <w:r>
-        <w:rPr>
-          <w:lang w:val="en-US"/>
-        </w:rPr>
-        <w:t xml:space="preserve"> Enabling macros triggers the Workbook_Open procedure, which:</w:t>
-      </w:r>
-    </w:p>
-    <w:p>
-      <w:pPr>
-        <w:numPr>
-          <w:ilvl w:val="1"/>
-          <w:numId w:val="8"/>
-        </w:numPr>
-        <w:rPr>
-          <w:lang w:val="en-US"/>
-        </w:rPr>
-      </w:pPr>
-      <w:r>
-        <w:rPr>
-          <w:lang w:val="en-US"/>
-        </w:rPr>
-        <w:t>Activates the game board (</w:t>
-      </w:r>
-      <w:r>
-        <w:rPr>
-          <w:b/>
-          <w:bCs/>
-          <w:lang w:val="en-US"/>
-        </w:rPr>
-        <w:t>Sheet1</w:t>
-      </w:r>
-      <w:r>
-        <w:rPr>
-          <w:lang w:val="en-US"/>
-        </w:rPr>
-        <w:t>).</w:t>
-      </w:r>
-    </w:p>
-    <w:p>
-      <w:pPr>
-        <w:numPr>
-          <w:ilvl w:val="1"/>
-          <w:numId w:val="8"/>
-        </w:numPr>
-        <w:rPr>
-          <w:lang w:val="en-US"/>
-        </w:rPr>
-      </w:pPr>
-      <w:r>
-        <w:rPr>
-          <w:lang w:val="en-US"/>
-        </w:rPr>
-        <w:t xml:space="preserve">Initializes the </w:t>
-      </w:r>
-      <w:r>
-        <w:rPr>
-          <w:b/>
-          <w:bCs/>
-          <w:lang w:val="en-US"/>
-        </w:rPr>
-        <w:t>Level</w:t>
-      </w:r>
-      <w:r>
-        <w:rPr>
-          <w:lang w:val="en-US"/>
-        </w:rPr>
-        <w:t xml:space="preserve"> and </w:t>
-      </w:r>
-      <w:r>
-        <w:rPr>
-          <w:b/>
-          <w:bCs/>
-          <w:lang w:val="en-US"/>
-        </w:rPr>
-        <w:t>High Score</w:t>
-      </w:r>
-      <w:r>
-        <w:rPr>
-          <w:lang w:val="en-US"/>
-        </w:rPr>
-        <w:t xml:space="preserve"> variables.</w:t>
-      </w:r>
-    </w:p>
-    <w:p>
-      <w:pPr>
-        <w:numPr>
-          <w:ilvl w:val="1"/>
-          <w:numId w:val="8"/>
-        </w:numPr>
-        <w:rPr>
-          <w:lang w:val="en-US"/>
-        </w:rPr>
-      </w:pPr>
-      <w:r>
-        <w:rPr>
-          <w:lang w:val="en-US"/>
-        </w:rPr>
-        <w:t>Applies the administrative protection layer.</w:t>
-      </w:r>
-    </w:p>
-    <w:p>
-      <w:pPr>
-        <w:numPr>
-          <w:ilvl w:val="0"/>
-          <w:numId w:val="8"/>
-        </w:numPr>
-        <w:rPr>
-          <w:lang w:val="en-US"/>
-        </w:rPr>
-      </w:pPr>
-      <w:r>
-        <w:rPr>
-          <w:b/>
-          <w:bCs/>
-          <w:lang w:val="en-US"/>
-        </w:rPr>
-        <w:t>Game Start:</w:t>
-      </w:r>
-      <w:r>
-        <w:rPr>
-          <w:lang w:val="en-US"/>
-        </w:rPr>
-        <w:t xml:space="preserve"> The player triggers the first round by clicking the </w:t>
-      </w:r>
-      <w:r>
-        <w:rPr>
-          <w:b/>
-          <w:bCs/>
-          <w:lang w:val="en-US"/>
-        </w:rPr>
-        <w:t>Start Game</w:t>
-      </w:r>
-      <w:r>
-        <w:rPr>
-          <w:lang w:val="en-US"/>
-        </w:rPr>
-        <w:t xml:space="preserve"> button integrated into the spreadsheet.</w:t>
-      </w:r>
+        </w:rPr>
+      </w:pPr>
     </w:p>
     <w:p>
       <w:pPr>
@@ -575,613 +646,274 @@
           <w:bCs/>
           <w:sz w:val="24"/>
           <w:szCs w:val="24"/>
-          <w:lang w:val="en-US"/>
-        </w:rPr>
-      </w:pPr>
-    </w:p>
-    <w:p>
-      <w:pPr>
+        </w:rPr>
+      </w:pPr>
+      <w:r>
         <w:rPr>
           <w:b/>
           <w:bCs/>
           <w:sz w:val="24"/>
           <w:szCs w:val="24"/>
-          <w:lang w:val="en-US"/>
-        </w:rPr>
-      </w:pPr>
+        </w:rPr>
+        <w:lastRenderedPageBreak/>
+        <w:t>4. Troubleshooting &amp; Security</w:t>
+      </w:r>
     </w:p>
     <w:p>
       <w:pPr>
         <w:rPr>
+          <w:lang w:val="en-US"/>
+        </w:rPr>
+      </w:pPr>
+      <w:r>
+        <w:rPr>
+          <w:lang w:val="en-US"/>
+        </w:rPr>
+        <w:t>Modern versions of MS Excel include strict security policies for files originating from external sources.</w:t>
+      </w:r>
+    </w:p>
+    <w:p>
+      <w:pPr>
+        <w:rPr>
+          <w:lang w:val="en-US"/>
+        </w:rPr>
+      </w:pPr>
+      <w:r>
+        <w:rPr>
           <w:b/>
           <w:bCs/>
-          <w:sz w:val="24"/>
-          <w:szCs w:val="24"/>
-          <w:lang w:val="en-US"/>
-        </w:rPr>
-      </w:pPr>
+          <w:lang w:val="en-US"/>
+        </w:rPr>
+        <w:t>Issue: Red</w:t>
+      </w:r>
+      <w:r>
+        <w:rPr>
+          <w:b/>
+          <w:bCs/>
+          <w:lang w:val="en-US"/>
+        </w:rPr>
+        <w:t xml:space="preserve"> Bar Alert</w:t>
+      </w:r>
+      <w:r>
+        <w:rPr>
+          <w:b/>
+          <w:bCs/>
+          <w:lang w:val="en-US"/>
+        </w:rPr>
+        <w:t xml:space="preserve"> (Untrusted Source)</w:t>
+      </w:r>
+      <w:r>
+        <w:rPr>
+          <w:lang w:val="en-US"/>
+        </w:rPr>
+        <w:t xml:space="preserve"> If Excel hard-blocks macros because the file is untrusted, follow these steps:</w:t>
+      </w:r>
     </w:p>
     <w:p>
       <w:pPr>
+        <w:numPr>
+          <w:ilvl w:val="0"/>
+          <w:numId w:val="18"/>
+        </w:numPr>
+        <w:rPr>
+          <w:lang w:val="en-US"/>
+        </w:rPr>
+      </w:pPr>
+      <w:r>
         <w:rPr>
           <w:b/>
           <w:bCs/>
-          <w:sz w:val="24"/>
-          <w:szCs w:val="24"/>
-          <w:lang w:val="en-US"/>
-        </w:rPr>
-      </w:pPr>
+          <w:lang w:val="en-US"/>
+        </w:rPr>
+        <w:t>Close</w:t>
+      </w:r>
+      <w:r>
+        <w:rPr>
+          <w:lang w:val="en-US"/>
+        </w:rPr>
+        <w:t xml:space="preserve"> the Excel workbook completely.</w:t>
+      </w:r>
     </w:p>
     <w:p>
       <w:pPr>
+        <w:numPr>
+          <w:ilvl w:val="0"/>
+          <w:numId w:val="18"/>
+        </w:numPr>
+        <w:rPr>
+          <w:lang w:val="en-US"/>
+        </w:rPr>
+      </w:pPr>
+      <w:r>
         <w:rPr>
           <w:b/>
           <w:bCs/>
-          <w:sz w:val="24"/>
-          <w:szCs w:val="24"/>
-          <w:lang w:val="en-US"/>
-        </w:rPr>
-      </w:pPr>
+          <w:lang w:val="en-US"/>
+        </w:rPr>
+        <w:t>Locate</w:t>
+      </w:r>
+      <w:r>
+        <w:rPr>
+          <w:lang w:val="en-US"/>
+        </w:rPr>
+        <w:t xml:space="preserve"> the file in Windows Explorer and </w:t>
+      </w:r>
+      <w:r>
+        <w:rPr>
+          <w:b/>
+          <w:bCs/>
+          <w:lang w:val="en-US"/>
+        </w:rPr>
+        <w:t>right-click</w:t>
+      </w:r>
+      <w:r>
+        <w:rPr>
+          <w:lang w:val="en-US"/>
+        </w:rPr>
+        <w:t xml:space="preserve"> it.</w:t>
+      </w:r>
     </w:p>
     <w:p>
       <w:pPr>
+        <w:numPr>
+          <w:ilvl w:val="0"/>
+          <w:numId w:val="18"/>
+        </w:numPr>
+        <w:rPr>
+          <w:lang w:val="en-US"/>
+        </w:rPr>
+      </w:pPr>
+      <w:r>
+        <w:rPr>
+          <w:lang w:val="en-US"/>
+        </w:rPr>
+        <w:t xml:space="preserve">Select </w:t>
+      </w:r>
+      <w:r>
         <w:rPr>
           <w:b/>
           <w:bCs/>
-          <w:sz w:val="24"/>
-          <w:szCs w:val="24"/>
-          <w:lang w:val="en-US"/>
-        </w:rPr>
-      </w:pPr>
+          <w:lang w:val="en-US"/>
+        </w:rPr>
+        <w:t>Properties</w:t>
+      </w:r>
+      <w:r>
+        <w:rPr>
+          <w:lang w:val="en-US"/>
+        </w:rPr>
+        <w:t xml:space="preserve"> and stay in the </w:t>
+      </w:r>
+      <w:r>
+        <w:rPr>
+          <w:b/>
+          <w:bCs/>
+          <w:lang w:val="en-US"/>
+        </w:rPr>
+        <w:t>General</w:t>
+      </w:r>
+      <w:r>
+        <w:rPr>
+          <w:lang w:val="en-US"/>
+        </w:rPr>
+        <w:t xml:space="preserve"> tab.</w:t>
+      </w:r>
     </w:p>
     <w:p>
       <w:pPr>
+        <w:numPr>
+          <w:ilvl w:val="0"/>
+          <w:numId w:val="18"/>
+        </w:numPr>
+        <w:rPr>
+          <w:lang w:val="en-US"/>
+        </w:rPr>
+      </w:pPr>
+      <w:r>
+        <w:rPr>
+          <w:lang w:val="en-US"/>
+        </w:rPr>
+        <w:t xml:space="preserve">Look for the </w:t>
+      </w:r>
+      <w:r>
         <w:rPr>
           <w:b/>
           <w:bCs/>
-          <w:sz w:val="24"/>
-          <w:szCs w:val="24"/>
-          <w:lang w:val="en-US"/>
-        </w:rPr>
-      </w:pPr>
+          <w:lang w:val="en-US"/>
+        </w:rPr>
+        <w:t>Security</w:t>
+      </w:r>
+      <w:r>
+        <w:rPr>
+          <w:lang w:val="en-US"/>
+        </w:rPr>
+        <w:t xml:space="preserve"> section at the bottom and check the </w:t>
+      </w:r>
+      <w:r>
+        <w:rPr>
+          <w:b/>
+          <w:bCs/>
+          <w:lang w:val="en-US"/>
+        </w:rPr>
+        <w:t>"Unblock"</w:t>
+      </w:r>
+      <w:r>
+        <w:rPr>
+          <w:lang w:val="en-US"/>
+        </w:rPr>
+        <w:t xml:space="preserve"> box.</w:t>
+      </w:r>
     </w:p>
     <w:p>
       <w:pPr>
+        <w:numPr>
+          <w:ilvl w:val="0"/>
+          <w:numId w:val="18"/>
+        </w:numPr>
+        <w:rPr>
+          <w:lang w:val="en-US"/>
+        </w:rPr>
+      </w:pPr>
+      <w:r>
+        <w:rPr>
+          <w:lang w:val="en-US"/>
+        </w:rPr>
+        <w:t xml:space="preserve">Click </w:t>
+      </w:r>
+      <w:r>
         <w:rPr>
           <w:b/>
           <w:bCs/>
-          <w:sz w:val="24"/>
-          <w:szCs w:val="24"/>
-          <w:lang w:val="en-US"/>
-        </w:rPr>
-      </w:pPr>
+          <w:lang w:val="en-US"/>
+        </w:rPr>
+        <w:t>Apply</w:t>
+      </w:r>
+      <w:r>
+        <w:rPr>
+          <w:lang w:val="en-US"/>
+        </w:rPr>
+        <w:t xml:space="preserve"> and </w:t>
+      </w:r>
+      <w:r>
+        <w:rPr>
+          <w:b/>
+          <w:bCs/>
+          <w:lang w:val="en-US"/>
+        </w:rPr>
+        <w:t>OK</w:t>
+      </w:r>
+      <w:r>
+        <w:rPr>
+          <w:lang w:val="en-US"/>
+        </w:rPr>
+        <w:t>, then re-open the file.</w:t>
+      </w:r>
     </w:p>
     <w:p>
       <w:pPr>
         <w:rPr>
-          <w:b/>
-          <w:bCs/>
-          <w:sz w:val="24"/>
-          <w:szCs w:val="24"/>
-        </w:rPr>
-      </w:pPr>
-      <w:r>
-        <w:rPr>
-          <w:b/>
-          <w:bCs/>
-          <w:sz w:val="24"/>
-          <w:szCs w:val="24"/>
-        </w:rPr>
-        <w:t xml:space="preserve">3. </w:t>
-      </w:r>
-      <w:proofErr w:type="spellStart"/>
-      <w:r>
-        <w:rPr>
-          <w:b/>
-          <w:bCs/>
-          <w:sz w:val="24"/>
-          <w:szCs w:val="24"/>
-        </w:rPr>
-        <w:t>Maintenance</w:t>
-      </w:r>
-      <w:proofErr w:type="spellEnd"/>
-      <w:r>
-        <w:rPr>
-          <w:b/>
-          <w:bCs/>
-          <w:sz w:val="24"/>
-          <w:szCs w:val="24"/>
-        </w:rPr>
-        <w:t xml:space="preserve"> and Administration</w:t>
-      </w:r>
-    </w:p>
-    <w:p>
-      <w:pPr>
-        <w:numPr>
-          <w:ilvl w:val="0"/>
-          <w:numId w:val="9"/>
-        </w:numPr>
-        <w:rPr>
-          <w:lang w:val="en-US"/>
-        </w:rPr>
-      </w:pPr>
-      <w:r>
-        <w:rPr>
-          <w:b/>
-          <w:bCs/>
-          <w:lang w:val="en-US"/>
-        </w:rPr>
-        <w:t>Access Control:</w:t>
-      </w:r>
-      <w:r>
-        <w:rPr>
-          <w:lang w:val="en-US"/>
-        </w:rPr>
-        <w:t xml:space="preserve"> To ensure system stability and prevent accidental modification of the grid or UI indicators, </w:t>
-      </w:r>
-      <w:r>
-        <w:rPr>
-          <w:b/>
-          <w:bCs/>
-          <w:lang w:val="en-US"/>
-        </w:rPr>
-        <w:t>Sheet1</w:t>
-      </w:r>
-      <w:r>
-        <w:rPr>
-          <w:lang w:val="en-US"/>
-        </w:rPr>
-        <w:t xml:space="preserve"> is password-protected.</w:t>
-      </w:r>
-    </w:p>
-    <w:p>
-      <w:pPr>
-        <w:numPr>
-          <w:ilvl w:val="0"/>
-          <w:numId w:val="9"/>
-        </w:numPr>
-      </w:pPr>
-      <w:proofErr w:type="spellStart"/>
-      <w:r>
-        <w:rPr>
-          <w:b/>
-          <w:bCs/>
-        </w:rPr>
-        <w:t>Administrative</w:t>
-      </w:r>
-      <w:proofErr w:type="spellEnd"/>
-      <w:r>
-        <w:rPr>
-          <w:b/>
-          <w:bCs/>
-        </w:rPr>
-        <w:t xml:space="preserve"> </w:t>
-      </w:r>
-      <w:proofErr w:type="spellStart"/>
-      <w:r>
-        <w:rPr>
-          <w:b/>
-          <w:bCs/>
-        </w:rPr>
-        <w:t>Password</w:t>
-      </w:r>
-      <w:proofErr w:type="spellEnd"/>
-      <w:r>
-        <w:rPr>
-          <w:b/>
-          <w:bCs/>
-        </w:rPr>
-        <w:t>:</w:t>
-      </w:r>
-      <w:r>
-        <w:t xml:space="preserve"> Game123.</w:t>
-      </w:r>
-    </w:p>
-    <w:p>
-      <w:pPr>
-        <w:numPr>
-          <w:ilvl w:val="0"/>
-          <w:numId w:val="9"/>
-        </w:numPr>
-        <w:rPr>
-          <w:lang w:val="en-US"/>
-        </w:rPr>
-      </w:pPr>
-      <w:r>
-        <w:rPr>
-          <w:b/>
-          <w:bCs/>
-          <w:lang w:val="en-US"/>
-        </w:rPr>
-        <w:t>Security Protocol:</w:t>
-      </w:r>
-      <w:r>
-        <w:rPr>
-          <w:lang w:val="en-US"/>
-        </w:rPr>
-        <w:t xml:space="preserve"> The protection uses the UserInterfaceOnly:=True flag. This allows the VBA engine to modify cell colors and values dynamically while remaining locked for the end-user.</w:t>
-      </w:r>
-    </w:p>
-    <w:p>
-      <w:pPr>
-        <w:numPr>
-          <w:ilvl w:val="0"/>
-          <w:numId w:val="9"/>
-        </w:numPr>
-        <w:rPr>
-          <w:lang w:val="en-US"/>
-        </w:rPr>
-      </w:pPr>
-      <w:r>
-        <w:rPr>
-          <w:b/>
-          <w:bCs/>
-          <w:lang w:val="en-US"/>
-        </w:rPr>
-        <w:t>Manual Edits:</w:t>
-      </w:r>
-      <w:r>
-        <w:rPr>
-          <w:lang w:val="en-US"/>
-        </w:rPr>
-        <w:t xml:space="preserve"> If maintenance is required (e.g., changing the color scheme or layout), navigate to the </w:t>
-      </w:r>
-      <w:r>
-        <w:rPr>
-          <w:b/>
-          <w:bCs/>
-          <w:lang w:val="en-US"/>
-        </w:rPr>
-        <w:t>Review</w:t>
-      </w:r>
-      <w:r>
-        <w:rPr>
-          <w:lang w:val="en-US"/>
-        </w:rPr>
-        <w:t xml:space="preserve"> tab in Excel and select </w:t>
-      </w:r>
-      <w:r>
-        <w:rPr>
-          <w:b/>
-          <w:bCs/>
-          <w:lang w:val="en-US"/>
-        </w:rPr>
-        <w:t>Unprotect Sheet</w:t>
-      </w:r>
-      <w:r>
-        <w:rPr>
-          <w:lang w:val="en-US"/>
-        </w:rPr>
-        <w:t>. Note that protection is automatically reapplied every time the workbook is reopened.</w:t>
-      </w:r>
-    </w:p>
-    <w:p>
-      <w:pPr>
-        <w:numPr>
-          <w:ilvl w:val="0"/>
-          <w:numId w:val="9"/>
-        </w:numPr>
-        <w:rPr>
-          <w:lang w:val="en-US"/>
-        </w:rPr>
-      </w:pPr>
-      <w:r>
-        <w:rPr>
-          <w:b/>
-          <w:bCs/>
-          <w:lang w:val="en-US"/>
-        </w:rPr>
-        <w:t>Data Persistence:</w:t>
-      </w:r>
-      <w:r>
-        <w:rPr>
-          <w:lang w:val="en-US"/>
-        </w:rPr>
-        <w:t xml:space="preserve"> The </w:t>
-      </w:r>
-      <w:r>
-        <w:rPr>
-          <w:b/>
-          <w:bCs/>
-          <w:lang w:val="en-US"/>
-        </w:rPr>
-        <w:t>High Score</w:t>
-      </w:r>
-      <w:r>
-        <w:rPr>
-          <w:lang w:val="en-US"/>
-        </w:rPr>
-        <w:t xml:space="preserve"> is stored as a global variable in the system's RAM. It will persist as long as the current Excel session is active but will reset to 1 if the file is completely closed without being saved in its current state.</w:t>
-      </w:r>
-    </w:p>
-    <w:p>
-      <w:pPr>
-        <w:rPr>
-          <w:lang w:val="en-US"/>
-        </w:rPr>
-      </w:pPr>
-    </w:p>
-    <w:p>
-      <w:pPr>
-        <w:rPr>
-          <w:b/>
-          <w:bCs/>
-          <w:lang w:val="en-US"/>
-        </w:rPr>
-      </w:pPr>
-      <w:r>
-        <w:rPr>
-          <w:b/>
-          <w:bCs/>
-          <w:lang w:val="en-US"/>
-        </w:rPr>
-        <w:t>4. Troubleshooting &amp; Security</w:t>
-      </w:r>
-    </w:p>
-    <w:p>
-      <w:pPr>
-        <w:rPr>
-          <w:lang w:val="en-US"/>
-        </w:rPr>
-      </w:pPr>
-      <w:r>
-        <w:rPr>
-          <w:lang w:val="en-US"/>
-        </w:rPr>
-        <w:t xml:space="preserve">Modern versions of MS Excel may trigger a </w:t>
-      </w:r>
-      <w:r>
-        <w:rPr>
-          <w:b/>
-          <w:bCs/>
-          <w:lang w:val="en-US"/>
-        </w:rPr>
-        <w:t>Red Security Bar</w:t>
-      </w:r>
-      <w:r>
-        <w:rPr>
-          <w:lang w:val="en-US"/>
-        </w:rPr>
-        <w:t xml:space="preserve"> stating that the </w:t>
-      </w:r>
-      <w:r>
-        <w:rPr>
-          <w:b/>
-          <w:bCs/>
-          <w:lang w:val="en-US"/>
-        </w:rPr>
-        <w:t>source of this file is untrusted</w:t>
-      </w:r>
-      <w:r>
-        <w:rPr>
-          <w:lang w:val="en-US"/>
-        </w:rPr>
-        <w:t xml:space="preserve"> (technically known as the </w:t>
-      </w:r>
-      <w:r>
-        <w:rPr>
-          <w:b/>
-          <w:bCs/>
-          <w:lang w:val="en-US"/>
-        </w:rPr>
-        <w:t>"Mark of the Web"</w:t>
-      </w:r>
-      <w:r>
-        <w:rPr>
-          <w:lang w:val="en-US"/>
-        </w:rPr>
-        <w:t xml:space="preserve"> security attribute). This occurs because the file was downloaded from an external source (email, cloud drive, or internet).</w:t>
-      </w:r>
-    </w:p>
-    <w:p>
-      <w:r>
-        <w:rPr>
-          <w:b/>
-          <w:bCs/>
-        </w:rPr>
-        <w:t xml:space="preserve">How to </w:t>
-      </w:r>
-      <w:proofErr w:type="spellStart"/>
-      <w:r>
-        <w:rPr>
-          <w:b/>
-          <w:bCs/>
-        </w:rPr>
-        <w:t>resolve</w:t>
-      </w:r>
-      <w:proofErr w:type="spellEnd"/>
-      <w:r>
-        <w:rPr>
-          <w:b/>
-          <w:bCs/>
-        </w:rPr>
-        <w:t>:</w:t>
-      </w:r>
-    </w:p>
-    <w:p>
-      <w:pPr>
-        <w:numPr>
-          <w:ilvl w:val="0"/>
-          <w:numId w:val="11"/>
-        </w:numPr>
-      </w:pPr>
-      <w:r>
-        <w:t>Close the Excel file.</w:t>
-      </w:r>
-    </w:p>
-    <w:p>
-      <w:pPr>
-        <w:numPr>
-          <w:ilvl w:val="0"/>
-          <w:numId w:val="11"/>
-        </w:numPr>
-        <w:rPr>
-          <w:lang w:val="en-US"/>
-        </w:rPr>
-      </w:pPr>
-      <w:r>
-        <w:rPr>
-          <w:lang w:val="en-US"/>
-        </w:rPr>
-        <w:t xml:space="preserve">Locate the file in Windows Explorer, right-click it, and select </w:t>
-      </w:r>
-      <w:r>
-        <w:rPr>
-          <w:b/>
-          <w:bCs/>
-          <w:lang w:val="en-US"/>
-        </w:rPr>
-        <w:t>Properties</w:t>
-      </w:r>
-      <w:r>
-        <w:rPr>
-          <w:lang w:val="en-US"/>
-        </w:rPr>
-        <w:t>.</w:t>
-      </w:r>
-    </w:p>
-    <w:p>
-      <w:pPr>
-        <w:numPr>
-          <w:ilvl w:val="0"/>
-          <w:numId w:val="11"/>
-        </w:numPr>
-        <w:rPr>
-          <w:lang w:val="en-US"/>
-        </w:rPr>
-      </w:pPr>
-      <w:r>
-        <w:rPr>
-          <w:lang w:val="en-US"/>
-        </w:rPr>
-        <w:t xml:space="preserve">In the </w:t>
-      </w:r>
-      <w:r>
-        <w:rPr>
-          <w:b/>
-          <w:bCs/>
-          <w:lang w:val="en-US"/>
-        </w:rPr>
-        <w:t>General</w:t>
-      </w:r>
-      <w:r>
-        <w:rPr>
-          <w:lang w:val="en-US"/>
-        </w:rPr>
-        <w:t xml:space="preserve"> tab, find the </w:t>
-      </w:r>
-      <w:r>
-        <w:rPr>
-          <w:b/>
-          <w:bCs/>
-          <w:lang w:val="en-US"/>
-        </w:rPr>
-        <w:t>Security</w:t>
-      </w:r>
-      <w:r>
-        <w:rPr>
-          <w:lang w:val="en-US"/>
-        </w:rPr>
-        <w:t xml:space="preserve"> section at the bottom.</w:t>
-      </w:r>
-    </w:p>
-    <w:p>
-      <w:pPr>
-        <w:numPr>
-          <w:ilvl w:val="0"/>
-          <w:numId w:val="11"/>
-        </w:numPr>
-        <w:rPr>
-          <w:lang w:val="en-US"/>
-        </w:rPr>
-      </w:pPr>
-      <w:r>
-        <w:rPr>
-          <w:lang w:val="en-US"/>
-        </w:rPr>
-        <w:t xml:space="preserve">Check the </w:t>
-      </w:r>
-      <w:r>
-        <w:rPr>
-          <w:b/>
-          <w:bCs/>
-          <w:lang w:val="en-US"/>
-        </w:rPr>
-        <w:t>"Unblock"</w:t>
-      </w:r>
-      <w:r>
-        <w:rPr>
-          <w:lang w:val="en-US"/>
-        </w:rPr>
-        <w:t xml:space="preserve"> checkbox and click </w:t>
-      </w:r>
-      <w:r>
-        <w:rPr>
-          <w:b/>
-          <w:bCs/>
-          <w:lang w:val="en-US"/>
-        </w:rPr>
-        <w:t>Apply</w:t>
-      </w:r>
-      <w:r>
-        <w:rPr>
-          <w:b/>
-          <w:bCs/>
-          <w:lang w:val="en-US"/>
-        </w:rPr>
-        <w:t xml:space="preserve"> </w:t>
-      </w:r>
-      <w:r>
-        <w:rPr>
-          <w:lang w:val="en-US"/>
-        </w:rPr>
-        <w:t>, after that click</w:t>
-      </w:r>
-      <w:r>
-        <w:rPr>
-          <w:b/>
-          <w:bCs/>
-          <w:lang w:val="en-US"/>
-        </w:rPr>
-        <w:t xml:space="preserve"> </w:t>
-      </w:r>
-      <w:r>
-        <w:rPr>
-          <w:b/>
-          <w:bCs/>
-          <w:lang w:val="en-US"/>
-        </w:rPr>
-        <w:t>OK</w:t>
-      </w:r>
-      <w:r>
-        <w:rPr>
-          <w:lang w:val="en-US"/>
-        </w:rPr>
-        <w:t>.</w:t>
-      </w:r>
-    </w:p>
-    <w:p>
-      <w:pPr>
-        <w:numPr>
-          <w:ilvl w:val="0"/>
-          <w:numId w:val="11"/>
-        </w:numPr>
-        <w:rPr>
-          <w:lang w:val="en-US"/>
-        </w:rPr>
-      </w:pPr>
-      <w:r>
-        <w:rPr>
-          <w:lang w:val="en-US"/>
-        </w:rPr>
-        <w:t>Re-open the file</w:t>
-      </w:r>
-      <w:r>
-        <w:rPr>
-          <w:lang w:val="en-US"/>
-        </w:rPr>
-        <w:t>; the red bar will be replaced by the standard yellow "Enable Content" bar.</w:t>
-      </w:r>
+          <w:lang w:val="en-US"/>
+        </w:rPr>
+      </w:pPr>
     </w:p>
     <w:sectPr>
       <w:pgSz w:w="11906" w:h="16838"/>
@@ -1196,6 +928,304 @@
 <file path=word/numbering.xml><?xml version="1.0" encoding="utf-8"?>
 <w:numbering xmlns:wpc="http://schemas.microsoft.com/office/word/2010/wordprocessingCanvas" xmlns:cx="http://schemas.microsoft.com/office/drawing/2014/chartex" xmlns:cx1="http://schemas.microsoft.com/office/drawing/2015/9/8/chartex" xmlns:cx2="http://schemas.microsoft.com/office/drawing/2015/10/21/chartex" xmlns:cx3="http://schemas.microsoft.com/office/drawing/2016/5/9/chartex" xmlns:cx4="http://schemas.microsoft.com/office/drawing/2016/5/10/chartex" xmlns:cx5="http://schemas.microsoft.com/office/drawing/2016/5/11/chartex" xmlns:cx6="http://schemas.microsoft.com/office/drawing/2016/5/12/chartex" xmlns:cx7="http://schemas.microsoft.com/office/drawing/2016/5/13/chartex" xmlns:cx8="http://schemas.microsoft.com/office/drawing/2016/5/14/chartex" xmlns:mc="http://schemas.openxmlformats.org/markup-compatibility/2006" xmlns:aink="http://schemas.microsoft.com/office/drawing/2016/ink" xmlns:am3d="http://schemas.microsoft.com/office/drawing/2017/model3d" xmlns:o="urn:schemas-microsoft-com:office:office" xmlns:oel="http://schemas.microsoft.com/office/2019/extlst" xmlns:r="http://schemas.openxmlformats.org/officeDocument/2006/relationships" xmlns:m="http://schemas.openxmlformats.org/officeDocument/2006/math" xmlns:v="urn:schemas-microsoft-com:vml" xmlns:wp14="http://schemas.microsoft.com/office/word/2010/wordprocessingDrawing" xmlns:wp="http://schemas.openxmlformats.org/drawingml/2006/wordprocessingDrawing" xmlns:w10="urn:schemas-microsoft-com:office:word" xmlns:w="http://schemas.openxmlformats.org/wordprocessingml/2006/main" xmlns:w14="http://schemas.microsoft.com/office/word/2010/wordml" xmlns:w15="http://schemas.microsoft.com/office/word/2012/wordml" xmlns:w16cex="http://schemas.microsoft.com/office/word/2018/wordml/cex" xmlns:w16cid="http://schemas.microsoft.com/office/word/2016/wordml/cid" xmlns:w16="http://schemas.microsoft.com/office/word/2018/wordml" xmlns:w16du="http://schemas.microsoft.com/office/word/2023/wordml/word16du" xmlns:w16sdtdh="http://schemas.microsoft.com/office/word/2020/wordml/sdtdatahash" xmlns:w16sdtfl="http://schemas.microsoft.com/office/word/2024/wordml/sdtformatlock" xmlns:w16se="http://schemas.microsoft.com/office/word/2015/wordml/symex" xmlns:wpg="http://schemas.microsoft.com/office/word/2010/wordprocessingGroup" xmlns:wpi="http://schemas.microsoft.com/office/word/2010/wordprocessingInk" xmlns:wne="http://schemas.microsoft.com/office/word/2006/wordml" xmlns:wps="http://schemas.microsoft.com/office/word/2010/wordprocessingShape" mc:Ignorable="w14 w15 w16se w16cid w16 w16cex w16sdtdh w16sdtfl w16du wp14">
   <w:abstractNum w:abstractNumId="0" w15:restartNumberingAfterBreak="0">
+    <w:nsid w:val="26DA25DD"/>
+    <w:multiLevelType w:val="multilevel"/>
+    <w:tmpl w:val="865267F8"/>
+    <w:lvl w:ilvl="0">
+      <w:start w:val="1"/>
+      <w:numFmt w:val="bullet"/>
+      <w:lvlText w:val=""/>
+      <w:lvlJc w:val="left"/>
+      <w:pPr>
+        <w:tabs>
+          <w:tab w:val="num" w:pos="720"/>
+        </w:tabs>
+        <w:ind w:left="720" w:hanging="360"/>
+      </w:pPr>
+      <w:rPr>
+        <w:rFonts w:ascii="Symbol" w:hAnsi="Symbol" w:hint="default"/>
+        <w:sz w:val="20"/>
+      </w:rPr>
+    </w:lvl>
+    <w:lvl w:ilvl="1" w:tentative="1">
+      <w:start w:val="1"/>
+      <w:numFmt w:val="bullet"/>
+      <w:lvlText w:val="o"/>
+      <w:lvlJc w:val="left"/>
+      <w:pPr>
+        <w:tabs>
+          <w:tab w:val="num" w:pos="1440"/>
+        </w:tabs>
+        <w:ind w:left="1440" w:hanging="360"/>
+      </w:pPr>
+      <w:rPr>
+        <w:rFonts w:ascii="Courier New" w:hAnsi="Courier New" w:hint="default"/>
+        <w:sz w:val="20"/>
+      </w:rPr>
+    </w:lvl>
+    <w:lvl w:ilvl="2" w:tentative="1">
+      <w:start w:val="1"/>
+      <w:numFmt w:val="bullet"/>
+      <w:lvlText w:val=""/>
+      <w:lvlJc w:val="left"/>
+      <w:pPr>
+        <w:tabs>
+          <w:tab w:val="num" w:pos="2160"/>
+        </w:tabs>
+        <w:ind w:left="2160" w:hanging="360"/>
+      </w:pPr>
+      <w:rPr>
+        <w:rFonts w:ascii="Wingdings" w:hAnsi="Wingdings" w:hint="default"/>
+        <w:sz w:val="20"/>
+      </w:rPr>
+    </w:lvl>
+    <w:lvl w:ilvl="3" w:tentative="1">
+      <w:start w:val="1"/>
+      <w:numFmt w:val="bullet"/>
+      <w:lvlText w:val=""/>
+      <w:lvlJc w:val="left"/>
+      <w:pPr>
+        <w:tabs>
+          <w:tab w:val="num" w:pos="2880"/>
+        </w:tabs>
+        <w:ind w:left="2880" w:hanging="360"/>
+      </w:pPr>
+      <w:rPr>
+        <w:rFonts w:ascii="Wingdings" w:hAnsi="Wingdings" w:hint="default"/>
+        <w:sz w:val="20"/>
+      </w:rPr>
+    </w:lvl>
+    <w:lvl w:ilvl="4" w:tentative="1">
+      <w:start w:val="1"/>
+      <w:numFmt w:val="bullet"/>
+      <w:lvlText w:val=""/>
+      <w:lvlJc w:val="left"/>
+      <w:pPr>
+        <w:tabs>
+          <w:tab w:val="num" w:pos="3600"/>
+        </w:tabs>
+        <w:ind w:left="3600" w:hanging="360"/>
+      </w:pPr>
+      <w:rPr>
+        <w:rFonts w:ascii="Wingdings" w:hAnsi="Wingdings" w:hint="default"/>
+        <w:sz w:val="20"/>
+      </w:rPr>
+    </w:lvl>
+    <w:lvl w:ilvl="5" w:tentative="1">
+      <w:start w:val="1"/>
+      <w:numFmt w:val="bullet"/>
+      <w:lvlText w:val=""/>
+      <w:lvlJc w:val="left"/>
+      <w:pPr>
+        <w:tabs>
+          <w:tab w:val="num" w:pos="4320"/>
+        </w:tabs>
+        <w:ind w:left="4320" w:hanging="360"/>
+      </w:pPr>
+      <w:rPr>
+        <w:rFonts w:ascii="Wingdings" w:hAnsi="Wingdings" w:hint="default"/>
+        <w:sz w:val="20"/>
+      </w:rPr>
+    </w:lvl>
+    <w:lvl w:ilvl="6" w:tentative="1">
+      <w:start w:val="1"/>
+      <w:numFmt w:val="bullet"/>
+      <w:lvlText w:val=""/>
+      <w:lvlJc w:val="left"/>
+      <w:pPr>
+        <w:tabs>
+          <w:tab w:val="num" w:pos="5040"/>
+        </w:tabs>
+        <w:ind w:left="5040" w:hanging="360"/>
+      </w:pPr>
+      <w:rPr>
+        <w:rFonts w:ascii="Wingdings" w:hAnsi="Wingdings" w:hint="default"/>
+        <w:sz w:val="20"/>
+      </w:rPr>
+    </w:lvl>
+    <w:lvl w:ilvl="7" w:tentative="1">
+      <w:start w:val="1"/>
+      <w:numFmt w:val="bullet"/>
+      <w:lvlText w:val=""/>
+      <w:lvlJc w:val="left"/>
+      <w:pPr>
+        <w:tabs>
+          <w:tab w:val="num" w:pos="5760"/>
+        </w:tabs>
+        <w:ind w:left="5760" w:hanging="360"/>
+      </w:pPr>
+      <w:rPr>
+        <w:rFonts w:ascii="Wingdings" w:hAnsi="Wingdings" w:hint="default"/>
+        <w:sz w:val="20"/>
+      </w:rPr>
+    </w:lvl>
+    <w:lvl w:ilvl="8" w:tentative="1">
+      <w:start w:val="1"/>
+      <w:numFmt w:val="bullet"/>
+      <w:lvlText w:val=""/>
+      <w:lvlJc w:val="left"/>
+      <w:pPr>
+        <w:tabs>
+          <w:tab w:val="num" w:pos="6480"/>
+        </w:tabs>
+        <w:ind w:left="6480" w:hanging="360"/>
+      </w:pPr>
+      <w:rPr>
+        <w:rFonts w:ascii="Wingdings" w:hAnsi="Wingdings" w:hint="default"/>
+        <w:sz w:val="20"/>
+      </w:rPr>
+    </w:lvl>
+  </w:abstractNum>
+  <w:abstractNum w:abstractNumId="1" w15:restartNumberingAfterBreak="0">
+    <w:nsid w:val="2B115432"/>
+    <w:multiLevelType w:val="multilevel"/>
+    <w:tmpl w:val="B25623B6"/>
+    <w:lvl w:ilvl="0">
+      <w:start w:val="1"/>
+      <w:numFmt w:val="bullet"/>
+      <w:lvlText w:val=""/>
+      <w:lvlJc w:val="left"/>
+      <w:pPr>
+        <w:tabs>
+          <w:tab w:val="num" w:pos="720"/>
+        </w:tabs>
+        <w:ind w:left="720" w:hanging="360"/>
+      </w:pPr>
+      <w:rPr>
+        <w:rFonts w:ascii="Symbol" w:hAnsi="Symbol" w:hint="default"/>
+        <w:sz w:val="20"/>
+      </w:rPr>
+    </w:lvl>
+    <w:lvl w:ilvl="1" w:tentative="1">
+      <w:start w:val="1"/>
+      <w:numFmt w:val="bullet"/>
+      <w:lvlText w:val="o"/>
+      <w:lvlJc w:val="left"/>
+      <w:pPr>
+        <w:tabs>
+          <w:tab w:val="num" w:pos="1440"/>
+        </w:tabs>
+        <w:ind w:left="1440" w:hanging="360"/>
+      </w:pPr>
+      <w:rPr>
+        <w:rFonts w:ascii="Courier New" w:hAnsi="Courier New" w:hint="default"/>
+        <w:sz w:val="20"/>
+      </w:rPr>
+    </w:lvl>
+    <w:lvl w:ilvl="2" w:tentative="1">
+      <w:start w:val="1"/>
+      <w:numFmt w:val="bullet"/>
+      <w:lvlText w:val=""/>
+      <w:lvlJc w:val="left"/>
+      <w:pPr>
+        <w:tabs>
+          <w:tab w:val="num" w:pos="2160"/>
+        </w:tabs>
+        <w:ind w:left="2160" w:hanging="360"/>
+      </w:pPr>
+      <w:rPr>
+        <w:rFonts w:ascii="Wingdings" w:hAnsi="Wingdings" w:hint="default"/>
+        <w:sz w:val="20"/>
+      </w:rPr>
+    </w:lvl>
+    <w:lvl w:ilvl="3" w:tentative="1">
+      <w:start w:val="1"/>
+      <w:numFmt w:val="bullet"/>
+      <w:lvlText w:val=""/>
+      <w:lvlJc w:val="left"/>
+      <w:pPr>
+        <w:tabs>
+          <w:tab w:val="num" w:pos="2880"/>
+        </w:tabs>
+        <w:ind w:left="2880" w:hanging="360"/>
+      </w:pPr>
+      <w:rPr>
+        <w:rFonts w:ascii="Wingdings" w:hAnsi="Wingdings" w:hint="default"/>
+        <w:sz w:val="20"/>
+      </w:rPr>
+    </w:lvl>
+    <w:lvl w:ilvl="4" w:tentative="1">
+      <w:start w:val="1"/>
+      <w:numFmt w:val="bullet"/>
+      <w:lvlText w:val=""/>
+      <w:lvlJc w:val="left"/>
+      <w:pPr>
+        <w:tabs>
+          <w:tab w:val="num" w:pos="3600"/>
+        </w:tabs>
+        <w:ind w:left="3600" w:hanging="360"/>
+      </w:pPr>
+      <w:rPr>
+        <w:rFonts w:ascii="Wingdings" w:hAnsi="Wingdings" w:hint="default"/>
+        <w:sz w:val="20"/>
+      </w:rPr>
+    </w:lvl>
+    <w:lvl w:ilvl="5" w:tentative="1">
+      <w:start w:val="1"/>
+      <w:numFmt w:val="bullet"/>
+      <w:lvlText w:val=""/>
+      <w:lvlJc w:val="left"/>
+      <w:pPr>
+        <w:tabs>
+          <w:tab w:val="num" w:pos="4320"/>
+        </w:tabs>
+        <w:ind w:left="4320" w:hanging="360"/>
+      </w:pPr>
+      <w:rPr>
+        <w:rFonts w:ascii="Wingdings" w:hAnsi="Wingdings" w:hint="default"/>
+        <w:sz w:val="20"/>
+      </w:rPr>
+    </w:lvl>
+    <w:lvl w:ilvl="6" w:tentative="1">
+      <w:start w:val="1"/>
+      <w:numFmt w:val="bullet"/>
+      <w:lvlText w:val=""/>
+      <w:lvlJc w:val="left"/>
+      <w:pPr>
+        <w:tabs>
+          <w:tab w:val="num" w:pos="5040"/>
+        </w:tabs>
+        <w:ind w:left="5040" w:hanging="360"/>
+      </w:pPr>
+      <w:rPr>
+        <w:rFonts w:ascii="Wingdings" w:hAnsi="Wingdings" w:hint="default"/>
+        <w:sz w:val="20"/>
+      </w:rPr>
+    </w:lvl>
+    <w:lvl w:ilvl="7" w:tentative="1">
+      <w:start w:val="1"/>
+      <w:numFmt w:val="bullet"/>
+      <w:lvlText w:val=""/>
+      <w:lvlJc w:val="left"/>
+      <w:pPr>
+        <w:tabs>
+          <w:tab w:val="num" w:pos="5760"/>
+        </w:tabs>
+        <w:ind w:left="5760" w:hanging="360"/>
+      </w:pPr>
+      <w:rPr>
+        <w:rFonts w:ascii="Wingdings" w:hAnsi="Wingdings" w:hint="default"/>
+        <w:sz w:val="20"/>
+      </w:rPr>
+    </w:lvl>
+    <w:lvl w:ilvl="8" w:tentative="1">
+      <w:start w:val="1"/>
+      <w:numFmt w:val="bullet"/>
+      <w:lvlText w:val=""/>
+      <w:lvlJc w:val="left"/>
+      <w:pPr>
+        <w:tabs>
+          <w:tab w:val="num" w:pos="6480"/>
+        </w:tabs>
+        <w:ind w:left="6480" w:hanging="360"/>
+      </w:pPr>
+      <w:rPr>
+        <w:rFonts w:ascii="Wingdings" w:hAnsi="Wingdings" w:hint="default"/>
+        <w:sz w:val="20"/>
+      </w:rPr>
+    </w:lvl>
+  </w:abstractNum>
+  <w:abstractNum w:abstractNumId="2" w15:restartNumberingAfterBreak="0">
     <w:nsid w:val="2BB6218F"/>
     <w:multiLevelType w:val="multilevel"/>
     <w:tmpl w:val="4CE4475A"/>
@@ -1312,7 +1342,154 @@
       </w:pPr>
     </w:lvl>
   </w:abstractNum>
-  <w:abstractNum w:abstractNumId="1" w15:restartNumberingAfterBreak="0">
+  <w:abstractNum w:abstractNumId="3" w15:restartNumberingAfterBreak="0">
+    <w:nsid w:val="2E622E77"/>
+    <w:multiLevelType w:val="multilevel"/>
+    <w:tmpl w:val="5E3A49D2"/>
+    <w:styleLink w:val="Biecalista1"/>
+    <w:lvl w:ilvl="0">
+      <w:start w:val="1"/>
+      <w:numFmt w:val="bullet"/>
+      <w:lvlText w:val=""/>
+      <w:lvlJc w:val="left"/>
+      <w:pPr>
+        <w:tabs>
+          <w:tab w:val="num" w:pos="720"/>
+        </w:tabs>
+        <w:ind w:left="720" w:hanging="360"/>
+      </w:pPr>
+      <w:rPr>
+        <w:rFonts w:ascii="Symbol" w:hAnsi="Symbol" w:hint="default"/>
+        <w:sz w:val="20"/>
+      </w:rPr>
+    </w:lvl>
+    <w:lvl w:ilvl="1">
+      <w:start w:val="5"/>
+      <w:numFmt w:val="decimal"/>
+      <w:lvlText w:val="%2."/>
+      <w:lvlJc w:val="left"/>
+      <w:pPr>
+        <w:ind w:left="1440" w:hanging="360"/>
+      </w:pPr>
+      <w:rPr>
+        <w:rFonts w:hint="default"/>
+        <w:b/>
+      </w:rPr>
+    </w:lvl>
+    <w:lvl w:ilvl="2">
+      <w:start w:val="1"/>
+      <w:numFmt w:val="bullet"/>
+      <w:lvlText w:val=""/>
+      <w:lvlJc w:val="left"/>
+      <w:pPr>
+        <w:tabs>
+          <w:tab w:val="num" w:pos="2160"/>
+        </w:tabs>
+        <w:ind w:left="2160" w:hanging="360"/>
+      </w:pPr>
+      <w:rPr>
+        <w:rFonts w:ascii="Wingdings" w:hAnsi="Wingdings" w:hint="default"/>
+        <w:sz w:val="20"/>
+      </w:rPr>
+    </w:lvl>
+    <w:lvl w:ilvl="3">
+      <w:start w:val="1"/>
+      <w:numFmt w:val="bullet"/>
+      <w:lvlText w:val=""/>
+      <w:lvlJc w:val="left"/>
+      <w:pPr>
+        <w:tabs>
+          <w:tab w:val="num" w:pos="2880"/>
+        </w:tabs>
+        <w:ind w:left="2880" w:hanging="360"/>
+      </w:pPr>
+      <w:rPr>
+        <w:rFonts w:ascii="Wingdings" w:hAnsi="Wingdings" w:hint="default"/>
+        <w:sz w:val="20"/>
+      </w:rPr>
+    </w:lvl>
+    <w:lvl w:ilvl="4">
+      <w:start w:val="1"/>
+      <w:numFmt w:val="bullet"/>
+      <w:lvlText w:val=""/>
+      <w:lvlJc w:val="left"/>
+      <w:pPr>
+        <w:tabs>
+          <w:tab w:val="num" w:pos="3600"/>
+        </w:tabs>
+        <w:ind w:left="3600" w:hanging="360"/>
+      </w:pPr>
+      <w:rPr>
+        <w:rFonts w:ascii="Wingdings" w:hAnsi="Wingdings" w:hint="default"/>
+        <w:sz w:val="20"/>
+      </w:rPr>
+    </w:lvl>
+    <w:lvl w:ilvl="5">
+      <w:start w:val="1"/>
+      <w:numFmt w:val="bullet"/>
+      <w:lvlText w:val=""/>
+      <w:lvlJc w:val="left"/>
+      <w:pPr>
+        <w:tabs>
+          <w:tab w:val="num" w:pos="4320"/>
+        </w:tabs>
+        <w:ind w:left="4320" w:hanging="360"/>
+      </w:pPr>
+      <w:rPr>
+        <w:rFonts w:ascii="Wingdings" w:hAnsi="Wingdings" w:hint="default"/>
+        <w:sz w:val="20"/>
+      </w:rPr>
+    </w:lvl>
+    <w:lvl w:ilvl="6">
+      <w:start w:val="1"/>
+      <w:numFmt w:val="bullet"/>
+      <w:lvlText w:val=""/>
+      <w:lvlJc w:val="left"/>
+      <w:pPr>
+        <w:tabs>
+          <w:tab w:val="num" w:pos="5040"/>
+        </w:tabs>
+        <w:ind w:left="5040" w:hanging="360"/>
+      </w:pPr>
+      <w:rPr>
+        <w:rFonts w:ascii="Wingdings" w:hAnsi="Wingdings" w:hint="default"/>
+        <w:sz w:val="20"/>
+      </w:rPr>
+    </w:lvl>
+    <w:lvl w:ilvl="7">
+      <w:start w:val="1"/>
+      <w:numFmt w:val="bullet"/>
+      <w:lvlText w:val=""/>
+      <w:lvlJc w:val="left"/>
+      <w:pPr>
+        <w:tabs>
+          <w:tab w:val="num" w:pos="5760"/>
+        </w:tabs>
+        <w:ind w:left="5760" w:hanging="360"/>
+      </w:pPr>
+      <w:rPr>
+        <w:rFonts w:ascii="Wingdings" w:hAnsi="Wingdings" w:hint="default"/>
+        <w:sz w:val="20"/>
+      </w:rPr>
+    </w:lvl>
+    <w:lvl w:ilvl="8">
+      <w:start w:val="1"/>
+      <w:numFmt w:val="bullet"/>
+      <w:lvlText w:val=""/>
+      <w:lvlJc w:val="left"/>
+      <w:pPr>
+        <w:tabs>
+          <w:tab w:val="num" w:pos="6480"/>
+        </w:tabs>
+        <w:ind w:left="6480" w:hanging="360"/>
+      </w:pPr>
+      <w:rPr>
+        <w:rFonts w:ascii="Wingdings" w:hAnsi="Wingdings" w:hint="default"/>
+        <w:sz w:val="20"/>
+      </w:rPr>
+    </w:lvl>
+  </w:abstractNum>
+  <w:abstractNum w:abstractNumId="4" w15:restartNumberingAfterBreak="0">
     <w:nsid w:val="3F415B9E"/>
     <w:multiLevelType w:val="multilevel"/>
     <w:tmpl w:val="2D9E4F56"/>
@@ -1425,7 +1602,302 @@
       </w:pPr>
     </w:lvl>
   </w:abstractNum>
-  <w:abstractNum w:abstractNumId="2" w15:restartNumberingAfterBreak="0">
+  <w:abstractNum w:abstractNumId="5" w15:restartNumberingAfterBreak="0">
+    <w:nsid w:val="440241CC"/>
+    <w:multiLevelType w:val="multilevel"/>
+    <w:tmpl w:val="5E3A49D2"/>
+    <w:lvl w:ilvl="0">
+      <w:start w:val="1"/>
+      <w:numFmt w:val="bullet"/>
+      <w:lvlText w:val=""/>
+      <w:lvlJc w:val="left"/>
+      <w:pPr>
+        <w:tabs>
+          <w:tab w:val="num" w:pos="720"/>
+        </w:tabs>
+        <w:ind w:left="720" w:hanging="360"/>
+      </w:pPr>
+      <w:rPr>
+        <w:rFonts w:ascii="Symbol" w:hAnsi="Symbol" w:hint="default"/>
+        <w:sz w:val="20"/>
+      </w:rPr>
+    </w:lvl>
+    <w:lvl w:ilvl="1">
+      <w:start w:val="5"/>
+      <w:numFmt w:val="decimal"/>
+      <w:lvlText w:val="%2."/>
+      <w:lvlJc w:val="left"/>
+      <w:pPr>
+        <w:ind w:left="1440" w:hanging="360"/>
+      </w:pPr>
+      <w:rPr>
+        <w:rFonts w:hint="default"/>
+        <w:b/>
+      </w:rPr>
+    </w:lvl>
+    <w:lvl w:ilvl="2" w:tentative="1">
+      <w:start w:val="1"/>
+      <w:numFmt w:val="bullet"/>
+      <w:lvlText w:val=""/>
+      <w:lvlJc w:val="left"/>
+      <w:pPr>
+        <w:tabs>
+          <w:tab w:val="num" w:pos="2160"/>
+        </w:tabs>
+        <w:ind w:left="2160" w:hanging="360"/>
+      </w:pPr>
+      <w:rPr>
+        <w:rFonts w:ascii="Wingdings" w:hAnsi="Wingdings" w:hint="default"/>
+        <w:sz w:val="20"/>
+      </w:rPr>
+    </w:lvl>
+    <w:lvl w:ilvl="3" w:tentative="1">
+      <w:start w:val="1"/>
+      <w:numFmt w:val="bullet"/>
+      <w:lvlText w:val=""/>
+      <w:lvlJc w:val="left"/>
+      <w:pPr>
+        <w:tabs>
+          <w:tab w:val="num" w:pos="2880"/>
+        </w:tabs>
+        <w:ind w:left="2880" w:hanging="360"/>
+      </w:pPr>
+      <w:rPr>
+        <w:rFonts w:ascii="Wingdings" w:hAnsi="Wingdings" w:hint="default"/>
+        <w:sz w:val="20"/>
+      </w:rPr>
+    </w:lvl>
+    <w:lvl w:ilvl="4" w:tentative="1">
+      <w:start w:val="1"/>
+      <w:numFmt w:val="bullet"/>
+      <w:lvlText w:val=""/>
+      <w:lvlJc w:val="left"/>
+      <w:pPr>
+        <w:tabs>
+          <w:tab w:val="num" w:pos="3600"/>
+        </w:tabs>
+        <w:ind w:left="3600" w:hanging="360"/>
+      </w:pPr>
+      <w:rPr>
+        <w:rFonts w:ascii="Wingdings" w:hAnsi="Wingdings" w:hint="default"/>
+        <w:sz w:val="20"/>
+      </w:rPr>
+    </w:lvl>
+    <w:lvl w:ilvl="5" w:tentative="1">
+      <w:start w:val="1"/>
+      <w:numFmt w:val="bullet"/>
+      <w:lvlText w:val=""/>
+      <w:lvlJc w:val="left"/>
+      <w:pPr>
+        <w:tabs>
+          <w:tab w:val="num" w:pos="4320"/>
+        </w:tabs>
+        <w:ind w:left="4320" w:hanging="360"/>
+      </w:pPr>
+      <w:rPr>
+        <w:rFonts w:ascii="Wingdings" w:hAnsi="Wingdings" w:hint="default"/>
+        <w:sz w:val="20"/>
+      </w:rPr>
+    </w:lvl>
+    <w:lvl w:ilvl="6" w:tentative="1">
+      <w:start w:val="1"/>
+      <w:numFmt w:val="bullet"/>
+      <w:lvlText w:val=""/>
+      <w:lvlJc w:val="left"/>
+      <w:pPr>
+        <w:tabs>
+          <w:tab w:val="num" w:pos="5040"/>
+        </w:tabs>
+        <w:ind w:left="5040" w:hanging="360"/>
+      </w:pPr>
+      <w:rPr>
+        <w:rFonts w:ascii="Wingdings" w:hAnsi="Wingdings" w:hint="default"/>
+        <w:sz w:val="20"/>
+      </w:rPr>
+    </w:lvl>
+    <w:lvl w:ilvl="7" w:tentative="1">
+      <w:start w:val="1"/>
+      <w:numFmt w:val="bullet"/>
+      <w:lvlText w:val=""/>
+      <w:lvlJc w:val="left"/>
+      <w:pPr>
+        <w:tabs>
+          <w:tab w:val="num" w:pos="5760"/>
+        </w:tabs>
+        <w:ind w:left="5760" w:hanging="360"/>
+      </w:pPr>
+      <w:rPr>
+        <w:rFonts w:ascii="Wingdings" w:hAnsi="Wingdings" w:hint="default"/>
+        <w:sz w:val="20"/>
+      </w:rPr>
+    </w:lvl>
+    <w:lvl w:ilvl="8" w:tentative="1">
+      <w:start w:val="1"/>
+      <w:numFmt w:val="bullet"/>
+      <w:lvlText w:val=""/>
+      <w:lvlJc w:val="left"/>
+      <w:pPr>
+        <w:tabs>
+          <w:tab w:val="num" w:pos="6480"/>
+        </w:tabs>
+        <w:ind w:left="6480" w:hanging="360"/>
+      </w:pPr>
+      <w:rPr>
+        <w:rFonts w:ascii="Wingdings" w:hAnsi="Wingdings" w:hint="default"/>
+        <w:sz w:val="20"/>
+      </w:rPr>
+    </w:lvl>
+  </w:abstractNum>
+  <w:abstractNum w:abstractNumId="6" w15:restartNumberingAfterBreak="0">
+    <w:nsid w:val="4631097F"/>
+    <w:multiLevelType w:val="multilevel"/>
+    <w:tmpl w:val="1FF670A4"/>
+    <w:lvl w:ilvl="0">
+      <w:start w:val="1"/>
+      <w:numFmt w:val="bullet"/>
+      <w:lvlText w:val=""/>
+      <w:lvlJc w:val="left"/>
+      <w:pPr>
+        <w:tabs>
+          <w:tab w:val="num" w:pos="720"/>
+        </w:tabs>
+        <w:ind w:left="720" w:hanging="360"/>
+      </w:pPr>
+      <w:rPr>
+        <w:rFonts w:ascii="Symbol" w:hAnsi="Symbol" w:hint="default"/>
+        <w:sz w:val="20"/>
+      </w:rPr>
+    </w:lvl>
+    <w:lvl w:ilvl="1" w:tentative="1">
+      <w:start w:val="1"/>
+      <w:numFmt w:val="bullet"/>
+      <w:lvlText w:val="o"/>
+      <w:lvlJc w:val="left"/>
+      <w:pPr>
+        <w:tabs>
+          <w:tab w:val="num" w:pos="1440"/>
+        </w:tabs>
+        <w:ind w:left="1440" w:hanging="360"/>
+      </w:pPr>
+      <w:rPr>
+        <w:rFonts w:ascii="Courier New" w:hAnsi="Courier New" w:hint="default"/>
+        <w:sz w:val="20"/>
+      </w:rPr>
+    </w:lvl>
+    <w:lvl w:ilvl="2" w:tentative="1">
+      <w:start w:val="1"/>
+      <w:numFmt w:val="bullet"/>
+      <w:lvlText w:val=""/>
+      <w:lvlJc w:val="left"/>
+      <w:pPr>
+        <w:tabs>
+          <w:tab w:val="num" w:pos="2160"/>
+        </w:tabs>
+        <w:ind w:left="2160" w:hanging="360"/>
+      </w:pPr>
+      <w:rPr>
+        <w:rFonts w:ascii="Wingdings" w:hAnsi="Wingdings" w:hint="default"/>
+        <w:sz w:val="20"/>
+      </w:rPr>
+    </w:lvl>
+    <w:lvl w:ilvl="3" w:tentative="1">
+      <w:start w:val="1"/>
+      <w:numFmt w:val="bullet"/>
+      <w:lvlText w:val=""/>
+      <w:lvlJc w:val="left"/>
+      <w:pPr>
+        <w:tabs>
+          <w:tab w:val="num" w:pos="2880"/>
+        </w:tabs>
+        <w:ind w:left="2880" w:hanging="360"/>
+      </w:pPr>
+      <w:rPr>
+        <w:rFonts w:ascii="Wingdings" w:hAnsi="Wingdings" w:hint="default"/>
+        <w:sz w:val="20"/>
+      </w:rPr>
+    </w:lvl>
+    <w:lvl w:ilvl="4" w:tentative="1">
+      <w:start w:val="1"/>
+      <w:numFmt w:val="bullet"/>
+      <w:lvlText w:val=""/>
+      <w:lvlJc w:val="left"/>
+      <w:pPr>
+        <w:tabs>
+          <w:tab w:val="num" w:pos="3600"/>
+        </w:tabs>
+        <w:ind w:left="3600" w:hanging="360"/>
+      </w:pPr>
+      <w:rPr>
+        <w:rFonts w:ascii="Wingdings" w:hAnsi="Wingdings" w:hint="default"/>
+        <w:sz w:val="20"/>
+      </w:rPr>
+    </w:lvl>
+    <w:lvl w:ilvl="5" w:tentative="1">
+      <w:start w:val="1"/>
+      <w:numFmt w:val="bullet"/>
+      <w:lvlText w:val=""/>
+      <w:lvlJc w:val="left"/>
+      <w:pPr>
+        <w:tabs>
+          <w:tab w:val="num" w:pos="4320"/>
+        </w:tabs>
+        <w:ind w:left="4320" w:hanging="360"/>
+      </w:pPr>
+      <w:rPr>
+        <w:rFonts w:ascii="Wingdings" w:hAnsi="Wingdings" w:hint="default"/>
+        <w:sz w:val="20"/>
+      </w:rPr>
+    </w:lvl>
+    <w:lvl w:ilvl="6" w:tentative="1">
+      <w:start w:val="1"/>
+      <w:numFmt w:val="bullet"/>
+      <w:lvlText w:val=""/>
+      <w:lvlJc w:val="left"/>
+      <w:pPr>
+        <w:tabs>
+          <w:tab w:val="num" w:pos="5040"/>
+        </w:tabs>
+        <w:ind w:left="5040" w:hanging="360"/>
+      </w:pPr>
+      <w:rPr>
+        <w:rFonts w:ascii="Wingdings" w:hAnsi="Wingdings" w:hint="default"/>
+        <w:sz w:val="20"/>
+      </w:rPr>
+    </w:lvl>
+    <w:lvl w:ilvl="7" w:tentative="1">
+      <w:start w:val="1"/>
+      <w:numFmt w:val="bullet"/>
+      <w:lvlText w:val=""/>
+      <w:lvlJc w:val="left"/>
+      <w:pPr>
+        <w:tabs>
+          <w:tab w:val="num" w:pos="5760"/>
+        </w:tabs>
+        <w:ind w:left="5760" w:hanging="360"/>
+      </w:pPr>
+      <w:rPr>
+        <w:rFonts w:ascii="Wingdings" w:hAnsi="Wingdings" w:hint="default"/>
+        <w:sz w:val="20"/>
+      </w:rPr>
+    </w:lvl>
+    <w:lvl w:ilvl="8" w:tentative="1">
+      <w:start w:val="1"/>
+      <w:numFmt w:val="bullet"/>
+      <w:lvlText w:val=""/>
+      <w:lvlJc w:val="left"/>
+      <w:pPr>
+        <w:tabs>
+          <w:tab w:val="num" w:pos="6480"/>
+        </w:tabs>
+        <w:ind w:left="6480" w:hanging="360"/>
+      </w:pPr>
+      <w:rPr>
+        <w:rFonts w:ascii="Wingdings" w:hAnsi="Wingdings" w:hint="default"/>
+        <w:sz w:val="20"/>
+      </w:rPr>
+    </w:lvl>
+  </w:abstractNum>
+  <w:abstractNum w:abstractNumId="7" w15:restartNumberingAfterBreak="0">
     <w:nsid w:val="4799018E"/>
     <w:multiLevelType w:val="multilevel"/>
     <w:tmpl w:val="BB3439EC"/>
@@ -1574,7 +2046,156 @@
       </w:rPr>
     </w:lvl>
   </w:abstractNum>
-  <w:abstractNum w:abstractNumId="3" w15:restartNumberingAfterBreak="0">
+  <w:abstractNum w:abstractNumId="8" w15:restartNumberingAfterBreak="0">
+    <w:nsid w:val="4E12558F"/>
+    <w:multiLevelType w:val="multilevel"/>
+    <w:tmpl w:val="17C0760C"/>
+    <w:lvl w:ilvl="0">
+      <w:start w:val="1"/>
+      <w:numFmt w:val="bullet"/>
+      <w:lvlText w:val=""/>
+      <w:lvlJc w:val="left"/>
+      <w:pPr>
+        <w:tabs>
+          <w:tab w:val="num" w:pos="720"/>
+        </w:tabs>
+        <w:ind w:left="720" w:hanging="360"/>
+      </w:pPr>
+      <w:rPr>
+        <w:rFonts w:ascii="Symbol" w:hAnsi="Symbol" w:hint="default"/>
+        <w:sz w:val="20"/>
+      </w:rPr>
+    </w:lvl>
+    <w:lvl w:ilvl="1" w:tentative="1">
+      <w:start w:val="1"/>
+      <w:numFmt w:val="bullet"/>
+      <w:lvlText w:val="o"/>
+      <w:lvlJc w:val="left"/>
+      <w:pPr>
+        <w:tabs>
+          <w:tab w:val="num" w:pos="1440"/>
+        </w:tabs>
+        <w:ind w:left="1440" w:hanging="360"/>
+      </w:pPr>
+      <w:rPr>
+        <w:rFonts w:ascii="Courier New" w:hAnsi="Courier New" w:hint="default"/>
+        <w:sz w:val="20"/>
+      </w:rPr>
+    </w:lvl>
+    <w:lvl w:ilvl="2" w:tentative="1">
+      <w:start w:val="1"/>
+      <w:numFmt w:val="bullet"/>
+      <w:lvlText w:val=""/>
+      <w:lvlJc w:val="left"/>
+      <w:pPr>
+        <w:tabs>
+          <w:tab w:val="num" w:pos="2160"/>
+        </w:tabs>
+        <w:ind w:left="2160" w:hanging="360"/>
+      </w:pPr>
+      <w:rPr>
+        <w:rFonts w:ascii="Wingdings" w:hAnsi="Wingdings" w:hint="default"/>
+        <w:sz w:val="20"/>
+      </w:rPr>
+    </w:lvl>
+    <w:lvl w:ilvl="3" w:tentative="1">
+      <w:start w:val="1"/>
+      <w:numFmt w:val="bullet"/>
+      <w:lvlText w:val=""/>
+      <w:lvlJc w:val="left"/>
+      <w:pPr>
+        <w:tabs>
+          <w:tab w:val="num" w:pos="2880"/>
+        </w:tabs>
+        <w:ind w:left="2880" w:hanging="360"/>
+      </w:pPr>
+      <w:rPr>
+        <w:rFonts w:ascii="Wingdings" w:hAnsi="Wingdings" w:hint="default"/>
+        <w:sz w:val="20"/>
+      </w:rPr>
+    </w:lvl>
+    <w:lvl w:ilvl="4" w:tentative="1">
+      <w:start w:val="1"/>
+      <w:numFmt w:val="bullet"/>
+      <w:lvlText w:val=""/>
+      <w:lvlJc w:val="left"/>
+      <w:pPr>
+        <w:tabs>
+          <w:tab w:val="num" w:pos="3600"/>
+        </w:tabs>
+        <w:ind w:left="3600" w:hanging="360"/>
+      </w:pPr>
+      <w:rPr>
+        <w:rFonts w:ascii="Wingdings" w:hAnsi="Wingdings" w:hint="default"/>
+        <w:sz w:val="20"/>
+      </w:rPr>
+    </w:lvl>
+    <w:lvl w:ilvl="5" w:tentative="1">
+      <w:start w:val="1"/>
+      <w:numFmt w:val="bullet"/>
+      <w:lvlText w:val=""/>
+      <w:lvlJc w:val="left"/>
+      <w:pPr>
+        <w:tabs>
+          <w:tab w:val="num" w:pos="4320"/>
+        </w:tabs>
+        <w:ind w:left="4320" w:hanging="360"/>
+      </w:pPr>
+      <w:rPr>
+        <w:rFonts w:ascii="Wingdings" w:hAnsi="Wingdings" w:hint="default"/>
+        <w:sz w:val="20"/>
+      </w:rPr>
+    </w:lvl>
+    <w:lvl w:ilvl="6" w:tentative="1">
+      <w:start w:val="1"/>
+      <w:numFmt w:val="bullet"/>
+      <w:lvlText w:val=""/>
+      <w:lvlJc w:val="left"/>
+      <w:pPr>
+        <w:tabs>
+          <w:tab w:val="num" w:pos="5040"/>
+        </w:tabs>
+        <w:ind w:left="5040" w:hanging="360"/>
+      </w:pPr>
+      <w:rPr>
+        <w:rFonts w:ascii="Wingdings" w:hAnsi="Wingdings" w:hint="default"/>
+        <w:sz w:val="20"/>
+      </w:rPr>
+    </w:lvl>
+    <w:lvl w:ilvl="7" w:tentative="1">
+      <w:start w:val="1"/>
+      <w:numFmt w:val="bullet"/>
+      <w:lvlText w:val=""/>
+      <w:lvlJc w:val="left"/>
+      <w:pPr>
+        <w:tabs>
+          <w:tab w:val="num" w:pos="5760"/>
+        </w:tabs>
+        <w:ind w:left="5760" w:hanging="360"/>
+      </w:pPr>
+      <w:rPr>
+        <w:rFonts w:ascii="Wingdings" w:hAnsi="Wingdings" w:hint="default"/>
+        <w:sz w:val="20"/>
+      </w:rPr>
+    </w:lvl>
+    <w:lvl w:ilvl="8" w:tentative="1">
+      <w:start w:val="1"/>
+      <w:numFmt w:val="bullet"/>
+      <w:lvlText w:val=""/>
+      <w:lvlJc w:val="left"/>
+      <w:pPr>
+        <w:tabs>
+          <w:tab w:val="num" w:pos="6480"/>
+        </w:tabs>
+        <w:ind w:left="6480" w:hanging="360"/>
+      </w:pPr>
+      <w:rPr>
+        <w:rFonts w:ascii="Wingdings" w:hAnsi="Wingdings" w:hint="default"/>
+        <w:sz w:val="20"/>
+      </w:rPr>
+    </w:lvl>
+  </w:abstractNum>
+  <w:abstractNum w:abstractNumId="9" w15:restartNumberingAfterBreak="0">
     <w:nsid w:val="4FFE0FCB"/>
     <w:multiLevelType w:val="multilevel"/>
     <w:tmpl w:val="4316F1A2"/>
@@ -1723,7 +2344,7 @@
       </w:rPr>
     </w:lvl>
   </w:abstractNum>
-  <w:abstractNum w:abstractNumId="4" w15:restartNumberingAfterBreak="0">
+  <w:abstractNum w:abstractNumId="10" w15:restartNumberingAfterBreak="0">
     <w:nsid w:val="5A5E161A"/>
     <w:multiLevelType w:val="multilevel"/>
     <w:tmpl w:val="0C461ECE"/>
@@ -1872,7 +2493,7 @@
       </w:rPr>
     </w:lvl>
   </w:abstractNum>
-  <w:abstractNum w:abstractNumId="5" w15:restartNumberingAfterBreak="0">
+  <w:abstractNum w:abstractNumId="11" w15:restartNumberingAfterBreak="0">
     <w:nsid w:val="613C13AD"/>
     <w:multiLevelType w:val="multilevel"/>
     <w:tmpl w:val="1EBA0CCE"/>
@@ -1985,7 +2606,7 @@
       </w:pPr>
     </w:lvl>
   </w:abstractNum>
-  <w:abstractNum w:abstractNumId="6" w15:restartNumberingAfterBreak="0">
+  <w:abstractNum w:abstractNumId="12" w15:restartNumberingAfterBreak="0">
     <w:nsid w:val="65D57A12"/>
     <w:multiLevelType w:val="multilevel"/>
     <w:tmpl w:val="C1D8F9F0"/>
@@ -2134,7 +2755,7 @@
       </w:rPr>
     </w:lvl>
   </w:abstractNum>
-  <w:abstractNum w:abstractNumId="7" w15:restartNumberingAfterBreak="0">
+  <w:abstractNum w:abstractNumId="13" w15:restartNumberingAfterBreak="0">
     <w:nsid w:val="694D0E5D"/>
     <w:multiLevelType w:val="multilevel"/>
     <w:tmpl w:val="7BB06CE8"/>
@@ -2283,7 +2904,7 @@
       </w:rPr>
     </w:lvl>
   </w:abstractNum>
-  <w:abstractNum w:abstractNumId="8" w15:restartNumberingAfterBreak="0">
+  <w:abstractNum w:abstractNumId="14" w15:restartNumberingAfterBreak="0">
     <w:nsid w:val="6A5B69AC"/>
     <w:multiLevelType w:val="multilevel"/>
     <w:tmpl w:val="5ADAEB5A"/>
@@ -2396,7 +3017,124 @@
       </w:pPr>
     </w:lvl>
   </w:abstractNum>
-  <w:abstractNum w:abstractNumId="9" w15:restartNumberingAfterBreak="0">
+  <w:abstractNum w:abstractNumId="15" w15:restartNumberingAfterBreak="0">
+    <w:nsid w:val="6CA67706"/>
+    <w:multiLevelType w:val="multilevel"/>
+    <w:tmpl w:val="CBB6ADBA"/>
+    <w:lvl w:ilvl="0">
+      <w:start w:val="1"/>
+      <w:numFmt w:val="decimal"/>
+      <w:lvlText w:val="%1."/>
+      <w:lvlJc w:val="left"/>
+      <w:pPr>
+        <w:tabs>
+          <w:tab w:val="num" w:pos="720"/>
+        </w:tabs>
+        <w:ind w:left="720" w:hanging="360"/>
+      </w:pPr>
+    </w:lvl>
+    <w:lvl w:ilvl="1">
+      <w:start w:val="1"/>
+      <w:numFmt w:val="bullet"/>
+      <w:lvlText w:val="o"/>
+      <w:lvlJc w:val="left"/>
+      <w:pPr>
+        <w:tabs>
+          <w:tab w:val="num" w:pos="1440"/>
+        </w:tabs>
+        <w:ind w:left="1440" w:hanging="360"/>
+      </w:pPr>
+      <w:rPr>
+        <w:rFonts w:ascii="Courier New" w:hAnsi="Courier New" w:hint="default"/>
+        <w:sz w:val="20"/>
+      </w:rPr>
+    </w:lvl>
+    <w:lvl w:ilvl="2" w:tentative="1">
+      <w:start w:val="1"/>
+      <w:numFmt w:val="decimal"/>
+      <w:lvlText w:val="%3."/>
+      <w:lvlJc w:val="left"/>
+      <w:pPr>
+        <w:tabs>
+          <w:tab w:val="num" w:pos="2160"/>
+        </w:tabs>
+        <w:ind w:left="2160" w:hanging="360"/>
+      </w:pPr>
+    </w:lvl>
+    <w:lvl w:ilvl="3" w:tentative="1">
+      <w:start w:val="1"/>
+      <w:numFmt w:val="decimal"/>
+      <w:lvlText w:val="%4."/>
+      <w:lvlJc w:val="left"/>
+      <w:pPr>
+        <w:tabs>
+          <w:tab w:val="num" w:pos="2880"/>
+        </w:tabs>
+        <w:ind w:left="2880" w:hanging="360"/>
+      </w:pPr>
+    </w:lvl>
+    <w:lvl w:ilvl="4" w:tentative="1">
+      <w:start w:val="1"/>
+      <w:numFmt w:val="decimal"/>
+      <w:lvlText w:val="%5."/>
+      <w:lvlJc w:val="left"/>
+      <w:pPr>
+        <w:tabs>
+          <w:tab w:val="num" w:pos="3600"/>
+        </w:tabs>
+        <w:ind w:left="3600" w:hanging="360"/>
+      </w:pPr>
+    </w:lvl>
+    <w:lvl w:ilvl="5" w:tentative="1">
+      <w:start w:val="1"/>
+      <w:numFmt w:val="decimal"/>
+      <w:lvlText w:val="%6."/>
+      <w:lvlJc w:val="left"/>
+      <w:pPr>
+        <w:tabs>
+          <w:tab w:val="num" w:pos="4320"/>
+        </w:tabs>
+        <w:ind w:left="4320" w:hanging="360"/>
+      </w:pPr>
+    </w:lvl>
+    <w:lvl w:ilvl="6" w:tentative="1">
+      <w:start w:val="1"/>
+      <w:numFmt w:val="decimal"/>
+      <w:lvlText w:val="%7."/>
+      <w:lvlJc w:val="left"/>
+      <w:pPr>
+        <w:tabs>
+          <w:tab w:val="num" w:pos="5040"/>
+        </w:tabs>
+        <w:ind w:left="5040" w:hanging="360"/>
+      </w:pPr>
+    </w:lvl>
+    <w:lvl w:ilvl="7" w:tentative="1">
+      <w:start w:val="1"/>
+      <w:numFmt w:val="decimal"/>
+      <w:lvlText w:val="%8."/>
+      <w:lvlJc w:val="left"/>
+      <w:pPr>
+        <w:tabs>
+          <w:tab w:val="num" w:pos="5760"/>
+        </w:tabs>
+        <w:ind w:left="5760" w:hanging="360"/>
+      </w:pPr>
+    </w:lvl>
+    <w:lvl w:ilvl="8" w:tentative="1">
+      <w:start w:val="1"/>
+      <w:numFmt w:val="decimal"/>
+      <w:lvlText w:val="%9."/>
+      <w:lvlJc w:val="left"/>
+      <w:pPr>
+        <w:tabs>
+          <w:tab w:val="num" w:pos="6480"/>
+        </w:tabs>
+        <w:ind w:left="6480" w:hanging="360"/>
+      </w:pPr>
+    </w:lvl>
+  </w:abstractNum>
+  <w:abstractNum w:abstractNumId="16" w15:restartNumberingAfterBreak="0">
     <w:nsid w:val="6FBF4A6A"/>
     <w:multiLevelType w:val="multilevel"/>
     <w:tmpl w:val="FA8208D4"/>
@@ -2545,7 +3283,7 @@
       </w:rPr>
     </w:lvl>
   </w:abstractNum>
-  <w:abstractNum w:abstractNumId="10" w15:restartNumberingAfterBreak="0">
+  <w:abstractNum w:abstractNumId="17" w15:restartNumberingAfterBreak="0">
     <w:nsid w:val="78BD454C"/>
     <w:multiLevelType w:val="multilevel"/>
     <w:tmpl w:val="7640E73A"/>
@@ -2695,37 +3433,58 @@
     </w:lvl>
   </w:abstractNum>
   <w:num w:numId="1" w16cid:durableId="1231770881">
+    <w:abstractNumId w:val="7"/>
+  </w:num>
+  <w:num w:numId="2" w16cid:durableId="78334872">
+    <w:abstractNumId w:val="4"/>
+  </w:num>
+  <w:num w:numId="3" w16cid:durableId="422386507">
+    <w:abstractNumId w:val="10"/>
+  </w:num>
+  <w:num w:numId="4" w16cid:durableId="842165350">
+    <w:abstractNumId w:val="13"/>
+  </w:num>
+  <w:num w:numId="5" w16cid:durableId="845091727">
+    <w:abstractNumId w:val="9"/>
+  </w:num>
+  <w:num w:numId="6" w16cid:durableId="2061663888">
+    <w:abstractNumId w:val="12"/>
+  </w:num>
+  <w:num w:numId="7" w16cid:durableId="2126075687">
+    <w:abstractNumId w:val="16"/>
+  </w:num>
+  <w:num w:numId="8" w16cid:durableId="1423066169">
     <w:abstractNumId w:val="2"/>
   </w:num>
-  <w:num w:numId="2" w16cid:durableId="78334872">
+  <w:num w:numId="9" w16cid:durableId="333798943">
+    <w:abstractNumId w:val="17"/>
+  </w:num>
+  <w:num w:numId="10" w16cid:durableId="1193492818">
+    <w:abstractNumId w:val="14"/>
+  </w:num>
+  <w:num w:numId="11" w16cid:durableId="1417361584">
+    <w:abstractNumId w:val="11"/>
+  </w:num>
+  <w:num w:numId="12" w16cid:durableId="1878200964">
+    <w:abstractNumId w:val="5"/>
+  </w:num>
+  <w:num w:numId="13" w16cid:durableId="1066605951">
+    <w:abstractNumId w:val="3"/>
+  </w:num>
+  <w:num w:numId="14" w16cid:durableId="27533517">
+    <w:abstractNumId w:val="0"/>
+  </w:num>
+  <w:num w:numId="15" w16cid:durableId="1069230635">
     <w:abstractNumId w:val="1"/>
   </w:num>
-  <w:num w:numId="3" w16cid:durableId="422386507">
-    <w:abstractNumId w:val="4"/>
+  <w:num w:numId="16" w16cid:durableId="550383687">
+    <w:abstractNumId w:val="15"/>
   </w:num>
-  <w:num w:numId="4" w16cid:durableId="842165350">
-    <w:abstractNumId w:val="7"/>
-  </w:num>
-  <w:num w:numId="5" w16cid:durableId="845091727">
-    <w:abstractNumId w:val="3"/>
-  </w:num>
-  <w:num w:numId="6" w16cid:durableId="2061663888">
-    <w:abstractNumId w:val="6"/>
-  </w:num>
-  <w:num w:numId="7" w16cid:durableId="2126075687">
-    <w:abstractNumId w:val="9"/>
-  </w:num>
-  <w:num w:numId="8" w16cid:durableId="1423066169">
-    <w:abstractNumId w:val="0"/>
-  </w:num>
-  <w:num w:numId="9" w16cid:durableId="333798943">
-    <w:abstractNumId w:val="10"/>
-  </w:num>
-  <w:num w:numId="10" w16cid:durableId="1193492818">
+  <w:num w:numId="17" w16cid:durableId="349768902">
     <w:abstractNumId w:val="8"/>
   </w:num>
-  <w:num w:numId="11" w16cid:durableId="1417361584">
-    <w:abstractNumId w:val="5"/>
+  <w:num w:numId="18" w16cid:durableId="1944026886">
+    <w:abstractNumId w:val="6"/>
   </w:num>
 </w:numbering>
 </file>
@@ -3646,6 +4405,16 @@
       <w:spacing w:val="5"/>
     </w:rPr>
   </w:style>
+  <w:style w:type="numbering" w:customStyle="1" w:styleId="Biecalista1">
+    <w:name w:val="Bieżąca lista1"/>
+    <w:uiPriority w:val="99"/>
+    <w:rsid w:val="00471CE5"/>
+    <w:pPr>
+      <w:numPr>
+        <w:numId w:val="13"/>
+      </w:numPr>
+    </w:pPr>
+  </w:style>
 </w:styles>
 </file>
 
